--- a/pm-system/docs/STEP_BY_STEP_GUIDE.docx
+++ b/pm-system/docs/STEP_BY_STEP_GUIDE.docx
@@ -262,7 +262,7 @@
           <w:sz w:val="17"/>
           <w:szCs w:val="17"/>
         </w:rPr>
-        <w:t xml:space="preserve">        │     16 lists holding every PM record             │</w:t>
+        <w:t xml:space="preserve">        │     14 lists holding every PM record             │</w:t>
       </w:r>
     </w:p>
     <w:p>
@@ -470,7 +470,7 @@
           <w:sz w:val="17"/>
           <w:szCs w:val="17"/>
         </w:rPr>
-        <w:t xml:space="preserve">                           │ 4. POWER AUTOMATE — 11 flows      │</w:t>
+        <w:t xml:space="preserve">                           │ 4. POWER AUTOMATE —  9 flows      │</w:t>
       </w:r>
     </w:p>
     <w:p>
@@ -761,7 +761,7 @@
                 <w:sz w:val="19"/>
                 <w:szCs w:val="19"/>
               </w:rPr>
-              <w:t xml:space="preserve">The system creates 16 lists — do not use an existing site</w:t>
+              <w:t xml:space="preserve">The system creates 14 lists — do not use an existing site</w:t>
             </w:r>
           </w:p>
         </w:tc>
@@ -886,7 +886,7 @@
                 <w:sz w:val="19"/>
                 <w:szCs w:val="19"/>
               </w:rPr>
-              <w:t xml:space="preserve">All 11 flows and 5 forms are built under it. </w:t>
+              <w:t xml:space="preserve">All 9 flows and 5 forms are built under it. </w:t>
             </w:r>
             <w:r>
               <w:rPr>
@@ -1144,7 +1144,7 @@
           <w:sz w:val="21"/>
           <w:szCs w:val="21"/>
         </w:rPr>
-        <w:t xml:space="preserve"> — this is the tool that creates the SharePoint lists for you, so you do not have to click through 224 columns by hand.</w:t>
+        <w:t xml:space="preserve"> — this is the tool that creates the SharePoint lists for you, so you do not have to click through 138 columns by hand.</w:t>
       </w:r>
     </w:p>
     <w:p>
@@ -1898,7 +1898,7 @@
           <w:sz w:val="21"/>
           <w:szCs w:val="21"/>
         </w:rPr>
-        <w:t xml:space="preserve">2,822</w:t>
+        <w:t xml:space="preserve">2,422</w:t>
       </w:r>
       <w:r>
         <w:rPr>
@@ -1968,7 +1968,7 @@
           <w:sz w:val="21"/>
           <w:szCs w:val="21"/>
         </w:rPr>
-        <w:t xml:space="preserve"> creating the 16 lists, all 224 columns, and the views the technicians will actually use. The script does it; you just run it.</w:t>
+        <w:t xml:space="preserve"> creating the 14 lists, all 138 columns, and the views the technicians will actually use. The script does it; you just run it.</w:t>
       </w:r>
     </w:p>
     <w:p>
@@ -2214,7 +2214,7 @@
           <w:sz w:val="21"/>
           <w:szCs w:val="21"/>
         </w:rPr>
-        <w:t xml:space="preserve">16 lists, 224 columns, 5 libraries</w:t>
+        <w:t xml:space="preserve">14 lists, 138 columns, 5 libraries</w:t>
       </w:r>
       <w:r>
         <w:rPr>
@@ -2405,7 +2405,7 @@
           <w:sz w:val="21"/>
           <w:szCs w:val="21"/>
         </w:rPr>
-        <w:t xml:space="preserve"> at the end, and you can see 16 lists on the site.</w:t>
+        <w:t xml:space="preserve"> at the end, and you can see 14 lists on the site.</w:t>
       </w:r>
     </w:p>
     <w:p>
@@ -2726,7 +2726,7 @@
           <w:sz w:val="21"/>
           <w:szCs w:val="21"/>
         </w:rPr>
-        <w:t xml:space="preserve"> putting the 2,822 rows into the lists you just made.</w:t>
+        <w:t xml:space="preserve"> putting the 2,422 rows into the lists you just made.</w:t>
       </w:r>
     </w:p>
     <w:p>
@@ -2821,7 +2821,7 @@
           <w:szCs w:val="19"/>
           <w:shd w:fill="F4F6F7" w:val="clear"/>
         </w:rPr>
-        <w:t xml:space="preserve">Rows loaded : 2822</w:t>
+        <w:t xml:space="preserve">Rows loaded : 2422</w:t>
       </w:r>
       <w:r>
         <w:rPr>
@@ -2963,7 +2963,7 @@
           <w:sz w:val="17"/>
           <w:szCs w:val="17"/>
         </w:rPr>
-        <w:t xml:space="preserve">Checklist_Master        51      Scan_Log               336</w:t>
+        <w:t xml:space="preserve">Checklist_Master        51      Breakdown_Log           88</w:t>
       </w:r>
     </w:p>
     <w:p>
@@ -2979,7 +2979,7 @@
           <w:sz w:val="17"/>
           <w:szCs w:val="17"/>
         </w:rPr>
-        <w:t xml:space="preserve">Machine_Master          30      Breakdown_Log           88</w:t>
+        <w:t xml:space="preserve">Machine_Master          30      Spare_Replaced          58</w:t>
       </w:r>
     </w:p>
     <w:p>
@@ -2995,7 +2995,7 @@
           <w:sz w:val="17"/>
           <w:szCs w:val="17"/>
         </w:rPr>
-        <w:t xml:space="preserve">Plant_Calendar         730      Spare_Request           64</w:t>
+        <w:t xml:space="preserve">Plant_Calendar         730      Abnormality_Log         44</w:t>
       </w:r>
     </w:p>
     <w:p>
@@ -3011,7 +3011,7 @@
           <w:sz w:val="17"/>
           <w:szCs w:val="17"/>
         </w:rPr>
-        <w:t xml:space="preserve">StdHours_Monthly        96      Spare_Replaced          58</w:t>
+        <w:t xml:space="preserve">StdHours_Monthly        96      PM_Plan_Calendar        55</w:t>
       </w:r>
     </w:p>
     <w:p>
@@ -3027,7 +3027,7 @@
           <w:sz w:val="17"/>
           <w:szCs w:val="17"/>
         </w:rPr>
-        <w:t xml:space="preserve">                                Abnormality_Log         44</w:t>
+        <w:t xml:space="preserve"> </w:t>
       </w:r>
     </w:p>
     <w:p>
@@ -3043,7 +3043,7 @@
           <w:sz w:val="17"/>
           <w:szCs w:val="17"/>
         </w:rPr>
-        <w:t xml:space="preserve">                                PM_Plan_Calendar        55</w:t>
+        <w:t xml:space="preserve">                                 2,422 rows in total</w:t>
       </w:r>
     </w:p>
     <w:p>
@@ -3439,107 +3439,583 @@
           <w:sz w:val="21"/>
           <w:szCs w:val="21"/>
         </w:rPr>
-        <w:t xml:space="preserve">The five forms: </w:t>
-      </w:r>
-      <w:r>
-        <w:rPr>
-          <w:rFonts w:ascii="Calibri" w:cs="Calibri" w:eastAsia="Calibri" w:hAnsi="Calibri"/>
-          <w:b/>
-          <w:bCs/>
-          <w:color w:val="1F2933"/>
-          <w:sz w:val="21"/>
-          <w:szCs w:val="21"/>
-        </w:rPr>
-        <w:t xml:space="preserve">PM Start</w:t>
-      </w:r>
-      <w:r>
-        <w:rPr>
-          <w:rFonts w:ascii="Calibri" w:cs="Calibri" w:eastAsia="Calibri" w:hAnsi="Calibri"/>
-          <w:color w:val="1F2933"/>
-          <w:sz w:val="21"/>
-          <w:szCs w:val="21"/>
-        </w:rPr>
-        <w:t xml:space="preserve">, </w:t>
-      </w:r>
-      <w:r>
-        <w:rPr>
-          <w:rFonts w:ascii="Calibri" w:cs="Calibri" w:eastAsia="Calibri" w:hAnsi="Calibri"/>
-          <w:b/>
-          <w:bCs/>
-          <w:color w:val="1F2933"/>
-          <w:sz w:val="21"/>
-          <w:szCs w:val="21"/>
-        </w:rPr>
-        <w:t xml:space="preserve">PM Checklist</w:t>
-      </w:r>
-      <w:r>
-        <w:rPr>
-          <w:rFonts w:ascii="Calibri" w:cs="Calibri" w:eastAsia="Calibri" w:hAnsi="Calibri"/>
-          <w:color w:val="1F2933"/>
-          <w:sz w:val="21"/>
-          <w:szCs w:val="21"/>
-        </w:rPr>
-        <w:t xml:space="preserve">, </w:t>
-      </w:r>
-      <w:r>
-        <w:rPr>
-          <w:rFonts w:ascii="Calibri" w:cs="Calibri" w:eastAsia="Calibri" w:hAnsi="Calibri"/>
-          <w:b/>
-          <w:bCs/>
-          <w:color w:val="1F2933"/>
-          <w:sz w:val="21"/>
-          <w:szCs w:val="21"/>
-        </w:rPr>
-        <w:t xml:space="preserve">Breakdown Report</w:t>
-      </w:r>
-      <w:r>
-        <w:rPr>
-          <w:rFonts w:ascii="Calibri" w:cs="Calibri" w:eastAsia="Calibri" w:hAnsi="Calibri"/>
-          <w:color w:val="1F2933"/>
-          <w:sz w:val="21"/>
-          <w:szCs w:val="21"/>
-        </w:rPr>
-        <w:t xml:space="preserve">, </w:t>
-      </w:r>
-      <w:r>
-        <w:rPr>
-          <w:rFonts w:ascii="Calibri" w:cs="Calibri" w:eastAsia="Calibri" w:hAnsi="Calibri"/>
-          <w:b/>
-          <w:bCs/>
-          <w:color w:val="1F2933"/>
-          <w:sz w:val="21"/>
-          <w:szCs w:val="21"/>
-        </w:rPr>
-        <w:t xml:space="preserve">Spare Request</w:t>
-      </w:r>
-      <w:r>
-        <w:rPr>
-          <w:rFonts w:ascii="Calibri" w:cs="Calibri" w:eastAsia="Calibri" w:hAnsi="Calibri"/>
-          <w:color w:val="1F2933"/>
-          <w:sz w:val="21"/>
-          <w:szCs w:val="21"/>
-        </w:rPr>
-        <w:t xml:space="preserve">, </w:t>
-      </w:r>
-      <w:r>
-        <w:rPr>
-          <w:rFonts w:ascii="Calibri" w:cs="Calibri" w:eastAsia="Calibri" w:hAnsi="Calibri"/>
-          <w:b/>
-          <w:bCs/>
-          <w:color w:val="1F2933"/>
-          <w:sz w:val="21"/>
-          <w:szCs w:val="21"/>
-        </w:rPr>
-        <w:t xml:space="preserve">Abnormality Log</w:t>
-      </w:r>
-      <w:r>
-        <w:rPr>
-          <w:rFonts w:ascii="Calibri" w:cs="Calibri" w:eastAsia="Calibri" w:hAnsi="Calibri"/>
-          <w:color w:val="1F2933"/>
-          <w:sz w:val="21"/>
-          <w:szCs w:val="21"/>
-        </w:rPr>
-        <w:t xml:space="preserve">.</w:t>
+        <w:t xml:space="preserve">The five forms, in the order they appear on the machine's page:</w:t>
+      </w:r>
+    </w:p>
+    <w:tbl>
+      <w:tblPr>
+        <w:tblW w:type="dxa" w:w="9746"/>
+        <w:tblBorders>
+          <w:top w:val="single" w:color="D9E2E6" w:sz="2"/>
+          <w:left w:val="single" w:color="D9E2E6" w:sz="2"/>
+          <w:bottom w:val="single" w:color="D9E2E6" w:sz="2"/>
+          <w:right w:val="single" w:color="D9E2E6" w:sz="2"/>
+          <w:insideH w:val="single" w:color="D9E2E6" w:sz="2"/>
+          <w:insideV w:val="single" w:color="D9E2E6" w:sz="2"/>
+        </w:tblBorders>
+      </w:tblPr>
+      <w:tblGrid>
+        <w:gridCol w:w="1835"/>
+        <w:gridCol w:w="3210"/>
+        <w:gridCol w:w="4701"/>
+      </w:tblGrid>
+      <w:tr>
+        <w:trPr>
+          <w:tblHeader/>
+        </w:trPr>
+        <w:tc>
+          <w:tcPr>
+            <w:tcW w:type="dxa" w:w="1835"/>
+            <w:shd w:fill="0C3549" w:val="clear"/>
+            <w:tcMar>
+              <w:top w:type="dxa" w:w="70"/>
+              <w:left w:type="dxa" w:w="110"/>
+              <w:bottom w:type="dxa" w:w="70"/>
+              <w:right w:type="dxa" w:w="110"/>
+            </w:tcMar>
+          </w:tcPr>
+          <w:p>
+            <w:pPr>
+              <w:spacing w:after="0" w:before="0"/>
+            </w:pPr>
+            <w:r>
+              <w:rPr>
+                <w:rFonts w:ascii="Calibri" w:cs="Calibri" w:eastAsia="Calibri" w:hAnsi="Calibri"/>
+                <w:b/>
+                <w:bCs/>
+                <w:color w:val="FFFFFF"/>
+                <w:sz w:val="19"/>
+                <w:szCs w:val="19"/>
+              </w:rPr>
+              <w:t xml:space="preserve">Form</w:t>
+            </w:r>
+          </w:p>
+        </w:tc>
+        <w:tc>
+          <w:tcPr>
+            <w:tcW w:type="dxa" w:w="3210"/>
+            <w:shd w:fill="0C3549" w:val="clear"/>
+            <w:tcMar>
+              <w:top w:type="dxa" w:w="70"/>
+              <w:left w:type="dxa" w:w="110"/>
+              <w:bottom w:type="dxa" w:w="70"/>
+              <w:right w:type="dxa" w:w="110"/>
+            </w:tcMar>
+          </w:tcPr>
+          <w:p>
+            <w:pPr>
+              <w:spacing w:after="0" w:before="0"/>
+            </w:pPr>
+            <w:r>
+              <w:rPr>
+                <w:rFonts w:ascii="Calibri" w:cs="Calibri" w:eastAsia="Calibri" w:hAnsi="Calibri"/>
+                <w:b/>
+                <w:bCs/>
+                <w:color w:val="FFFFFF"/>
+                <w:sz w:val="19"/>
+                <w:szCs w:val="19"/>
+              </w:rPr>
+              <w:t xml:space="preserve">Questions</w:t>
+            </w:r>
+          </w:p>
+        </w:tc>
+        <w:tc>
+          <w:tcPr>
+            <w:tcW w:type="dxa" w:w="4701"/>
+            <w:shd w:fill="0C3549" w:val="clear"/>
+            <w:tcMar>
+              <w:top w:type="dxa" w:w="70"/>
+              <w:left w:type="dxa" w:w="110"/>
+              <w:bottom w:type="dxa" w:w="70"/>
+              <w:right w:type="dxa" w:w="110"/>
+            </w:tcMar>
+          </w:tcPr>
+          <w:p>
+            <w:pPr>
+              <w:spacing w:after="0" w:before="0"/>
+            </w:pPr>
+            <w:r>
+              <w:rPr>
+                <w:rFonts w:ascii="Calibri" w:cs="Calibri" w:eastAsia="Calibri" w:hAnsi="Calibri"/>
+                <w:b/>
+                <w:bCs/>
+                <w:color w:val="FFFFFF"/>
+                <w:sz w:val="19"/>
+                <w:szCs w:val="19"/>
+              </w:rPr>
+              <w:t xml:space="preserve">What it does</w:t>
+            </w:r>
+          </w:p>
+        </w:tc>
+      </w:tr>
+      <w:tr>
+        <w:trPr>
+          <w:tblHeader w:val="false"/>
+        </w:trPr>
+        <w:tc>
+          <w:tcPr>
+            <w:tcW w:type="dxa" w:w="1835"/>
+            <w:shd w:fill="FFFFFF" w:val="clear"/>
+            <w:tcMar>
+              <w:top w:type="dxa" w:w="70"/>
+              <w:left w:type="dxa" w:w="110"/>
+              <w:bottom w:type="dxa" w:w="70"/>
+              <w:right w:type="dxa" w:w="110"/>
+            </w:tcMar>
+          </w:tcPr>
+          <w:p>
+            <w:pPr>
+              <w:spacing w:after="0" w:before="0"/>
+            </w:pPr>
+            <w:r>
+              <w:rPr>
+                <w:rFonts w:ascii="Calibri" w:cs="Calibri" w:eastAsia="Calibri" w:hAnsi="Calibri"/>
+                <w:b/>
+                <w:bCs/>
+                <w:color w:val="1F2933"/>
+                <w:sz w:val="19"/>
+                <w:szCs w:val="19"/>
+              </w:rPr>
+              <w:t xml:space="preserve">PM Start</w:t>
+            </w:r>
+          </w:p>
+        </w:tc>
+        <w:tc>
+          <w:tcPr>
+            <w:tcW w:type="dxa" w:w="3210"/>
+            <w:shd w:fill="FFFFFF" w:val="clear"/>
+            <w:tcMar>
+              <w:top w:type="dxa" w:w="70"/>
+              <w:left w:type="dxa" w:w="110"/>
+              <w:bottom w:type="dxa" w:w="70"/>
+              <w:right w:type="dxa" w:w="110"/>
+            </w:tcMar>
+          </w:tcPr>
+          <w:p>
+            <w:pPr>
+              <w:spacing w:after="0" w:before="0"/>
+            </w:pPr>
+            <w:r>
+              <w:rPr>
+                <w:rFonts w:ascii="Calibri" w:cs="Calibri" w:eastAsia="Calibri" w:hAnsi="Calibri"/>
+                <w:b/>
+                <w:bCs/>
+                <w:color w:val="1F2933"/>
+                <w:sz w:val="19"/>
+                <w:szCs w:val="19"/>
+              </w:rPr>
+              <w:t xml:space="preserve">2</w:t>
+            </w:r>
+            <w:r>
+              <w:rPr>
+                <w:rFonts w:ascii="Calibri" w:cs="Calibri" w:eastAsia="Calibri" w:hAnsi="Calibri"/>
+                <w:color w:val="1F2933"/>
+                <w:sz w:val="19"/>
+                <w:szCs w:val="19"/>
+              </w:rPr>
+              <w:t xml:space="preserve"> — and both are pre-filled</w:t>
+            </w:r>
+          </w:p>
+        </w:tc>
+        <w:tc>
+          <w:tcPr>
+            <w:tcW w:type="dxa" w:w="4701"/>
+            <w:shd w:fill="FFFFFF" w:val="clear"/>
+            <w:tcMar>
+              <w:top w:type="dxa" w:w="70"/>
+              <w:left w:type="dxa" w:w="110"/>
+              <w:bottom w:type="dxa" w:w="70"/>
+              <w:right w:type="dxa" w:w="110"/>
+            </w:tcMar>
+          </w:tcPr>
+          <w:p>
+            <w:pPr>
+              <w:spacing w:after="0" w:before="0"/>
+            </w:pPr>
+            <w:r>
+              <w:rPr>
+                <w:rFonts w:ascii="Calibri" w:cs="Calibri" w:eastAsia="Calibri" w:hAnsi="Calibri"/>
+                <w:color w:val="1F2933"/>
+                <w:sz w:val="19"/>
+                <w:szCs w:val="19"/>
+              </w:rPr>
+              <w:t xml:space="preserve">Starts the clock on a machine's PM</w:t>
+            </w:r>
+          </w:p>
+        </w:tc>
+      </w:tr>
+      <w:tr>
+        <w:trPr>
+          <w:tblHeader w:val="false"/>
+        </w:trPr>
+        <w:tc>
+          <w:tcPr>
+            <w:tcW w:type="dxa" w:w="1835"/>
+            <w:shd w:fill="FFFFFF" w:val="clear"/>
+            <w:tcMar>
+              <w:top w:type="dxa" w:w="70"/>
+              <w:left w:type="dxa" w:w="110"/>
+              <w:bottom w:type="dxa" w:w="70"/>
+              <w:right w:type="dxa" w:w="110"/>
+            </w:tcMar>
+          </w:tcPr>
+          <w:p>
+            <w:pPr>
+              <w:spacing w:after="0" w:before="0"/>
+            </w:pPr>
+            <w:r>
+              <w:rPr>
+                <w:rFonts w:ascii="Calibri" w:cs="Calibri" w:eastAsia="Calibri" w:hAnsi="Calibri"/>
+                <w:b/>
+                <w:bCs/>
+                <w:color w:val="1F2933"/>
+                <w:sz w:val="19"/>
+                <w:szCs w:val="19"/>
+              </w:rPr>
+              <w:t xml:space="preserve">PM Checklist</w:t>
+            </w:r>
+          </w:p>
+        </w:tc>
+        <w:tc>
+          <w:tcPr>
+            <w:tcW w:type="dxa" w:w="3210"/>
+            <w:shd w:fill="FFFFFF" w:val="clear"/>
+            <w:tcMar>
+              <w:top w:type="dxa" w:w="70"/>
+              <w:left w:type="dxa" w:w="110"/>
+              <w:bottom w:type="dxa" w:w="70"/>
+              <w:right w:type="dxa" w:w="110"/>
+            </w:tcMar>
+          </w:tcPr>
+          <w:p>
+            <w:pPr>
+              <w:spacing w:after="0" w:before="0"/>
+            </w:pPr>
+            <w:r>
+              <w:rPr>
+                <w:rFonts w:ascii="Calibri" w:cs="Calibri" w:eastAsia="Calibri" w:hAnsi="Calibri"/>
+                <w:color w:val="1F2933"/>
+                <w:sz w:val="19"/>
+                <w:szCs w:val="19"/>
+              </w:rPr>
+              <w:t xml:space="preserve">4, then the checklist itself</w:t>
+            </w:r>
+          </w:p>
+        </w:tc>
+        <w:tc>
+          <w:tcPr>
+            <w:tcW w:type="dxa" w:w="4701"/>
+            <w:shd w:fill="FFFFFF" w:val="clear"/>
+            <w:tcMar>
+              <w:top w:type="dxa" w:w="70"/>
+              <w:left w:type="dxa" w:w="110"/>
+              <w:bottom w:type="dxa" w:w="70"/>
+              <w:right w:type="dxa" w:w="110"/>
+            </w:tcMar>
+          </w:tcPr>
+          <w:p>
+            <w:pPr>
+              <w:spacing w:after="0" w:before="0"/>
+            </w:pPr>
+            <w:r>
+              <w:rPr>
+                <w:rFonts w:ascii="Calibri" w:cs="Calibri" w:eastAsia="Calibri" w:hAnsi="Calibri"/>
+                <w:color w:val="1F2933"/>
+                <w:sz w:val="19"/>
+                <w:szCs w:val="19"/>
+              </w:rPr>
+              <w:t xml:space="preserve">Records every check point</w:t>
+            </w:r>
+          </w:p>
+        </w:tc>
+      </w:tr>
+      <w:tr>
+        <w:trPr>
+          <w:tblHeader w:val="false"/>
+        </w:trPr>
+        <w:tc>
+          <w:tcPr>
+            <w:tcW w:type="dxa" w:w="1835"/>
+            <w:shd w:fill="FFFFFF" w:val="clear"/>
+            <w:tcMar>
+              <w:top w:type="dxa" w:w="70"/>
+              <w:left w:type="dxa" w:w="110"/>
+              <w:bottom w:type="dxa" w:w="70"/>
+              <w:right w:type="dxa" w:w="110"/>
+            </w:tcMar>
+          </w:tcPr>
+          <w:p>
+            <w:pPr>
+              <w:spacing w:after="0" w:before="0"/>
+            </w:pPr>
+            <w:r>
+              <w:rPr>
+                <w:rFonts w:ascii="Calibri" w:cs="Calibri" w:eastAsia="Calibri" w:hAnsi="Calibri"/>
+                <w:b/>
+                <w:bCs/>
+                <w:color w:val="1F2933"/>
+                <w:sz w:val="19"/>
+                <w:szCs w:val="19"/>
+              </w:rPr>
+              <w:t xml:space="preserve">Spare Replaced</w:t>
+            </w:r>
+          </w:p>
+        </w:tc>
+        <w:tc>
+          <w:tcPr>
+            <w:tcW w:type="dxa" w:w="3210"/>
+            <w:shd w:fill="FFFFFF" w:val="clear"/>
+            <w:tcMar>
+              <w:top w:type="dxa" w:w="70"/>
+              <w:left w:type="dxa" w:w="110"/>
+              <w:bottom w:type="dxa" w:w="70"/>
+              <w:right w:type="dxa" w:w="110"/>
+            </w:tcMar>
+          </w:tcPr>
+          <w:p>
+            <w:pPr>
+              <w:spacing w:after="0" w:before="0"/>
+            </w:pPr>
+            <w:r>
+              <w:rPr>
+                <w:rFonts w:ascii="Calibri" w:cs="Calibri" w:eastAsia="Calibri" w:hAnsi="Calibri"/>
+                <w:color w:val="1F2933"/>
+                <w:sz w:val="19"/>
+                <w:szCs w:val="19"/>
+              </w:rPr>
+              <w:t xml:space="preserve">9</w:t>
+            </w:r>
+          </w:p>
+        </w:tc>
+        <w:tc>
+          <w:tcPr>
+            <w:tcW w:type="dxa" w:w="4701"/>
+            <w:shd w:fill="FFFFFF" w:val="clear"/>
+            <w:tcMar>
+              <w:top w:type="dxa" w:w="70"/>
+              <w:left w:type="dxa" w:w="110"/>
+              <w:bottom w:type="dxa" w:w="70"/>
+              <w:right w:type="dxa" w:w="110"/>
+            </w:tcMar>
+          </w:tcPr>
+          <w:p>
+            <w:pPr>
+              <w:spacing w:after="0" w:before="0"/>
+            </w:pPr>
+            <w:r>
+              <w:rPr>
+                <w:rFonts w:ascii="Calibri" w:cs="Calibri" w:eastAsia="Calibri" w:hAnsi="Calibri"/>
+                <w:color w:val="1F2933"/>
+                <w:sz w:val="19"/>
+                <w:szCs w:val="19"/>
+              </w:rPr>
+              <w:t xml:space="preserve">Records what was fitted and why it failed</w:t>
+            </w:r>
+          </w:p>
+        </w:tc>
+      </w:tr>
+      <w:tr>
+        <w:trPr>
+          <w:tblHeader w:val="false"/>
+        </w:trPr>
+        <w:tc>
+          <w:tcPr>
+            <w:tcW w:type="dxa" w:w="1835"/>
+            <w:shd w:fill="FFFFFF" w:val="clear"/>
+            <w:tcMar>
+              <w:top w:type="dxa" w:w="70"/>
+              <w:left w:type="dxa" w:w="110"/>
+              <w:bottom w:type="dxa" w:w="70"/>
+              <w:right w:type="dxa" w:w="110"/>
+            </w:tcMar>
+          </w:tcPr>
+          <w:p>
+            <w:pPr>
+              <w:spacing w:after="0" w:before="0"/>
+            </w:pPr>
+            <w:r>
+              <w:rPr>
+                <w:rFonts w:ascii="Calibri" w:cs="Calibri" w:eastAsia="Calibri" w:hAnsi="Calibri"/>
+                <w:b/>
+                <w:bCs/>
+                <w:color w:val="1F2933"/>
+                <w:sz w:val="19"/>
+                <w:szCs w:val="19"/>
+              </w:rPr>
+              <w:t xml:space="preserve">Breakdown Report</w:t>
+            </w:r>
+          </w:p>
+        </w:tc>
+        <w:tc>
+          <w:tcPr>
+            <w:tcW w:type="dxa" w:w="3210"/>
+            <w:shd w:fill="FFFFFF" w:val="clear"/>
+            <w:tcMar>
+              <w:top w:type="dxa" w:w="70"/>
+              <w:left w:type="dxa" w:w="110"/>
+              <w:bottom w:type="dxa" w:w="70"/>
+              <w:right w:type="dxa" w:w="110"/>
+            </w:tcMar>
+          </w:tcPr>
+          <w:p>
+            <w:pPr>
+              <w:spacing w:after="0" w:before="0"/>
+            </w:pPr>
+            <w:r>
+              <w:rPr>
+                <w:rFonts w:ascii="Calibri" w:cs="Calibri" w:eastAsia="Calibri" w:hAnsi="Calibri"/>
+                <w:color w:val="1F2933"/>
+                <w:sz w:val="19"/>
+                <w:szCs w:val="19"/>
+              </w:rPr>
+              <w:t xml:space="preserve">14</w:t>
+            </w:r>
+          </w:p>
+        </w:tc>
+        <w:tc>
+          <w:tcPr>
+            <w:tcW w:type="dxa" w:w="4701"/>
+            <w:shd w:fill="FFFFFF" w:val="clear"/>
+            <w:tcMar>
+              <w:top w:type="dxa" w:w="70"/>
+              <w:left w:type="dxa" w:w="110"/>
+              <w:bottom w:type="dxa" w:w="70"/>
+              <w:right w:type="dxa" w:w="110"/>
+            </w:tcMar>
+          </w:tcPr>
+          <w:p>
+            <w:pPr>
+              <w:spacing w:after="0" w:before="0"/>
+            </w:pPr>
+            <w:r>
+              <w:rPr>
+                <w:rFonts w:ascii="Calibri" w:cs="Calibri" w:eastAsia="Calibri" w:hAnsi="Calibri"/>
+                <w:color w:val="1F2933"/>
+                <w:sz w:val="19"/>
+                <w:szCs w:val="19"/>
+              </w:rPr>
+              <w:t xml:space="preserve">Records a stoppage</w:t>
+            </w:r>
+          </w:p>
+        </w:tc>
+      </w:tr>
+      <w:tr>
+        <w:trPr>
+          <w:tblHeader w:val="false"/>
+        </w:trPr>
+        <w:tc>
+          <w:tcPr>
+            <w:tcW w:type="dxa" w:w="1835"/>
+            <w:shd w:fill="FFFFFF" w:val="clear"/>
+            <w:tcMar>
+              <w:top w:type="dxa" w:w="70"/>
+              <w:left w:type="dxa" w:w="110"/>
+              <w:bottom w:type="dxa" w:w="70"/>
+              <w:right w:type="dxa" w:w="110"/>
+            </w:tcMar>
+          </w:tcPr>
+          <w:p>
+            <w:pPr>
+              <w:spacing w:after="0" w:before="0"/>
+            </w:pPr>
+            <w:r>
+              <w:rPr>
+                <w:rFonts w:ascii="Calibri" w:cs="Calibri" w:eastAsia="Calibri" w:hAnsi="Calibri"/>
+                <w:b/>
+                <w:bCs/>
+                <w:color w:val="1F2933"/>
+                <w:sz w:val="19"/>
+                <w:szCs w:val="19"/>
+              </w:rPr>
+              <w:t xml:space="preserve">Abnormality Log</w:t>
+            </w:r>
+          </w:p>
+        </w:tc>
+        <w:tc>
+          <w:tcPr>
+            <w:tcW w:type="dxa" w:w="3210"/>
+            <w:shd w:fill="FFFFFF" w:val="clear"/>
+            <w:tcMar>
+              <w:top w:type="dxa" w:w="70"/>
+              <w:left w:type="dxa" w:w="110"/>
+              <w:bottom w:type="dxa" w:w="70"/>
+              <w:right w:type="dxa" w:w="110"/>
+            </w:tcMar>
+          </w:tcPr>
+          <w:p>
+            <w:pPr>
+              <w:spacing w:after="0" w:before="0"/>
+            </w:pPr>
+            <w:r>
+              <w:rPr>
+                <w:rFonts w:ascii="Calibri" w:cs="Calibri" w:eastAsia="Calibri" w:hAnsi="Calibri"/>
+                <w:color w:val="1F2933"/>
+                <w:sz w:val="19"/>
+                <w:szCs w:val="19"/>
+              </w:rPr>
+              <w:t xml:space="preserve">9</w:t>
+            </w:r>
+          </w:p>
+        </w:tc>
+        <w:tc>
+          <w:tcPr>
+            <w:tcW w:type="dxa" w:w="4701"/>
+            <w:shd w:fill="FFFFFF" w:val="clear"/>
+            <w:tcMar>
+              <w:top w:type="dxa" w:w="70"/>
+              <w:left w:type="dxa" w:w="110"/>
+              <w:bottom w:type="dxa" w:w="70"/>
+              <w:right w:type="dxa" w:w="110"/>
+            </w:tcMar>
+          </w:tcPr>
+          <w:p>
+            <w:pPr>
+              <w:spacing w:after="0" w:before="0"/>
+            </w:pPr>
+            <w:r>
+              <w:rPr>
+                <w:rFonts w:ascii="Calibri" w:cs="Calibri" w:eastAsia="Calibri" w:hAnsi="Calibri"/>
+                <w:color w:val="1F2933"/>
+                <w:sz w:val="19"/>
+                <w:szCs w:val="19"/>
+              </w:rPr>
+              <w:t xml:space="preserve">Records anything anyone spots</w:t>
+            </w:r>
+          </w:p>
+        </w:tc>
+      </w:tr>
+    </w:tbl>
+    <w:p>
+      <w:pPr>
+        <w:spacing w:after="180"/>
+      </w:pPr>
+      <w:r>
+        <w:t xml:space="preserve"/>
+      </w:r>
+    </w:p>
+    <w:p>
+      <w:pPr>
+        <w:spacing w:after="120" w:before="60"/>
+      </w:pPr>
+      <w:r>
+        <w:rPr>
+          <w:rFonts w:ascii="Calibri" w:cs="Calibri" w:eastAsia="Calibri" w:hAnsi="Calibri"/>
+          <w:b/>
+          <w:bCs/>
+          <w:color w:val="1F2933"/>
+          <w:sz w:val="21"/>
+          <w:szCs w:val="21"/>
+        </w:rPr>
+        <w:t xml:space="preserve">`automate\FLOW_SPECS.md` §"The five forms" lists every question on every form, with the SharePoint column each one lands in.</w:t>
+      </w:r>
+      <w:r>
+        <w:rPr>
+          <w:rFonts w:ascii="Calibri" w:cs="Calibri" w:eastAsia="Calibri" w:hAnsi="Calibri"/>
+          <w:color w:val="1F2933"/>
+          <w:sz w:val="21"/>
+          <w:szCs w:val="21"/>
+        </w:rPr>
+        <w:t xml:space="preserve"> Build from there — this stage is the one where working from memory costs you a week.</w:t>
       </w:r>
     </w:p>
     <w:p>
@@ -3615,7 +4091,27 @@
           <w:sz w:val="21"/>
           <w:szCs w:val="21"/>
         </w:rPr>
-        <w:t xml:space="preserve">`Machine ID` must always be question 1. `Cell ID` must always be question 2.</w:t>
+        <w:t xml:space="preserve">`Machine ID` must always be question 1, `Cell ID` always question 2</w:t>
+      </w:r>
+      <w:r>
+        <w:rPr>
+          <w:rFonts w:ascii="Calibri" w:cs="Calibri" w:eastAsia="Calibri" w:hAnsi="Calibri"/>
+          <w:color w:val="1F2933"/>
+          <w:sz w:val="21"/>
+          <w:szCs w:val="21"/>
+        </w:rPr>
+        <w:t xml:space="preserve"> — and on the checklist, </w:t>
+      </w:r>
+      <w:r>
+        <w:rPr>
+          <w:rFonts w:ascii="Calibri" w:cs="Calibri" w:eastAsia="Calibri" w:hAnsi="Calibri"/>
+          <w:b/>
+          <w:bCs/>
+          <w:color w:val="1F2933"/>
+          <w:sz w:val="21"/>
+          <w:szCs w:val="21"/>
+        </w:rPr>
+        <w:t xml:space="preserve">`Checklist ID` always question 3.</w:t>
       </w:r>
     </w:p>
     <w:p>
@@ -3646,7 +4142,7 @@
           <w:sz w:val="22"/>
           <w:szCs w:val="22"/>
         </w:rPr>
-        <w:t xml:space="preserve">Do this, for each of the five forms</w:t>
+        <w:t xml:space="preserve">Do this, for each form</w:t>
       </w:r>
     </w:p>
     <w:p>
@@ -4059,7 +4555,7 @@
           <w:sz w:val="21"/>
           <w:szCs w:val="21"/>
         </w:rPr>
-        <w:t xml:space="preserve">Add the rest of the questions for that form — listed in </w:t>
+        <w:t xml:space="preserve">Add the rest of that form's questions from </w:t>
       </w:r>
       <w:r>
         <w:rPr>
@@ -4069,7 +4565,7 @@
           <w:szCs w:val="19"/>
           <w:shd w:fill="F4F6F7" w:val="clear"/>
         </w:rPr>
-        <w:t xml:space="preserve">automate\FLOW_SPECS.md</w:t>
+        <w:t xml:space="preserve">FLOW_SPECS.md</w:t>
       </w:r>
     </w:p>
     <w:p>
@@ -4156,6 +4652,295 @@
           <w:sz w:val="22"/>
           <w:szCs w:val="22"/>
         </w:rPr>
+        <w:t xml:space="preserve">Two forms are different</w:t>
+      </w:r>
+    </w:p>
+    <w:p>
+      <w:pPr>
+        <w:spacing w:after="120" w:before="60"/>
+      </w:pPr>
+      <w:r>
+        <w:rPr>
+          <w:rFonts w:ascii="Calibri" w:cs="Calibri" w:eastAsia="Calibri" w:hAnsi="Calibri"/>
+          <w:b/>
+          <w:bCs/>
+          <w:color w:val="1F2933"/>
+          <w:sz w:val="21"/>
+          <w:szCs w:val="21"/>
+        </w:rPr>
+        <w:t xml:space="preserve">PM Start has no technician question at all.</w:t>
+      </w:r>
+      <w:r>
+        <w:rPr>
+          <w:rFonts w:ascii="Calibri" w:cs="Calibri" w:eastAsia="Calibri" w:hAnsi="Calibri"/>
+          <w:color w:val="1F2933"/>
+          <w:sz w:val="21"/>
+          <w:szCs w:val="21"/>
+        </w:rPr>
+        <w:t xml:space="preserve"> Machine and cell arrive pre-filled from the sticker, so the whole thing is: scan, tap *Start PM*, tap *Submit*. Nothing records who started a job — </w:t>
+      </w:r>
+      <w:r>
+        <w:rPr>
+          <w:rFonts w:ascii="Consolas" w:cs="Consolas" w:eastAsia="Consolas" w:hAnsi="Consolas"/>
+          <w:color w:val="0C3549"/>
+          <w:sz w:val="19"/>
+          <w:szCs w:val="19"/>
+          <w:shd w:fill="F4F6F7" w:val="clear"/>
+        </w:rPr>
+        <w:t xml:space="preserve">Completed_By</w:t>
+      </w:r>
+      <w:r>
+        <w:rPr>
+          <w:rFonts w:ascii="Calibri" w:cs="Calibri" w:eastAsia="Calibri" w:hAnsi="Calibri"/>
+          <w:color w:val="1F2933"/>
+          <w:sz w:val="21"/>
+          <w:szCs w:val="21"/>
+        </w:rPr>
+        <w:t xml:space="preserve"> on the checklist is the record that matters — so a dropdown there would be a tap that throws its answer away.</w:t>
+      </w:r>
+    </w:p>
+    <w:p>
+      <w:pPr>
+        <w:spacing w:after="120" w:before="60"/>
+      </w:pPr>
+      <w:r>
+        <w:rPr>
+          <w:rFonts w:ascii="Calibri" w:cs="Calibri" w:eastAsia="Calibri" w:hAnsi="Calibri"/>
+          <w:b/>
+          <w:bCs/>
+          <w:color w:val="1F2933"/>
+          <w:sz w:val="21"/>
+          <w:szCs w:val="21"/>
+        </w:rPr>
+        <w:t xml:space="preserve">PM Checklist has nine sections, one per checklist.</w:t>
+      </w:r>
+      <w:r>
+        <w:rPr>
+          <w:rFonts w:ascii="Calibri" w:cs="Calibri" w:eastAsia="Calibri" w:hAnsi="Calibri"/>
+          <w:color w:val="1F2933"/>
+          <w:sz w:val="21"/>
+          <w:szCs w:val="21"/>
+        </w:rPr>
+        <w:t xml:space="preserve"> Question 3 is </w:t>
+      </w:r>
+      <w:r>
+        <w:rPr>
+          <w:rFonts w:ascii="Consolas" w:cs="Consolas" w:eastAsia="Consolas" w:hAnsi="Consolas"/>
+          <w:color w:val="0C3549"/>
+          <w:sz w:val="19"/>
+          <w:szCs w:val="19"/>
+          <w:shd w:fill="F4F6F7" w:val="clear"/>
+        </w:rPr>
+        <w:t xml:space="preserve">Checklist ID</w:t>
+      </w:r>
+      <w:r>
+        <w:rPr>
+          <w:rFonts w:ascii="Calibri" w:cs="Calibri" w:eastAsia="Calibri" w:hAnsi="Calibri"/>
+          <w:color w:val="1F2933"/>
+          <w:sz w:val="21"/>
+          <w:szCs w:val="21"/>
+        </w:rPr>
+        <w:t xml:space="preserve">, pre-filled from the machine, and the form </w:t>
+      </w:r>
+      <w:r>
+        <w:rPr>
+          <w:rFonts w:ascii="Calibri" w:cs="Calibri" w:eastAsia="Calibri" w:hAnsi="Calibri"/>
+          <w:b/>
+          <w:bCs/>
+          <w:color w:val="1F2933"/>
+          <w:sz w:val="21"/>
+          <w:szCs w:val="21"/>
+        </w:rPr>
+        <w:t xml:space="preserve">branches</w:t>
+      </w:r>
+      <w:r>
+        <w:rPr>
+          <w:rFonts w:ascii="Calibri" w:cs="Calibri" w:eastAsia="Calibri" w:hAnsi="Calibri"/>
+          <w:color w:val="1F2933"/>
+          <w:sz w:val="21"/>
+          <w:szCs w:val="21"/>
+        </w:rPr>
+        <w:t xml:space="preserve"> on it to the section for that checklist, with the real check-point wording written out.</w:t>
+      </w:r>
+    </w:p>
+    <w:p>
+      <w:pPr>
+        <w:pBdr>
+          <w:top w:val="single" w:color="FDF6E3" w:sz="6"/>
+        </w:pBdr>
+        <w:shd w:fill="FDF6E3" w:val="clear"/>
+        <w:spacing w:after="60" w:before="140"/>
+        <w:ind w:left="280" w:right="280"/>
+      </w:pPr>
+      <w:r>
+        <w:rPr>
+          <w:rFonts w:ascii="Calibri" w:cs="Calibri" w:eastAsia="Calibri" w:hAnsi="Calibri"/>
+          <w:color w:val="8A5A00"/>
+          <w:sz w:val="20"/>
+          <w:szCs w:val="20"/>
+        </w:rPr>
+        <w:t xml:space="preserve">Build one form with nine sections, not nine forms. The alternative — eight generic</w:t>
+      </w:r>
+    </w:p>
+    <w:p>
+      <w:pPr>
+        <w:shd w:fill="FDF6E3" w:val="clear"/>
+        <w:spacing w:after="60" w:before="0"/>
+        <w:ind w:left="280" w:right="280"/>
+      </w:pPr>
+      <w:r>
+        <w:rPr>
+          <w:rFonts w:ascii="Calibri" w:cs="Calibri" w:eastAsia="Calibri" w:hAnsi="Calibri"/>
+          <w:color w:val="8A5A00"/>
+          <w:sz w:val="20"/>
+          <w:szCs w:val="20"/>
+        </w:rPr>
+        <w:t xml:space="preserve">"Item 4 result" boxes — works fine for the flow and is useless to the person</w:t>
+      </w:r>
+    </w:p>
+    <w:p>
+      <w:pPr>
+        <w:pBdr>
+          <w:bottom w:val="single" w:color="FDF6E3" w:sz="6"/>
+        </w:pBdr>
+        <w:shd w:fill="FDF6E3" w:val="clear"/>
+        <w:spacing w:after="180" w:before="0"/>
+        <w:ind w:left="280" w:right="280"/>
+      </w:pPr>
+      <w:r>
+        <w:rPr>
+          <w:rFonts w:ascii="Calibri" w:cs="Calibri" w:eastAsia="Calibri" w:hAnsi="Calibri"/>
+          <w:color w:val="8A5A00"/>
+          <w:sz w:val="20"/>
+          <w:szCs w:val="20"/>
+        </w:rPr>
+        <w:t xml:space="preserve">holding the phone, because nothing on screen says what item 4 actually is.</w:t>
+      </w:r>
+    </w:p>
+    <w:p>
+      <w:pPr>
+        <w:spacing w:after="120" w:before="60"/>
+      </w:pPr>
+      <w:r>
+        <w:rPr>
+          <w:rFonts w:ascii="Calibri" w:cs="Calibri" w:eastAsia="Calibri" w:hAnsi="Calibri"/>
+          <w:color w:val="1F2933"/>
+          <w:sz w:val="21"/>
+          <w:szCs w:val="21"/>
+        </w:rPr>
+        <w:t xml:space="preserve">Each check point is </w:t>
+      </w:r>
+      <w:r>
+        <w:rPr>
+          <w:rFonts w:ascii="Calibri" w:cs="Calibri" w:eastAsia="Calibri" w:hAnsi="Calibri"/>
+          <w:b/>
+          <w:bCs/>
+          <w:color w:val="1F2933"/>
+          <w:sz w:val="21"/>
+          <w:szCs w:val="21"/>
+        </w:rPr>
+        <w:t xml:space="preserve">two questions</w:t>
+      </w:r>
+      <w:r>
+        <w:rPr>
+          <w:rFonts w:ascii="Calibri" w:cs="Calibri" w:eastAsia="Calibri" w:hAnsi="Calibri"/>
+          <w:color w:val="1F2933"/>
+          <w:sz w:val="21"/>
+          <w:szCs w:val="21"/>
+        </w:rPr>
+        <w:t xml:space="preserve">: a four-option choice, and one optional text box for the reading or the observation. The four options carry two facts in one tap — </w:t>
+      </w:r>
+      <w:r>
+        <w:rPr>
+          <w:rFonts w:ascii="Consolas" w:cs="Consolas" w:eastAsia="Consolas" w:hAnsi="Consolas"/>
+          <w:color w:val="0C3549"/>
+          <w:sz w:val="19"/>
+          <w:szCs w:val="19"/>
+          <w:shd w:fill="F4F6F7" w:val="clear"/>
+        </w:rPr>
+        <w:t xml:space="preserve">OK</w:t>
+      </w:r>
+      <w:r>
+        <w:rPr>
+          <w:rFonts w:ascii="Calibri" w:cs="Calibri" w:eastAsia="Calibri" w:hAnsi="Calibri"/>
+          <w:color w:val="1F2933"/>
+          <w:sz w:val="21"/>
+          <w:szCs w:val="21"/>
+        </w:rPr>
+        <w:t xml:space="preserve">, </w:t>
+      </w:r>
+      <w:r>
+        <w:rPr>
+          <w:rFonts w:ascii="Consolas" w:cs="Consolas" w:eastAsia="Consolas" w:hAnsi="Consolas"/>
+          <w:color w:val="0C3549"/>
+          <w:sz w:val="19"/>
+          <w:szCs w:val="19"/>
+          <w:shd w:fill="F4F6F7" w:val="clear"/>
+        </w:rPr>
+        <w:t xml:space="preserve">NOT OK — fixed on the spot</w:t>
+      </w:r>
+      <w:r>
+        <w:rPr>
+          <w:rFonts w:ascii="Calibri" w:cs="Calibri" w:eastAsia="Calibri" w:hAnsi="Calibri"/>
+          <w:color w:val="1F2933"/>
+          <w:sz w:val="21"/>
+          <w:szCs w:val="21"/>
+        </w:rPr>
+        <w:t xml:space="preserve">, </w:t>
+      </w:r>
+      <w:r>
+        <w:rPr>
+          <w:rFonts w:ascii="Consolas" w:cs="Consolas" w:eastAsia="Consolas" w:hAnsi="Consolas"/>
+          <w:color w:val="0C3549"/>
+          <w:sz w:val="19"/>
+          <w:szCs w:val="19"/>
+          <w:shd w:fill="F4F6F7" w:val="clear"/>
+        </w:rPr>
+        <w:t xml:space="preserve">NOT OK — needs follow-up</w:t>
+      </w:r>
+      <w:r>
+        <w:rPr>
+          <w:rFonts w:ascii="Calibri" w:cs="Calibri" w:eastAsia="Calibri" w:hAnsi="Calibri"/>
+          <w:color w:val="1F2933"/>
+          <w:sz w:val="21"/>
+          <w:szCs w:val="21"/>
+        </w:rPr>
+        <w:t xml:space="preserve">, </w:t>
+      </w:r>
+      <w:r>
+        <w:rPr>
+          <w:rFonts w:ascii="Consolas" w:cs="Consolas" w:eastAsia="Consolas" w:hAnsi="Consolas"/>
+          <w:color w:val="0C3549"/>
+          <w:sz w:val="19"/>
+          <w:szCs w:val="19"/>
+          <w:shd w:fill="F4F6F7" w:val="clear"/>
+        </w:rPr>
+        <w:t xml:space="preserve">N/A</w:t>
+      </w:r>
+      <w:r>
+        <w:rPr>
+          <w:rFonts w:ascii="Calibri" w:cs="Calibri" w:eastAsia="Calibri" w:hAnsi="Calibri"/>
+          <w:color w:val="1F2933"/>
+          <w:sz w:val="21"/>
+          <w:szCs w:val="21"/>
+        </w:rPr>
+        <w:t xml:space="preserve">.</w:t>
+      </w:r>
+    </w:p>
+    <w:p>
+      <w:pPr>
+        <w:pStyle w:val="Heading3"/>
+        <w:spacing w:after="100" w:before="240"/>
+      </w:pPr>
+      <w:r>
+        <w:rPr>
+          <w:rFonts w:ascii="Calibri" w:cs="Calibri" w:eastAsia="Calibri" w:hAnsi="Calibri"/>
+          <w:b/>
+          <w:bCs/>
+          <w:color w:val="2E86AB"/>
+          <w:sz w:val="22"/>
+          <w:szCs w:val="22"/>
+        </w:rPr>
         <w:t xml:space="preserve">Then make the pre-filled links</w:t>
       </w:r>
     </w:p>
@@ -4263,7 +5048,7 @@
           <w:sz w:val="21"/>
           <w:szCs w:val="21"/>
         </w:rPr>
-        <w:t xml:space="preserve"> into Cell ID, leave the rest blank</w:t>
+        <w:t xml:space="preserve"> into Cell ID, leave the rest blank (on the checklist, pick a Checklist ID too)</w:t>
       </w:r>
     </w:p>
     <w:p>
@@ -4366,11 +5151,22 @@
       <w:r>
         <w:rPr>
           <w:rFonts w:ascii="Calibri" w:cs="Calibri" w:eastAsia="Calibri" w:hAnsi="Calibri"/>
-          <w:color w:val="1F2933"/>
-          <w:sz w:val="21"/>
-          <w:szCs w:val="21"/>
-        </w:rPr>
-        <w:t xml:space="preserve">Now make one for each of the 30 machines by swapping the machine and cell IDs. Easiest way: paste that link into a spreadsheet column next to your machine list and use a formula to substitute, then paste the results into the four URL columns in </w:t>
+          <w:b/>
+          <w:bCs/>
+          <w:color w:val="1F2933"/>
+          <w:sz w:val="21"/>
+          <w:szCs w:val="21"/>
+        </w:rPr>
+        <w:t xml:space="preserve">You do not make one of these per machine.</w:t>
+      </w:r>
+      <w:r>
+        <w:rPr>
+          <w:rFonts w:ascii="Calibri" w:cs="Calibri" w:eastAsia="Calibri" w:hAnsi="Calibri"/>
+          <w:color w:val="1F2933"/>
+          <w:sz w:val="21"/>
+          <w:szCs w:val="21"/>
+        </w:rPr>
+        <w:t xml:space="preserve"> Cut the link into two pieces — everything before </w:t>
       </w:r>
       <w:r>
         <w:rPr>
@@ -4380,7 +5176,45 @@
           <w:szCs w:val="19"/>
           <w:shd w:fill="F4F6F7" w:val="clear"/>
         </w:rPr>
-        <w:t xml:space="preserve">Machine_Master</w:t>
+        <w:t xml:space="preserve">MC-01-001</w:t>
+      </w:r>
+      <w:r>
+        <w:rPr>
+          <w:rFonts w:ascii="Calibri" w:cs="Calibri" w:eastAsia="Calibri" w:hAnsi="Calibri"/>
+          <w:color w:val="1F2933"/>
+          <w:sz w:val="21"/>
+          <w:szCs w:val="21"/>
+        </w:rPr>
+        <w:t xml:space="preserve">, and the </w:t>
+      </w:r>
+      <w:r>
+        <w:rPr>
+          <w:rFonts w:ascii="Consolas" w:cs="Consolas" w:eastAsia="Consolas" w:hAnsi="Consolas"/>
+          <w:color w:val="0C3549"/>
+          <w:sz w:val="19"/>
+          <w:szCs w:val="19"/>
+          <w:shd w:fill="F4F6F7" w:val="clear"/>
+        </w:rPr>
+        <w:t xml:space="preserve">&amp;r5d6e7f8=</w:t>
+      </w:r>
+      <w:r>
+        <w:rPr>
+          <w:rFonts w:ascii="Calibri" w:cs="Calibri" w:eastAsia="Calibri" w:hAnsi="Calibri"/>
+          <w:color w:val="1F2933"/>
+          <w:sz w:val="21"/>
+          <w:szCs w:val="21"/>
+        </w:rPr>
+        <w:t xml:space="preserve"> that follows it — and paste them into the matching placeholders in </w:t>
+      </w:r>
+      <w:r>
+        <w:rPr>
+          <w:rFonts w:ascii="Consolas" w:cs="Consolas" w:eastAsia="Consolas" w:hAnsi="Consolas"/>
+          <w:color w:val="0C3549"/>
+          <w:sz w:val="19"/>
+          <w:szCs w:val="19"/>
+          <w:shd w:fill="F4F6F7" w:val="clear"/>
+        </w:rPr>
+        <w:t xml:space="preserve">sharepoint\formatting\Machine_Master.MachineHub.view.json</w:t>
       </w:r>
       <w:r>
         <w:rPr>
@@ -4399,22 +5233,70 @@
       <w:r>
         <w:rPr>
           <w:rFonts w:ascii="Calibri" w:cs="Calibri" w:eastAsia="Calibri" w:hAnsi="Calibri"/>
-          <w:b/>
-          <w:bCs/>
-          <w:color w:val="1F2933"/>
-          <w:sz w:val="21"/>
-          <w:szCs w:val="21"/>
-        </w:rPr>
-        <w:t xml:space="preserve">Test one on a real phone before you make all 30.</w:t>
-      </w:r>
-      <w:r>
-        <w:rPr>
-          <w:rFonts w:ascii="Calibri" w:cs="Calibri" w:eastAsia="Calibri" w:hAnsi="Calibri"/>
-          <w:color w:val="1F2933"/>
-          <w:sz w:val="21"/>
-          <w:szCs w:val="21"/>
-        </w:rPr>
-        <w:t xml:space="preserve"> Open it and check the machine and cell are already filled in, and the first thing you have to touch is the name dropdown — not the keyboard.</w:t>
+          <w:color w:val="1F2933"/>
+          <w:sz w:val="21"/>
+          <w:szCs w:val="21"/>
+        </w:rPr>
+        <w:t xml:space="preserve">   </w:t>
+      </w:r>
+      <w:r>
+        <w:rPr>
+          <w:rFonts w:ascii="Calibri" w:cs="Calibri" w:eastAsia="Calibri" w:hAnsi="Calibri"/>
+          <w:b/>
+          <w:bCs/>
+          <w:color w:val="1F2933"/>
+          <w:sz w:val="21"/>
+          <w:szCs w:val="21"/>
+        </w:rPr>
+        <w:t xml:space="preserve">Eleven placeholders across the five forms, set once.</w:t>
+      </w:r>
+      <w:r>
+        <w:rPr>
+          <w:rFonts w:ascii="Calibri" w:cs="Calibri" w:eastAsia="Calibri" w:hAnsi="Calibri"/>
+          <w:color w:val="1F2933"/>
+          <w:sz w:val="21"/>
+          <w:szCs w:val="21"/>
+        </w:rPr>
+        <w:t xml:space="preserve"> The machine's page builds every button's link from the row it is showing, so there is nothing per-machine to keep up to date. *(An earlier design stored four URLs against each of the 30 machines — 120 links typed into a spreadsheet, every one of them a chance to point a button at the wrong machine.)*</w:t>
+      </w:r>
+    </w:p>
+    <w:p>
+      <w:pPr>
+        <w:spacing w:after="120" w:before="60"/>
+      </w:pPr>
+      <w:r>
+        <w:rPr>
+          <w:rFonts w:ascii="Calibri" w:cs="Calibri" w:eastAsia="Calibri" w:hAnsi="Calibri"/>
+          <w:color w:val="1F2933"/>
+          <w:sz w:val="21"/>
+          <w:szCs w:val="21"/>
+        </w:rPr>
+        <w:t xml:space="preserve">   Copy and paste both halves out of a real link. Retyping an eight-character question ID by hand gives you a button that opens the form with nothing filled in, and nothing about it looks wrong until somebody uses it.</w:t>
+      </w:r>
+    </w:p>
+    <w:p>
+      <w:pPr>
+        <w:spacing w:after="120" w:before="60"/>
+      </w:pPr>
+      <w:r>
+        <w:rPr>
+          <w:rFonts w:ascii="Calibri" w:cs="Calibri" w:eastAsia="Calibri" w:hAnsi="Calibri"/>
+          <w:b/>
+          <w:bCs/>
+          <w:color w:val="1F2933"/>
+          <w:sz w:val="21"/>
+          <w:szCs w:val="21"/>
+        </w:rPr>
+        <w:t xml:space="preserve">Test one on a real phone before you go on.</w:t>
+      </w:r>
+      <w:r>
+        <w:rPr>
+          <w:rFonts w:ascii="Calibri" w:cs="Calibri" w:eastAsia="Calibri" w:hAnsi="Calibri"/>
+          <w:color w:val="1F2933"/>
+          <w:sz w:val="21"/>
+          <w:szCs w:val="21"/>
+        </w:rPr>
+        <w:t xml:space="preserve"> Open it and check the machine and cell are already filled in, and that the first thing you have to touch is a real question — not the keyboard.</w:t>
       </w:r>
     </w:p>
     <w:p>
@@ -5158,7 +6040,7 @@
           <w:sz w:val="21"/>
           <w:szCs w:val="21"/>
         </w:rPr>
-        <w:t xml:space="preserve"> building the 11 automations that make the system run by itself. This is the biggest stage.</w:t>
+        <w:t xml:space="preserve"> building the 9 automations that make the system run by itself. This is the biggest stage.</w:t>
       </w:r>
     </w:p>
     <w:p>
@@ -5884,7 +6766,7 @@
                 <w:sz w:val="19"/>
                 <w:szCs w:val="19"/>
               </w:rPr>
-              <w:t xml:space="preserve">6, 7, 8, 9</w:t>
+              <w:t xml:space="preserve">6, 7, 8</w:t>
             </w:r>
           </w:p>
         </w:tc>
@@ -5910,7 +6792,7 @@
                 <w:sz w:val="19"/>
                 <w:szCs w:val="19"/>
               </w:rPr>
-              <w:t xml:space="preserve">Breakdown, spare request, spare used, abnormality</w:t>
+              <w:t xml:space="preserve">Breakdown, spare fitted, abnormality</w:t>
             </w:r>
           </w:p>
         </w:tc>
@@ -5936,7 +6818,7 @@
                 <w:sz w:val="19"/>
                 <w:szCs w:val="19"/>
               </w:rPr>
-              <w:t xml:space="preserve">5 h</w:t>
+              <w:t xml:space="preserve">3 h</w:t>
             </w:r>
           </w:p>
         </w:tc>
@@ -5993,7 +6875,7 @@
                 <w:sz w:val="19"/>
                 <w:szCs w:val="19"/>
               </w:rPr>
-              <w:t xml:space="preserve">10, 11</w:t>
+              <w:t xml:space="preserve">9</w:t>
             </w:r>
           </w:p>
         </w:tc>
@@ -6019,7 +6901,7 @@
                 <w:sz w:val="19"/>
                 <w:szCs w:val="19"/>
               </w:rPr>
-              <w:t xml:space="preserve">Follow-up jobs, daily digest</w:t>
+              <w:t xml:space="preserve">Daily digest</w:t>
             </w:r>
           </w:p>
         </w:tc>
@@ -6045,7 +6927,7 @@
                 <w:sz w:val="19"/>
                 <w:szCs w:val="19"/>
               </w:rPr>
-              <w:t xml:space="preserve">3 h</w:t>
+              <w:t xml:space="preserve">2 h</w:t>
             </w:r>
           </w:p>
         </w:tc>
@@ -6282,7 +7164,7 @@
           <w:sz w:val="21"/>
           <w:szCs w:val="21"/>
         </w:rPr>
-        <w:t xml:space="preserve"> → add both. Doing this later across 11 flows is an hour nobody ever schedules.</w:t>
+        <w:t xml:space="preserve"> → add both. Doing this later across 9 flows is an hour nobody ever schedules.</w:t>
       </w:r>
     </w:p>
     <w:p>
@@ -6545,7 +7427,7 @@
           <w:sz w:val="22"/>
           <w:szCs w:val="22"/>
         </w:rPr>
-        <w:t xml:space="preserve">Two small jobs Power BI will not do for you</w:t>
+        <w:t xml:space="preserve">One small job Power BI will not do for you</w:t>
       </w:r>
     </w:p>
     <w:p>
@@ -6559,7 +7441,7 @@
           <w:sz w:val="21"/>
           <w:szCs w:val="21"/>
         </w:rPr>
-        <w:t xml:space="preserve">Both take under a minute. They cannot be saved in the file.</w:t>
+        <w:t xml:space="preserve">It takes under a minute. It cannot be saved in the file.</w:t>
       </w:r>
     </w:p>
     <w:p>
@@ -6575,7 +7457,7 @@
           <w:sz w:val="21"/>
           <w:szCs w:val="21"/>
         </w:rPr>
-        <w:t xml:space="preserve">a) The machine drill-through.</w:t>
+        <w:t xml:space="preserve">The machine drill-through.</w:t>
       </w:r>
       <w:r>
         <w:rPr>
@@ -6667,125 +7549,72 @@
     </w:p>
     <w:p>
       <w:pPr>
-        <w:spacing w:after="120" w:before="60"/>
-      </w:pPr>
-      <w:r>
-        <w:rPr>
-          <w:rFonts w:ascii="Calibri" w:cs="Calibri" w:eastAsia="Calibri" w:hAnsi="Calibri"/>
-          <w:b/>
-          <w:bCs/>
-          <w:color w:val="1F2933"/>
-          <w:sz w:val="21"/>
-          <w:szCs w:val="21"/>
-        </w:rPr>
-        <w:t xml:space="preserve">b) The planned-vs-actual bars on page 3.</w:t>
-      </w:r>
-      <w:r>
-        <w:rPr>
-          <w:rFonts w:ascii="Calibri" w:cs="Calibri" w:eastAsia="Calibri" w:hAnsi="Calibri"/>
-          <w:color w:val="1F2933"/>
-          <w:sz w:val="21"/>
-          <w:szCs w:val="21"/>
-        </w:rPr>
-        <w:t xml:space="preserve"> Click the bar chart. Format → </w:t>
-      </w:r>
-      <w:r>
-        <w:rPr>
-          <w:rFonts w:ascii="Calibri" w:cs="Calibri" w:eastAsia="Calibri" w:hAnsi="Calibri"/>
-          <w:b/>
-          <w:bCs/>
-          <w:color w:val="1F2933"/>
-          <w:sz w:val="21"/>
-          <w:szCs w:val="21"/>
-        </w:rPr>
-        <w:t xml:space="preserve">Bars</w:t>
-      </w:r>
-      <w:r>
-        <w:rPr>
-          <w:rFonts w:ascii="Calibri" w:cs="Calibri" w:eastAsia="Calibri" w:hAnsi="Calibri"/>
-          <w:color w:val="1F2933"/>
-          <w:sz w:val="21"/>
-          <w:szCs w:val="21"/>
-        </w:rPr>
-        <w:t xml:space="preserve"> → </w:t>
-      </w:r>
-      <w:r>
-        <w:rPr>
-          <w:rFonts w:ascii="Calibri" w:cs="Calibri" w:eastAsia="Calibri" w:hAnsi="Calibri"/>
-          <w:b/>
-          <w:bCs/>
-          <w:color w:val="1F2933"/>
-          <w:sz w:val="21"/>
-          <w:szCs w:val="21"/>
-        </w:rPr>
-        <w:t xml:space="preserve">Colors</w:t>
-      </w:r>
-      <w:r>
-        <w:rPr>
-          <w:rFonts w:ascii="Calibri" w:cs="Calibri" w:eastAsia="Calibri" w:hAnsi="Calibri"/>
-          <w:color w:val="1F2933"/>
-          <w:sz w:val="21"/>
-          <w:szCs w:val="21"/>
-        </w:rPr>
-        <w:t xml:space="preserve"> → set </w:t>
-      </w:r>
-      <w:r>
-        <w:rPr>
-          <w:rFonts w:ascii="Consolas" w:cs="Consolas" w:eastAsia="Consolas" w:hAnsi="Consolas"/>
-          <w:color w:val="0C3549"/>
-          <w:sz w:val="19"/>
-          <w:szCs w:val="19"/>
-          <w:shd w:fill="F4F6F7" w:val="clear"/>
-        </w:rPr>
-        <w:t xml:space="preserve">Gantt Planned Offset (Days)</w:t>
-      </w:r>
-      <w:r>
-        <w:rPr>
-          <w:rFonts w:ascii="Calibri" w:cs="Calibri" w:eastAsia="Calibri" w:hAnsi="Calibri"/>
-          <w:color w:val="1F2933"/>
-          <w:sz w:val="21"/>
-          <w:szCs w:val="21"/>
-        </w:rPr>
-        <w:t xml:space="preserve"> and </w:t>
-      </w:r>
-      <w:r>
-        <w:rPr>
-          <w:rFonts w:ascii="Consolas" w:cs="Consolas" w:eastAsia="Consolas" w:hAnsi="Consolas"/>
-          <w:color w:val="0C3549"/>
-          <w:sz w:val="19"/>
-          <w:szCs w:val="19"/>
-          <w:shd w:fill="F4F6F7" w:val="clear"/>
-        </w:rPr>
-        <w:t xml:space="preserve">Gantt Actual Offset (Days)</w:t>
-      </w:r>
-      <w:r>
-        <w:rPr>
-          <w:rFonts w:ascii="Calibri" w:cs="Calibri" w:eastAsia="Calibri" w:hAnsi="Calibri"/>
-          <w:color w:val="1F2933"/>
-          <w:sz w:val="21"/>
-          <w:szCs w:val="21"/>
-        </w:rPr>
-        <w:t xml:space="preserve"> to </w:t>
-      </w:r>
-      <w:r>
-        <w:rPr>
-          <w:rFonts w:ascii="Calibri" w:cs="Calibri" w:eastAsia="Calibri" w:hAnsi="Calibri"/>
-          <w:b/>
-          <w:bCs/>
-          <w:color w:val="1F2933"/>
-          <w:sz w:val="21"/>
-          <w:szCs w:val="21"/>
-        </w:rPr>
-        <w:t xml:space="preserve">no fill</w:t>
-      </w:r>
-      <w:r>
-        <w:rPr>
-          <w:rFonts w:ascii="Calibri" w:cs="Calibri" w:eastAsia="Calibri" w:hAnsi="Calibri"/>
-          <w:color w:val="1F2933"/>
-          <w:sz w:val="21"/>
-          <w:szCs w:val="21"/>
-        </w:rPr>
-        <w:t xml:space="preserve">. Those two are invisible spacers that push the visible bars into the right position — a trick, because Power BI has no real timeline chart.</w:t>
+        <w:pBdr>
+          <w:top w:val="single" w:color="FDF6E3" w:sz="6"/>
+        </w:pBdr>
+        <w:shd w:fill="FDF6E3" w:val="clear"/>
+        <w:spacing w:after="60" w:before="140"/>
+        <w:ind w:left="280" w:right="280"/>
+      </w:pPr>
+      <w:r>
+        <w:rPr>
+          <w:rFonts w:ascii="Calibri" w:cs="Calibri" w:eastAsia="Calibri" w:hAnsi="Calibri"/>
+          <w:color w:val="8A5A00"/>
+          <w:sz w:val="20"/>
+          <w:szCs w:val="20"/>
+        </w:rPr>
+        <w:t xml:space="preserve">There used to be a second job here — setting two invisible spacer bars on page 3 to</w:t>
+      </w:r>
+    </w:p>
+    <w:p>
+      <w:pPr>
+        <w:shd w:fill="FDF6E3" w:val="clear"/>
+        <w:spacing w:after="60" w:before="0"/>
+        <w:ind w:left="280" w:right="280"/>
+      </w:pPr>
+      <w:r>
+        <w:rPr>
+          <w:rFonts w:ascii="Calibri" w:cs="Calibri" w:eastAsia="Calibri" w:hAnsi="Calibri"/>
+          <w:color w:val="8A5A00"/>
+          <w:sz w:val="20"/>
+          <w:szCs w:val="20"/>
+        </w:rPr>
+        <w:t xml:space="preserve">"no fill" to fake a timeline chart. You had to remember it every time the report was</w:t>
+      </w:r>
+    </w:p>
+    <w:p>
+      <w:pPr>
+        <w:shd w:fill="FDF6E3" w:val="clear"/>
+        <w:spacing w:after="60" w:before="0"/>
+        <w:ind w:left="280" w:right="280"/>
+      </w:pPr>
+      <w:r>
+        <w:rPr>
+          <w:rFonts w:ascii="Calibri" w:cs="Calibri" w:eastAsia="Calibri" w:hAnsi="Calibri"/>
+          <w:color w:val="8A5A00"/>
+          <w:sz w:val="20"/>
+          <w:szCs w:val="20"/>
+        </w:rPr>
+        <w:t xml:space="preserve">rebuilt, and forgetting it gave you a chart that looked fine and was wrong. It came</w:t>
+      </w:r>
+    </w:p>
+    <w:p>
+      <w:pPr>
+        <w:pBdr>
+          <w:bottom w:val="single" w:color="FDF6E3" w:sz="6"/>
+        </w:pBdr>
+        <w:shd w:fill="FDF6E3" w:val="clear"/>
+        <w:spacing w:after="180" w:before="0"/>
+        <w:ind w:left="280" w:right="280"/>
+      </w:pPr>
+      <w:r>
+        <w:rPr>
+          <w:rFonts w:ascii="Calibri" w:cs="Calibri" w:eastAsia="Calibri" w:hAnsi="Calibri"/>
+          <w:color w:val="8A5A00"/>
+          <w:sz w:val="20"/>
+          <w:szCs w:val="20"/>
+        </w:rPr>
+        <w:t xml:space="preserve">out with the reduction.</w:t>
       </w:r>
     </w:p>
     <w:p>
@@ -7477,7 +8306,7 @@
                 <w:sz w:val="19"/>
                 <w:szCs w:val="19"/>
               </w:rPr>
-              <w:t xml:space="preserve">Finish the 4th → the counter resets and all five fields change together</w:t>
+              <w:t xml:space="preserve">Finish the 4th → the counter resets and all three fields change together</w:t>
             </w:r>
           </w:p>
         </w:tc>
@@ -8057,7 +8886,27 @@
           <w:sz w:val="21"/>
           <w:szCs w:val="21"/>
         </w:rPr>
-        <w:t xml:space="preserve">Approving spare requests</w:t>
+        <w:t xml:space="preserve">The </w:t>
+      </w:r>
+      <w:r>
+        <w:rPr>
+          <w:rFonts w:ascii="Calibri" w:cs="Calibri" w:eastAsia="Calibri" w:hAnsi="Calibri"/>
+          <w:b/>
+          <w:bCs/>
+          <w:color w:val="1F2933"/>
+          <w:sz w:val="21"/>
+          <w:szCs w:val="21"/>
+        </w:rPr>
+        <w:t xml:space="preserve">NOT OK Findings</w:t>
+      </w:r>
+      <w:r>
+        <w:rPr>
+          <w:rFonts w:ascii="Calibri" w:cs="Calibri" w:eastAsia="Calibri" w:hAnsi="Calibri"/>
+          <w:color w:val="1F2933"/>
+          <w:sz w:val="21"/>
+          <w:szCs w:val="21"/>
+        </w:rPr>
+        <w:t xml:space="preserve"> view, and deciding which findings become a work order</w:t>
       </w:r>
     </w:p>
     <w:p>
@@ -9066,7 +9915,7 @@
           <w:sz w:val="21"/>
           <w:szCs w:val="21"/>
         </w:rPr>
-        <w:t xml:space="preserve">The 11 flows will be owned by </w:t>
+        <w:t xml:space="preserve">The 9 flows will be owned by </w:t>
       </w:r>
       <w:r>
         <w:rPr>
@@ -9156,7 +10005,7 @@
           <w:sz w:val="21"/>
           <w:szCs w:val="21"/>
         </w:rPr>
-        <w:t xml:space="preserve">If that account is ever disabled or loses its licence, every connection breaks and all 11 flows stop.</w:t>
+        <w:t xml:space="preserve">If that account is ever disabled or loses its licence, every connection breaks and all 9 flows stop.</w:t>
       </w:r>
       <w:r>
         <w:rPr>
@@ -10404,7 +11253,7 @@
                 <w:sz w:val="19"/>
                 <w:szCs w:val="19"/>
               </w:rPr>
-              <w:t xml:space="preserve">Check </w:t>
+              <w:t xml:space="preserve">Check the cell's </w:t>
             </w:r>
             <w:r>
               <w:rPr>
@@ -10414,16 +11263,55 @@
                 <w:szCs w:val="17"/>
                 <w:shd w:fill="F4F6F7" w:val="clear"/>
               </w:rPr>
-              <w:t xml:space="preserve">Reset_Date</w:t>
-            </w:r>
-            <w:r>
-              <w:rPr>
-                <w:rFonts w:ascii="Calibri" w:cs="Calibri" w:eastAsia="Calibri" w:hAnsi="Calibri"/>
-                <w:color w:val="1F2933"/>
-                <w:sz w:val="19"/>
-                <w:szCs w:val="19"/>
-              </w:rPr>
-              <w:t xml:space="preserve"> is filled in and falls inside the uploaded month</w:t>
+              <w:t xml:space="preserve">Last_PM_Date</w:t>
+            </w:r>
+            <w:r>
+              <w:rPr>
+                <w:rFonts w:ascii="Calibri" w:cs="Calibri" w:eastAsia="Calibri" w:hAnsi="Calibri"/>
+                <w:color w:val="1F2933"/>
+                <w:sz w:val="19"/>
+                <w:szCs w:val="19"/>
+              </w:rPr>
+              <w:t xml:space="preserve"> falls inside the uploaded month, and that </w:t>
+            </w:r>
+            <w:r>
+              <w:rPr>
+                <w:rFonts w:ascii="Consolas" w:cs="Consolas" w:eastAsia="Consolas" w:hAnsi="Consolas"/>
+                <w:color w:val="0C3549"/>
+                <w:sz w:val="17"/>
+                <w:szCs w:val="17"/>
+                <w:shd w:fill="F4F6F7" w:val="clear"/>
+              </w:rPr>
+              <w:t xml:space="preserve">Get item cell</w:t>
+            </w:r>
+            <w:r>
+              <w:rPr>
+                <w:rFonts w:ascii="Calibri" w:cs="Calibri" w:eastAsia="Calibri" w:hAnsi="Calibri"/>
+                <w:color w:val="1F2933"/>
+                <w:sz w:val="19"/>
+                <w:szCs w:val="19"/>
+              </w:rPr>
+              <w:t xml:space="preserve"> is the </w:t>
+            </w:r>
+            <w:r>
+              <w:rPr>
+                <w:rFonts w:ascii="Calibri" w:cs="Calibri" w:eastAsia="Calibri" w:hAnsi="Calibri"/>
+                <w:b/>
+                <w:bCs/>
+                <w:color w:val="1F2933"/>
+                <w:sz w:val="19"/>
+                <w:szCs w:val="19"/>
+              </w:rPr>
+              <w:t xml:space="preserve">first</w:t>
+            </w:r>
+            <w:r>
+              <w:rPr>
+                <w:rFonts w:ascii="Calibri" w:cs="Calibri" w:eastAsia="Calibri" w:hAnsi="Calibri"/>
+                <w:color w:val="1F2933"/>
+                <w:sz w:val="19"/>
+                <w:szCs w:val="19"/>
+              </w:rPr>
+              <w:t xml:space="preserve"> action inside Flow 1's row loop</w:t>
             </w:r>
           </w:p>
         </w:tc>

--- a/pm-system/docs/STEP_BY_STEP_GUIDE.docx
+++ b/pm-system/docs/STEP_BY_STEP_GUIDE.docx
@@ -2243,6 +2243,257 @@
           <w:szCs w:val="21"/>
         </w:rPr>
         <w:t xml:space="preserve">.</w:t>
+      </w:r>
+    </w:p>
+    <w:p>
+      <w:pPr>
+        <w:pStyle w:val="Heading3"/>
+        <w:spacing w:after="100" w:before="240"/>
+      </w:pPr>
+      <w:r>
+        <w:rPr>
+          <w:rFonts w:ascii="Calibri" w:cs="Calibri" w:eastAsia="Calibri" w:hAnsi="Calibri"/>
+          <w:b/>
+          <w:bCs/>
+          <w:color w:val="2E86AB"/>
+          <w:sz w:val="22"/>
+          <w:szCs w:val="22"/>
+        </w:rPr>
+        <w:t xml:space="preserve">⚠ If it says you need admin approval</w:t>
+      </w:r>
+    </w:p>
+    <w:p>
+      <w:pPr>
+        <w:spacing w:after="120" w:before="60"/>
+      </w:pPr>
+      <w:r>
+        <w:rPr>
+          <w:rFonts w:ascii="Calibri" w:cs="Calibri" w:eastAsia="Calibri" w:hAnsi="Calibri"/>
+          <w:color w:val="1F2933"/>
+          <w:sz w:val="21"/>
+          <w:szCs w:val="21"/>
+        </w:rPr>
+        <w:t xml:space="preserve">Many corporate tenants block unapproved applications, and </w:t>
+      </w:r>
+      <w:r>
+        <w:rPr>
+          <w:rFonts w:ascii="Consolas" w:cs="Consolas" w:eastAsia="Consolas" w:hAnsi="Consolas"/>
+          <w:color w:val="0C3549"/>
+          <w:sz w:val="19"/>
+          <w:szCs w:val="19"/>
+          <w:shd w:fill="F4F6F7" w:val="clear"/>
+        </w:rPr>
+        <w:t xml:space="preserve">Connect-PnPOnline</w:t>
+      </w:r>
+      <w:r>
+        <w:rPr>
+          <w:rFonts w:ascii="Calibri" w:cs="Calibri" w:eastAsia="Calibri" w:hAnsi="Calibri"/>
+          <w:color w:val="1F2933"/>
+          <w:sz w:val="21"/>
+          <w:szCs w:val="21"/>
+        </w:rPr>
+        <w:t xml:space="preserve"> then fails with a consent error that does not tell you what to do. It is not a problem with these scripts and it is not something you can click past.</w:t>
+      </w:r>
+    </w:p>
+    <w:p>
+      <w:pPr>
+        <w:spacing w:after="120" w:before="60"/>
+      </w:pPr>
+      <w:r>
+        <w:rPr>
+          <w:rFonts w:ascii="Calibri" w:cs="Calibri" w:eastAsia="Calibri" w:hAnsi="Calibri"/>
+          <w:color w:val="1F2933"/>
+          <w:sz w:val="21"/>
+          <w:szCs w:val="21"/>
+        </w:rPr>
+        <w:t xml:space="preserve">Someone with Entra (Azure AD) rights registers an application </w:t>
+      </w:r>
+      <w:r>
+        <w:rPr>
+          <w:rFonts w:ascii="Calibri" w:cs="Calibri" w:eastAsia="Calibri" w:hAnsi="Calibri"/>
+          <w:b/>
+          <w:bCs/>
+          <w:color w:val="1F2933"/>
+          <w:sz w:val="21"/>
+          <w:szCs w:val="21"/>
+        </w:rPr>
+        <w:t xml:space="preserve">once</w:t>
+      </w:r>
+      <w:r>
+        <w:rPr>
+          <w:rFonts w:ascii="Calibri" w:cs="Calibri" w:eastAsia="Calibri" w:hAnsi="Calibri"/>
+          <w:color w:val="1F2933"/>
+          <w:sz w:val="21"/>
+          <w:szCs w:val="21"/>
+        </w:rPr>
+        <w:t xml:space="preserve">:</w:t>
+      </w:r>
+    </w:p>
+    <w:p>
+      <w:pPr>
+        <w:shd w:fill="F4F6F7" w:val="clear"/>
+        <w:spacing w:after="0" w:before="100"/>
+        <w:ind w:left="170" w:right="170"/>
+      </w:pPr>
+      <w:r>
+        <w:rPr>
+          <w:rFonts w:ascii="Consolas" w:cs="Consolas" w:eastAsia="Consolas" w:hAnsi="Consolas"/>
+          <w:color w:val="0C3549"/>
+          <w:sz w:val="17"/>
+          <w:szCs w:val="17"/>
+        </w:rPr>
+        <w:t xml:space="preserve">Register-PnPEntraIDAppForInteractiveLogin `</w:t>
+      </w:r>
+    </w:p>
+    <w:p>
+      <w:pPr>
+        <w:shd w:fill="F4F6F7" w:val="clear"/>
+        <w:spacing w:after="0" w:before="0"/>
+        <w:ind w:left="170" w:right="170"/>
+      </w:pPr>
+      <w:r>
+        <w:rPr>
+          <w:rFonts w:ascii="Consolas" w:cs="Consolas" w:eastAsia="Consolas" w:hAnsi="Consolas"/>
+          <w:color w:val="0C3549"/>
+          <w:sz w:val="17"/>
+          <w:szCs w:val="17"/>
+        </w:rPr>
+        <w:t xml:space="preserve">    -ApplicationName "EPQPL PM Provisioning" `</w:t>
+      </w:r>
+    </w:p>
+    <w:p>
+      <w:pPr>
+        <w:shd w:fill="F4F6F7" w:val="clear"/>
+        <w:spacing w:after="0" w:before="0"/>
+        <w:ind w:left="170" w:right="170"/>
+      </w:pPr>
+      <w:r>
+        <w:rPr>
+          <w:rFonts w:ascii="Consolas" w:cs="Consolas" w:eastAsia="Consolas" w:hAnsi="Consolas"/>
+          <w:color w:val="0C3549"/>
+          <w:sz w:val="17"/>
+          <w:szCs w:val="17"/>
+        </w:rPr>
+        <w:t xml:space="preserve">    -Tenant yourcompany.onmicrosoft.com `</w:t>
+      </w:r>
+    </w:p>
+    <w:p>
+      <w:pPr>
+        <w:shd w:fill="F4F6F7" w:val="clear"/>
+        <w:spacing w:after="140" w:before="0"/>
+        <w:ind w:left="170" w:right="170"/>
+      </w:pPr>
+      <w:r>
+        <w:rPr>
+          <w:rFonts w:ascii="Consolas" w:cs="Consolas" w:eastAsia="Consolas" w:hAnsi="Consolas"/>
+          <w:color w:val="0C3549"/>
+          <w:sz w:val="17"/>
+          <w:szCs w:val="17"/>
+        </w:rPr>
+        <w:t xml:space="preserve">    -Interactive</w:t>
+      </w:r>
+    </w:p>
+    <w:p>
+      <w:pPr>
+        <w:spacing w:after="120" w:before="60"/>
+      </w:pPr>
+      <w:r>
+        <w:rPr>
+          <w:rFonts w:ascii="Calibri" w:cs="Calibri" w:eastAsia="Calibri" w:hAnsi="Calibri"/>
+          <w:color w:val="1F2933"/>
+          <w:sz w:val="21"/>
+          <w:szCs w:val="21"/>
+        </w:rPr>
+        <w:t xml:space="preserve">It prints a </w:t>
+      </w:r>
+      <w:r>
+        <w:rPr>
+          <w:rFonts w:ascii="Calibri" w:cs="Calibri" w:eastAsia="Calibri" w:hAnsi="Calibri"/>
+          <w:b/>
+          <w:bCs/>
+          <w:color w:val="1F2933"/>
+          <w:sz w:val="21"/>
+          <w:szCs w:val="21"/>
+        </w:rPr>
+        <w:t xml:space="preserve">client id</w:t>
+      </w:r>
+      <w:r>
+        <w:rPr>
+          <w:rFonts w:ascii="Calibri" w:cs="Calibri" w:eastAsia="Calibri" w:hAnsi="Calibri"/>
+          <w:color w:val="1F2933"/>
+          <w:sz w:val="21"/>
+          <w:szCs w:val="21"/>
+        </w:rPr>
+        <w:t xml:space="preserve">. Add </w:t>
+      </w:r>
+      <w:r>
+        <w:rPr>
+          <w:rFonts w:ascii="Consolas" w:cs="Consolas" w:eastAsia="Consolas" w:hAnsi="Consolas"/>
+          <w:color w:val="0C3549"/>
+          <w:sz w:val="19"/>
+          <w:szCs w:val="19"/>
+          <w:shd w:fill="F4F6F7" w:val="clear"/>
+        </w:rPr>
+        <w:t xml:space="preserve">-ClientId "&lt;that id&gt;"</w:t>
+      </w:r>
+      <w:r>
+        <w:rPr>
+          <w:rFonts w:ascii="Calibri" w:cs="Calibri" w:eastAsia="Calibri" w:hAnsi="Calibri"/>
+          <w:color w:val="1F2933"/>
+          <w:sz w:val="21"/>
+          <w:szCs w:val="21"/>
+        </w:rPr>
+        <w:t xml:space="preserve"> to all three scripts from then on:</w:t>
+      </w:r>
+    </w:p>
+    <w:p>
+      <w:pPr>
+        <w:shd w:fill="F4F6F7" w:val="clear"/>
+        <w:spacing w:after="140" w:before="100"/>
+        <w:ind w:left="170" w:right="170"/>
+      </w:pPr>
+      <w:r>
+        <w:rPr>
+          <w:rFonts w:ascii="Consolas" w:cs="Consolas" w:eastAsia="Consolas" w:hAnsi="Consolas"/>
+          <w:color w:val="0C3549"/>
+          <w:sz w:val="17"/>
+          <w:szCs w:val="17"/>
+        </w:rPr>
+        <w:t xml:space="preserve">.\provision_lists.ps1 -SiteUrl "&lt;your site&gt;" -ClientId "&lt;that id&gt;" -WhatIf</w:t>
+      </w:r>
+    </w:p>
+    <w:p>
+      <w:pPr>
+        <w:spacing w:after="120" w:before="60"/>
+      </w:pPr>
+      <w:r>
+        <w:rPr>
+          <w:rFonts w:ascii="Calibri" w:cs="Calibri" w:eastAsia="Calibri" w:hAnsi="Calibri"/>
+          <w:color w:val="1F2933"/>
+          <w:sz w:val="21"/>
+          <w:szCs w:val="21"/>
+        </w:rPr>
+        <w:t xml:space="preserve">Ask for this </w:t>
+      </w:r>
+      <w:r>
+        <w:rPr>
+          <w:rFonts w:ascii="Calibri" w:cs="Calibri" w:eastAsia="Calibri" w:hAnsi="Calibri"/>
+          <w:b/>
+          <w:bCs/>
+          <w:color w:val="1F2933"/>
+          <w:sz w:val="21"/>
+          <w:szCs w:val="21"/>
+        </w:rPr>
+        <w:t xml:space="preserve">before</w:t>
+      </w:r>
+      <w:r>
+        <w:rPr>
+          <w:rFonts w:ascii="Calibri" w:cs="Calibri" w:eastAsia="Calibri" w:hAnsi="Calibri"/>
+          <w:color w:val="1F2933"/>
+          <w:sz w:val="21"/>
+          <w:szCs w:val="21"/>
+        </w:rPr>
+        <w:t xml:space="preserve"> your provisioning day if you are not sure. It is a ten-minute job for whoever holds the rights, and a half-day delay if you discover it at 9 a.m. on the day.</w:t>
       </w:r>
     </w:p>
     <w:p>
@@ -9715,7 +9966,7 @@
                 <w:szCs w:val="17"/>
                 <w:shd w:fill="F4F6F7" w:val="clear"/>
               </w:rPr>
-              <w:t xml:space="preserve">Breakdowns After PM</w:t>
+              <w:t xml:space="preserve">Breakdowns After PM (7d)</w:t>
             </w:r>
             <w:r>
               <w:rPr>

--- a/pm-system/docs/STEP_BY_STEP_GUIDE.docx
+++ b/pm-system/docs/STEP_BY_STEP_GUIDE.docx
@@ -1115,11 +1115,13 @@
       <w:r>
         <w:rPr>
           <w:rFonts w:ascii="Calibri" w:cs="Calibri" w:eastAsia="Calibri" w:hAnsi="Calibri"/>
-          <w:color w:val="1F2933"/>
-          <w:sz w:val="21"/>
-          <w:szCs w:val="21"/>
-        </w:rPr>
-        <w:t xml:space="preserve">Three things. Install them once.</w:t>
+          <w:b/>
+          <w:bCs/>
+          <w:color w:val="1F2933"/>
+          <w:sz w:val="21"/>
+          <w:szCs w:val="21"/>
+        </w:rPr>
+        <w:t xml:space="preserve">Two things, and you probably have one of them already.</w:t>
       </w:r>
     </w:p>
     <w:p>
@@ -1188,140 +1190,7 @@
           <w:sz w:val="21"/>
           <w:szCs w:val="21"/>
         </w:rPr>
-        <w:t xml:space="preserve">Press Y if it asks. PnP is a free Microsoft toolkit for talking to SharePoint.</w:t>
-      </w:r>
-    </w:p>
-    <w:p>
-      <w:pPr>
-        <w:spacing w:after="120" w:before="60"/>
-      </w:pPr>
-      <w:r>
-        <w:rPr>
-          <w:rFonts w:ascii="Calibri" w:cs="Calibri" w:eastAsia="Calibri" w:hAnsi="Calibri"/>
-          <w:b/>
-          <w:bCs/>
-          <w:color w:val="1F2933"/>
-          <w:sz w:val="21"/>
-          <w:szCs w:val="21"/>
-        </w:rPr>
-        <w:t xml:space="preserve">2. Python</w:t>
-      </w:r>
-      <w:r>
-        <w:rPr>
-          <w:rFonts w:ascii="Calibri" w:cs="Calibri" w:eastAsia="Calibri" w:hAnsi="Calibri"/>
-          <w:color w:val="1F2933"/>
-          <w:sz w:val="21"/>
-          <w:szCs w:val="21"/>
-        </w:rPr>
-        <w:t xml:space="preserve"> — this prepares your data and generates the QR stickers. Install from python.org, </w:t>
-      </w:r>
-      <w:r>
-        <w:rPr>
-          <w:rFonts w:ascii="Calibri" w:cs="Calibri" w:eastAsia="Calibri" w:hAnsi="Calibri"/>
-          <w:b/>
-          <w:bCs/>
-          <w:color w:val="1F2933"/>
-          <w:sz w:val="21"/>
-          <w:szCs w:val="21"/>
-        </w:rPr>
-        <w:t xml:space="preserve">ticking "Add Python to PATH"</w:t>
-      </w:r>
-      <w:r>
-        <w:rPr>
-          <w:rFonts w:ascii="Calibri" w:cs="Calibri" w:eastAsia="Calibri" w:hAnsi="Calibri"/>
-          <w:color w:val="1F2933"/>
-          <w:sz w:val="21"/>
-          <w:szCs w:val="21"/>
-        </w:rPr>
-        <w:t xml:space="preserve"> during setup. Then open a Command Prompt in the project folder and run:</w:t>
-      </w:r>
-    </w:p>
-    <w:p>
-      <w:pPr>
-        <w:shd w:fill="F4F6F7" w:val="clear"/>
-        <w:spacing w:after="0" w:before="100"/>
-        <w:ind w:left="170" w:right="170"/>
-      </w:pPr>
-      <w:r>
-        <w:rPr>
-          <w:rFonts w:ascii="Consolas" w:cs="Consolas" w:eastAsia="Consolas" w:hAnsi="Consolas"/>
-          <w:color w:val="0C3549"/>
-          <w:sz w:val="17"/>
-          <w:szCs w:val="17"/>
-        </w:rPr>
-        <w:t xml:space="preserve">pip install -r tools/requirements.txt</w:t>
-      </w:r>
-    </w:p>
-    <w:p>
-      <w:pPr>
-        <w:shd w:fill="F4F6F7" w:val="clear"/>
-        <w:spacing w:after="140" w:before="0"/>
-        <w:ind w:left="170" w:right="170"/>
-      </w:pPr>
-      <w:r>
-        <w:rPr>
-          <w:rFonts w:ascii="Consolas" w:cs="Consolas" w:eastAsia="Consolas" w:hAnsi="Consolas"/>
-          <w:color w:val="0C3549"/>
-          <w:sz w:val="17"/>
-          <w:szCs w:val="17"/>
-        </w:rPr>
-        <w:t xml:space="preserve">pip install -r qr/requirements.txt</w:t>
-      </w:r>
-    </w:p>
-    <w:p>
-      <w:pPr>
-        <w:spacing w:after="120" w:before="60"/>
-      </w:pPr>
-      <w:r>
-        <w:rPr>
-          <w:rFonts w:ascii="Calibri" w:cs="Calibri" w:eastAsia="Calibri" w:hAnsi="Calibri"/>
-          <w:b/>
-          <w:bCs/>
-          <w:color w:val="1F2933"/>
-          <w:sz w:val="21"/>
-          <w:szCs w:val="21"/>
-        </w:rPr>
-        <w:t xml:space="preserve">3. Power BI Desktop</w:t>
-      </w:r>
-      <w:r>
-        <w:rPr>
-          <w:rFonts w:ascii="Calibri" w:cs="Calibri" w:eastAsia="Calibri" w:hAnsi="Calibri"/>
-          <w:color w:val="1F2933"/>
-          <w:sz w:val="21"/>
-          <w:szCs w:val="21"/>
-        </w:rPr>
-        <w:t xml:space="preserve"> — free from the Microsoft Store.</w:t>
-      </w:r>
-    </w:p>
-    <w:p>
-      <w:pPr>
-        <w:pStyle w:val="Heading3"/>
-        <w:spacing w:after="100" w:before="240"/>
-      </w:pPr>
-      <w:r>
-        <w:rPr>
-          <w:rFonts w:ascii="Calibri" w:cs="Calibri" w:eastAsia="Calibri" w:hAnsi="Calibri"/>
-          <w:b/>
-          <w:bCs/>
-          <w:color w:val="2E86AB"/>
-          <w:sz w:val="22"/>
-          <w:szCs w:val="22"/>
-        </w:rPr>
-        <w:t xml:space="preserve">The project folder</w:t>
-      </w:r>
-    </w:p>
-    <w:p>
-      <w:pPr>
-        <w:spacing w:after="120" w:before="60"/>
-      </w:pPr>
-      <w:r>
-        <w:rPr>
-          <w:rFonts w:ascii="Calibri" w:cs="Calibri" w:eastAsia="Calibri" w:hAnsi="Calibri"/>
-          <w:color w:val="1F2933"/>
-          <w:sz w:val="21"/>
-          <w:szCs w:val="21"/>
-        </w:rPr>
-        <w:t xml:space="preserve">Everything lives in the </w:t>
+        <w:t xml:space="preserve">Press Y if it asks. PnP is a free Microsoft toolkit for talking to SharePoint. </w:t>
       </w:r>
       <w:r>
         <w:rPr>
@@ -1331,55 +1200,66 @@
           <w:szCs w:val="19"/>
           <w:shd w:fill="F4F6F7" w:val="clear"/>
         </w:rPr>
-        <w:t xml:space="preserve">pm-system</w:t>
-      </w:r>
-      <w:r>
-        <w:rPr>
-          <w:rFonts w:ascii="Calibri" w:cs="Calibri" w:eastAsia="Calibri" w:hAnsi="Calibri"/>
-          <w:color w:val="1F2933"/>
-          <w:sz w:val="21"/>
-          <w:szCs w:val="21"/>
-        </w:rPr>
-        <w:t xml:space="preserve"> folder. Put it somewhere sensible on your laptop, like </w:t>
-      </w:r>
-      <w:r>
-        <w:rPr>
-          <w:rFonts w:ascii="Consolas" w:cs="Consolas" w:eastAsia="Consolas" w:hAnsi="Consolas"/>
-          <w:color w:val="0C3549"/>
-          <w:sz w:val="19"/>
-          <w:szCs w:val="19"/>
-          <w:shd w:fill="F4F6F7" w:val="clear"/>
-        </w:rPr>
-        <w:t xml:space="preserve">C:\EPQPL_PM\</w:t>
-      </w:r>
-      <w:r>
-        <w:rPr>
-          <w:rFonts w:ascii="Calibri" w:cs="Calibri" w:eastAsia="Calibri" w:hAnsi="Calibri"/>
-          <w:color w:val="1F2933"/>
-          <w:sz w:val="21"/>
-          <w:szCs w:val="21"/>
-        </w:rPr>
-        <w:t xml:space="preserve">. All the commands below assume you have a Command Prompt or PowerShell window </w:t>
-      </w:r>
-      <w:r>
-        <w:rPr>
-          <w:rFonts w:ascii="Calibri" w:cs="Calibri" w:eastAsia="Calibri" w:hAnsi="Calibri"/>
-          <w:b/>
-          <w:bCs/>
-          <w:color w:val="1F2933"/>
-          <w:sz w:val="21"/>
-          <w:szCs w:val="21"/>
-        </w:rPr>
-        <w:t xml:space="preserve">open inside that folder</w:t>
-      </w:r>
-      <w:r>
-        <w:rPr>
-          <w:rFonts w:ascii="Calibri" w:cs="Calibri" w:eastAsia="Calibri" w:hAnsi="Calibri"/>
-          <w:color w:val="1F2933"/>
-          <w:sz w:val="21"/>
-          <w:szCs w:val="21"/>
-        </w:rPr>
-        <w:t xml:space="preserve">.</w:t>
+        <w:t xml:space="preserve">-Scope CurrentUser</w:t>
+      </w:r>
+      <w:r>
+        <w:rPr>
+          <w:rFonts w:ascii="Calibri" w:cs="Calibri" w:eastAsia="Calibri" w:hAnsi="Calibri"/>
+          <w:color w:val="1F2933"/>
+          <w:sz w:val="21"/>
+          <w:szCs w:val="21"/>
+        </w:rPr>
+        <w:t xml:space="preserve"> installs it for you alone, so it does not need an administrator.</w:t>
+      </w:r>
+    </w:p>
+    <w:p>
+      <w:pPr>
+        <w:spacing w:after="120" w:before="60"/>
+      </w:pPr>
+      <w:r>
+        <w:rPr>
+          <w:rFonts w:ascii="Calibri" w:cs="Calibri" w:eastAsia="Calibri" w:hAnsi="Calibri"/>
+          <w:b/>
+          <w:bCs/>
+          <w:color w:val="1F2933"/>
+          <w:sz w:val="21"/>
+          <w:szCs w:val="21"/>
+        </w:rPr>
+        <w:t xml:space="preserve">2. Power BI Desktop</w:t>
+      </w:r>
+      <w:r>
+        <w:rPr>
+          <w:rFonts w:ascii="Calibri" w:cs="Calibri" w:eastAsia="Calibri" w:hAnsi="Calibri"/>
+          <w:color w:val="1F2933"/>
+          <w:sz w:val="21"/>
+          <w:szCs w:val="21"/>
+        </w:rPr>
+        <w:t xml:space="preserve"> — free from the Microsoft Store.</w:t>
+      </w:r>
+    </w:p>
+    <w:p>
+      <w:pPr>
+        <w:spacing w:after="120" w:before="60"/>
+      </w:pPr>
+      <w:r>
+        <w:rPr>
+          <w:rFonts w:ascii="Calibri" w:cs="Calibri" w:eastAsia="Calibri" w:hAnsi="Calibri"/>
+          <w:b/>
+          <w:bCs/>
+          <w:color w:val="1F2933"/>
+          <w:sz w:val="21"/>
+          <w:szCs w:val="21"/>
+        </w:rPr>
+        <w:t xml:space="preserve">And a web browser</w:t>
+      </w:r>
+      <w:r>
+        <w:rPr>
+          <w:rFonts w:ascii="Calibri" w:cs="Calibri" w:eastAsia="Calibri" w:hAnsi="Calibri"/>
+          <w:color w:val="1F2933"/>
+          <w:sz w:val="21"/>
+          <w:szCs w:val="21"/>
+        </w:rPr>
+        <w:t xml:space="preserve">, which you already have. That is what makes the QR stickers.</w:t>
       </w:r>
     </w:p>
     <w:p>
@@ -1396,20 +1276,95 @@
           <w:rFonts w:ascii="Calibri" w:cs="Calibri" w:eastAsia="Calibri" w:hAnsi="Calibri"/>
           <w:b/>
           <w:bCs/>
+          <w:color w:val="0C3549"/>
+          <w:sz w:val="24"/>
+          <w:szCs w:val="24"/>
+        </w:rPr>
+        <w:t xml:space="preserve">No programming tools needed</w:t>
+      </w:r>
+    </w:p>
+    <w:p>
+      <w:pPr>
+        <w:shd w:fill="FDF6E3" w:val="clear"/>
+        <w:spacing w:after="60" w:before="0"/>
+        <w:ind w:left="280" w:right="280"/>
+      </w:pPr>
+      <w:r>
+        <w:rPr>
+          <w:rFonts w:ascii="Calibri" w:cs="Calibri" w:eastAsia="Calibri" w:hAnsi="Calibri"/>
           <w:color w:val="8A5A00"/>
           <w:sz w:val="20"/>
           <w:szCs w:val="20"/>
         </w:rPr>
-        <w:t xml:space="preserve">Tip:</w:t>
-      </w:r>
-      <w:r>
-        <w:rPr>
-          <w:rFonts w:ascii="Calibri" w:cs="Calibri" w:eastAsia="Calibri" w:hAnsi="Calibri"/>
+        <w:t xml:space="preserve">You do </w:t>
+      </w:r>
+      <w:r>
+        <w:rPr>
+          <w:rFonts w:ascii="Calibri" w:cs="Calibri" w:eastAsia="Calibri" w:hAnsi="Calibri"/>
+          <w:b/>
+          <w:bCs/>
           <w:color w:val="8A5A00"/>
           <w:sz w:val="20"/>
           <w:szCs w:val="20"/>
         </w:rPr>
-        <w:t xml:space="preserve"> open the folder in File Explorer, click in the address bar, type </w:t>
+        <w:t xml:space="preserve">not</w:t>
+      </w:r>
+      <w:r>
+        <w:rPr>
+          <w:rFonts w:ascii="Calibri" w:cs="Calibri" w:eastAsia="Calibri" w:hAnsi="Calibri"/>
+          <w:color w:val="8A5A00"/>
+          <w:sz w:val="20"/>
+          <w:szCs w:val="20"/>
+        </w:rPr>
+        <w:t xml:space="preserve"> need Python, Node.js or anything else. Every file that would have</w:t>
+      </w:r>
+    </w:p>
+    <w:p>
+      <w:pPr>
+        <w:shd w:fill="FDF6E3" w:val="clear"/>
+        <w:spacing w:after="60" w:before="0"/>
+        <w:ind w:left="280" w:right="280"/>
+      </w:pPr>
+      <w:r>
+        <w:rPr>
+          <w:rFonts w:ascii="Calibri" w:cs="Calibri" w:eastAsia="Calibri" w:hAnsi="Calibri"/>
+          <w:color w:val="8A5A00"/>
+          <w:sz w:val="20"/>
+          <w:szCs w:val="20"/>
+        </w:rPr>
+        <w:t xml:space="preserve">been generated is already in the folder — the data, the list definitions, the</w:t>
+      </w:r>
+    </w:p>
+    <w:p>
+      <w:pPr>
+        <w:shd w:fill="FDF6E3" w:val="clear"/>
+        <w:spacing w:after="60" w:before="0"/>
+        <w:ind w:left="280" w:right="280"/>
+      </w:pPr>
+      <w:r>
+        <w:rPr>
+          <w:rFonts w:ascii="Calibri" w:cs="Calibri" w:eastAsia="Calibri" w:hAnsi="Calibri"/>
+          <w:color w:val="8A5A00"/>
+          <w:sz w:val="20"/>
+          <w:szCs w:val="20"/>
+        </w:rPr>
+        <w:t xml:space="preserve">dashboard. You are installing the lists and loading data that is already prepared.</w:t>
+      </w:r>
+    </w:p>
+    <w:p>
+      <w:pPr>
+        <w:shd w:fill="FDF6E3" w:val="clear"/>
+        <w:spacing w:after="60" w:before="0"/>
+        <w:ind w:left="280" w:right="280"/>
+      </w:pPr>
+      <w:r>
+        <w:rPr>
+          <w:rFonts w:ascii="Calibri" w:cs="Calibri" w:eastAsia="Calibri" w:hAnsi="Calibri"/>
+          <w:color w:val="8A5A00"/>
+          <w:sz w:val="20"/>
+          <w:szCs w:val="20"/>
+        </w:rPr>
+        <w:t xml:space="preserve">There is a toolkit in </w:t>
       </w:r>
       <w:r>
         <w:rPr>
@@ -1419,7 +1374,16 @@
           <w:szCs w:val="18"/>
           <w:shd w:fill="F4F6F7" w:val="clear"/>
         </w:rPr>
-        <w:t xml:space="preserve">cmd</w:t>
+        <w:t xml:space="preserve">tools\</w:t>
+      </w:r>
+      <w:r>
+        <w:rPr>
+          <w:rFonts w:ascii="Calibri" w:cs="Calibri" w:eastAsia="Calibri" w:hAnsi="Calibri"/>
+          <w:color w:val="8A5A00"/>
+          <w:sz w:val="20"/>
+          <w:szCs w:val="20"/>
+        </w:rPr>
+        <w:t xml:space="preserve"> for whoever maintains this later, if the source data</w:t>
       </w:r>
     </w:p>
     <w:p>
@@ -1438,63 +1402,7 @@
           <w:sz w:val="20"/>
           <w:szCs w:val="20"/>
         </w:rPr>
-        <w:t xml:space="preserve">and press Enter. That opens a Command Prompt already in the right place.</w:t>
-      </w:r>
-    </w:p>
-    <w:p>
-      <w:pPr>
-        <w:pBdr>
-          <w:bottom w:val="single" w:color="D9E2E6" w:sz="6"/>
-        </w:pBdr>
-        <w:spacing w:after="200" w:before="120"/>
-      </w:pPr>
-      <w:r>
-        <w:t xml:space="preserve"/>
-      </w:r>
-    </w:p>
-    <w:p>
-      <w:pPr>
-        <w:pStyle w:val="Heading1"/>
-        <w:pBdr>
-          <w:bottom w:val="single" w:color="0C3549" w:sz="8"/>
-        </w:pBdr>
-        <w:spacing w:after="200" w:before="0"/>
-      </w:pPr>
-      <w:r>
-        <w:rPr>
-          <w:rFonts w:ascii="Calibri" w:cs="Calibri" w:eastAsia="Calibri" w:hAnsi="Calibri"/>
-          <w:b/>
-          <w:bCs/>
-          <w:color w:val="0C3549"/>
-          <w:sz w:val="34"/>
-          <w:szCs w:val="34"/>
-        </w:rPr>
-        <w:t xml:space="preserve">Stage 1 — Check the data  ·  30 minutes</w:t>
-      </w:r>
-    </w:p>
-    <w:p>
-      <w:pPr>
-        <w:spacing w:after="120" w:before="60"/>
-      </w:pPr>
-      <w:r>
-        <w:rPr>
-          <w:rFonts w:ascii="Calibri" w:cs="Calibri" w:eastAsia="Calibri" w:hAnsi="Calibri"/>
-          <w:b/>
-          <w:bCs/>
-          <w:color w:val="1F2933"/>
-          <w:sz w:val="21"/>
-          <w:szCs w:val="21"/>
-        </w:rPr>
-        <w:t xml:space="preserve">What you are doing:</w:t>
-      </w:r>
-      <w:r>
-        <w:rPr>
-          <w:rFonts w:ascii="Calibri" w:cs="Calibri" w:eastAsia="Calibri" w:hAnsi="Calibri"/>
-          <w:color w:val="1F2933"/>
-          <w:sz w:val="21"/>
-          <w:szCs w:val="21"/>
-        </w:rPr>
-        <w:t xml:space="preserve"> turning the three Excel workbooks into clean files that SharePoint will accept, and checking nothing in them is broken.</w:t>
+        <w:t xml:space="preserve">ever changes. You do not need it to build or run the system.</w:t>
       </w:r>
     </w:p>
     <w:p>
@@ -1511,26 +1419,21 @@
           <w:sz w:val="22"/>
           <w:szCs w:val="22"/>
         </w:rPr>
-        <w:t xml:space="preserve">Do this</w:t>
-      </w:r>
-    </w:p>
-    <w:p>
-      <w:pPr>
-        <w:pStyle w:val="ListParagraph"/>
-        <w:numPr>
-          <w:ilvl w:val="0"/>
-          <w:numId w:val="2"/>
-        </w:numPr>
-        <w:spacing w:after="60" w:before="60"/>
-      </w:pPr>
-      <w:r>
-        <w:rPr>
-          <w:rFonts w:ascii="Calibri" w:cs="Calibri" w:eastAsia="Calibri" w:hAnsi="Calibri"/>
-          <w:color w:val="1F2933"/>
-          <w:sz w:val="21"/>
-          <w:szCs w:val="21"/>
-        </w:rPr>
-        <w:t xml:space="preserve">Make sure the three workbooks and the data dictionary are in the </w:t>
+        <w:t xml:space="preserve">The project folder</w:t>
+      </w:r>
+    </w:p>
+    <w:p>
+      <w:pPr>
+        <w:spacing w:after="120" w:before="60"/>
+      </w:pPr>
+      <w:r>
+        <w:rPr>
+          <w:rFonts w:ascii="Calibri" w:cs="Calibri" w:eastAsia="Calibri" w:hAnsi="Calibri"/>
+          <w:color w:val="1F2933"/>
+          <w:sz w:val="21"/>
+          <w:szCs w:val="21"/>
+        </w:rPr>
+        <w:t xml:space="preserve">Everything lives in the </w:t>
       </w:r>
       <w:r>
         <w:rPr>
@@ -1540,112 +1443,16 @@
           <w:szCs w:val="19"/>
           <w:shd w:fill="F4F6F7" w:val="clear"/>
         </w:rPr>
-        <w:t xml:space="preserve">input</w:t>
-      </w:r>
-      <w:r>
-        <w:rPr>
-          <w:rFonts w:ascii="Calibri" w:cs="Calibri" w:eastAsia="Calibri" w:hAnsi="Calibri"/>
-          <w:color w:val="1F2933"/>
-          <w:sz w:val="21"/>
-          <w:szCs w:val="21"/>
-        </w:rPr>
-        <w:t xml:space="preserve"> folder.</w:t>
-      </w:r>
-    </w:p>
-    <w:p>
-      <w:pPr>
-        <w:pStyle w:val="ListParagraph"/>
-        <w:numPr>
-          <w:ilvl w:val="0"/>
-          <w:numId w:val="2"/>
-        </w:numPr>
-        <w:spacing w:after="60" w:before="60"/>
-      </w:pPr>
-      <w:r>
-        <w:rPr>
-          <w:rFonts w:ascii="Calibri" w:cs="Calibri" w:eastAsia="Calibri" w:hAnsi="Calibri"/>
-          <w:color w:val="1F2933"/>
-          <w:sz w:val="21"/>
-          <w:szCs w:val="21"/>
-        </w:rPr>
-        <w:t xml:space="preserve">Run:</w:t>
-      </w:r>
-    </w:p>
-    <w:p>
-      <w:pPr>
-        <w:shd w:fill="F4F6F7" w:val="clear"/>
-        <w:spacing w:after="140" w:before="100"/>
-        <w:ind w:left="170" w:right="170"/>
-      </w:pPr>
-      <w:r>
-        <w:rPr>
-          <w:rFonts w:ascii="Consolas" w:cs="Consolas" w:eastAsia="Consolas" w:hAnsi="Consolas"/>
-          <w:color w:val="0C3549"/>
-          <w:sz w:val="17"/>
-          <w:szCs w:val="17"/>
-        </w:rPr>
-        <w:t xml:space="preserve">python tools/prepare_sharepoint_data.py --strict</w:t>
-      </w:r>
-    </w:p>
-    <w:p>
-      <w:pPr>
-        <w:pStyle w:val="Heading3"/>
-        <w:spacing w:after="100" w:before="240"/>
-      </w:pPr>
-      <w:r>
-        <w:rPr>
-          <w:rFonts w:ascii="Calibri" w:cs="Calibri" w:eastAsia="Calibri" w:hAnsi="Calibri"/>
-          <w:b/>
-          <w:bCs/>
-          <w:color w:val="2E86AB"/>
-          <w:sz w:val="22"/>
-          <w:szCs w:val="22"/>
-        </w:rPr>
-        <w:t xml:space="preserve">How you know it worked</w:t>
-      </w:r>
-    </w:p>
-    <w:p>
-      <w:pPr>
-        <w:spacing w:after="120" w:before="60"/>
-      </w:pPr>
-      <w:r>
-        <w:rPr>
-          <w:rFonts w:ascii="Calibri" w:cs="Calibri" w:eastAsia="Calibri" w:hAnsi="Calibri"/>
-          <w:color w:val="1F2933"/>
-          <w:sz w:val="21"/>
-          <w:szCs w:val="21"/>
-        </w:rPr>
-        <w:t xml:space="preserve">The last line says:</w:t>
-      </w:r>
-    </w:p>
-    <w:p>
-      <w:pPr>
-        <w:shd w:fill="F4F6F7" w:val="clear"/>
-        <w:spacing w:after="140" w:before="100"/>
-        <w:ind w:left="170" w:right="170"/>
-      </w:pPr>
-      <w:r>
-        <w:rPr>
-          <w:rFonts w:ascii="Consolas" w:cs="Consolas" w:eastAsia="Consolas" w:hAnsi="Consolas"/>
-          <w:color w:val="0C3549"/>
-          <w:sz w:val="17"/>
-          <w:szCs w:val="17"/>
-        </w:rPr>
-        <w:t xml:space="preserve">0 error(s), 0 warning(s).</w:t>
-      </w:r>
-    </w:p>
-    <w:p>
-      <w:pPr>
-        <w:spacing w:after="120" w:before="60"/>
-      </w:pPr>
-      <w:r>
-        <w:rPr>
-          <w:rFonts w:ascii="Calibri" w:cs="Calibri" w:eastAsia="Calibri" w:hAnsi="Calibri"/>
-          <w:color w:val="1F2933"/>
-          <w:sz w:val="21"/>
-          <w:szCs w:val="21"/>
-        </w:rPr>
-        <w:t xml:space="preserve">You will also find new files in </w:t>
+        <w:t xml:space="preserve">pm-system</w:t>
+      </w:r>
+      <w:r>
+        <w:rPr>
+          <w:rFonts w:ascii="Calibri" w:cs="Calibri" w:eastAsia="Calibri" w:hAnsi="Calibri"/>
+          <w:color w:val="1F2933"/>
+          <w:sz w:val="21"/>
+          <w:szCs w:val="21"/>
+        </w:rPr>
+        <w:t xml:space="preserve"> folder. Put it somewhere sensible on your laptop, like </w:t>
       </w:r>
       <w:r>
         <w:rPr>
@@ -1655,105 +1462,36 @@
           <w:szCs w:val="19"/>
           <w:shd w:fill="F4F6F7" w:val="clear"/>
         </w:rPr>
-        <w:t xml:space="preserve">sharepoint\data\</w:t>
-      </w:r>
-      <w:r>
-        <w:rPr>
-          <w:rFonts w:ascii="Calibri" w:cs="Calibri" w:eastAsia="Calibri" w:hAnsi="Calibri"/>
-          <w:color w:val="1F2933"/>
-          <w:sz w:val="21"/>
-          <w:szCs w:val="21"/>
-        </w:rPr>
-        <w:t xml:space="preserve"> — one </w:t>
-      </w:r>
-      <w:r>
-        <w:rPr>
-          <w:rFonts w:ascii="Consolas" w:cs="Consolas" w:eastAsia="Consolas" w:hAnsi="Consolas"/>
-          <w:color w:val="0C3549"/>
-          <w:sz w:val="19"/>
-          <w:szCs w:val="19"/>
-          <w:shd w:fill="F4F6F7" w:val="clear"/>
-        </w:rPr>
-        <w:t xml:space="preserve">.csv</w:t>
-      </w:r>
-      <w:r>
-        <w:rPr>
-          <w:rFonts w:ascii="Calibri" w:cs="Calibri" w:eastAsia="Calibri" w:hAnsi="Calibri"/>
-          <w:color w:val="1F2933"/>
-          <w:sz w:val="21"/>
-          <w:szCs w:val="21"/>
-        </w:rPr>
-        <w:t xml:space="preserve"> per list, plus a report.</w:t>
-      </w:r>
-    </w:p>
-    <w:p>
-      <w:pPr>
-        <w:pStyle w:val="Heading3"/>
-        <w:spacing w:after="100" w:before="240"/>
-      </w:pPr>
-      <w:r>
-        <w:rPr>
-          <w:rFonts w:ascii="Calibri" w:cs="Calibri" w:eastAsia="Calibri" w:hAnsi="Calibri"/>
-          <w:b/>
-          <w:bCs/>
-          <w:color w:val="2E86AB"/>
-          <w:sz w:val="22"/>
-          <w:szCs w:val="22"/>
-        </w:rPr>
-        <w:t xml:space="preserve">If it goes wrong</w:t>
-      </w:r>
-    </w:p>
-    <w:p>
-      <w:pPr>
-        <w:spacing w:after="120" w:before="60"/>
-      </w:pPr>
-      <w:r>
-        <w:rPr>
-          <w:rFonts w:ascii="Calibri" w:cs="Calibri" w:eastAsia="Calibri" w:hAnsi="Calibri"/>
-          <w:color w:val="1F2933"/>
-          <w:sz w:val="21"/>
-          <w:szCs w:val="21"/>
-        </w:rPr>
-        <w:t xml:space="preserve">If it says anything other than 0 errors, </w:t>
-      </w:r>
-      <w:r>
-        <w:rPr>
-          <w:rFonts w:ascii="Calibri" w:cs="Calibri" w:eastAsia="Calibri" w:hAnsi="Calibri"/>
-          <w:b/>
-          <w:bCs/>
-          <w:color w:val="1F2933"/>
-          <w:sz w:val="21"/>
-          <w:szCs w:val="21"/>
-        </w:rPr>
-        <w:t xml:space="preserve">stop and fix the workbook</w:t>
-      </w:r>
-      <w:r>
-        <w:rPr>
-          <w:rFonts w:ascii="Calibri" w:cs="Calibri" w:eastAsia="Calibri" w:hAnsi="Calibri"/>
-          <w:color w:val="1F2933"/>
-          <w:sz w:val="21"/>
-          <w:szCs w:val="21"/>
-        </w:rPr>
-        <w:t xml:space="preserve">. Open </w:t>
-      </w:r>
-      <w:r>
-        <w:rPr>
-          <w:rFonts w:ascii="Consolas" w:cs="Consolas" w:eastAsia="Consolas" w:hAnsi="Consolas"/>
-          <w:color w:val="0C3549"/>
-          <w:sz w:val="19"/>
-          <w:szCs w:val="19"/>
-          <w:shd w:fill="F4F6F7" w:val="clear"/>
-        </w:rPr>
-        <w:t xml:space="preserve">sharepoint\data\_VALIDATION_REPORT.md</w:t>
-      </w:r>
-      <w:r>
-        <w:rPr>
-          <w:rFonts w:ascii="Calibri" w:cs="Calibri" w:eastAsia="Calibri" w:hAnsi="Calibri"/>
-          <w:color w:val="1F2933"/>
-          <w:sz w:val="21"/>
-          <w:szCs w:val="21"/>
-        </w:rPr>
-        <w:t xml:space="preserve"> — it names the exact row and what is wrong with it.</w:t>
+        <w:t xml:space="preserve">C:\EPQPL_PM\</w:t>
+      </w:r>
+      <w:r>
+        <w:rPr>
+          <w:rFonts w:ascii="Calibri" w:cs="Calibri" w:eastAsia="Calibri" w:hAnsi="Calibri"/>
+          <w:color w:val="1F2933"/>
+          <w:sz w:val="21"/>
+          <w:szCs w:val="21"/>
+        </w:rPr>
+        <w:t xml:space="preserve">. All the commands below assume you have a Command Prompt or PowerShell window </w:t>
+      </w:r>
+      <w:r>
+        <w:rPr>
+          <w:rFonts w:ascii="Calibri" w:cs="Calibri" w:eastAsia="Calibri" w:hAnsi="Calibri"/>
+          <w:b/>
+          <w:bCs/>
+          <w:color w:val="1F2933"/>
+          <w:sz w:val="21"/>
+          <w:szCs w:val="21"/>
+        </w:rPr>
+        <w:t xml:space="preserve">open inside that folder</w:t>
+      </w:r>
+      <w:r>
+        <w:rPr>
+          <w:rFonts w:ascii="Calibri" w:cs="Calibri" w:eastAsia="Calibri" w:hAnsi="Calibri"/>
+          <w:color w:val="1F2933"/>
+          <w:sz w:val="21"/>
+          <w:szCs w:val="21"/>
+        </w:rPr>
+        <w:t xml:space="preserve">.</w:t>
       </w:r>
     </w:p>
     <w:p>
@@ -1774,7 +1512,7 @@
           <w:sz w:val="20"/>
           <w:szCs w:val="20"/>
         </w:rPr>
-        <w:t xml:space="preserve">Why not just skip it?</w:t>
+        <w:t xml:space="preserve">Tip:</w:t>
       </w:r>
       <w:r>
         <w:rPr>
@@ -1783,7 +1521,7 @@
           <w:sz w:val="20"/>
           <w:szCs w:val="20"/>
         </w:rPr>
-        <w:t xml:space="preserve"> Because a bad </w:t>
+        <w:t xml:space="preserve"> open the folder in File Explorer, click in the address bar, type </w:t>
       </w:r>
       <w:r>
         <w:rPr>
@@ -1793,32 +1531,7 @@
           <w:szCs w:val="18"/>
           <w:shd w:fill="F4F6F7" w:val="clear"/>
         </w:rPr>
-        <w:t xml:space="preserve">Cell_ID</w:t>
-      </w:r>
-      <w:r>
-        <w:rPr>
-          <w:rFonts w:ascii="Calibri" w:cs="Calibri" w:eastAsia="Calibri" w:hAnsi="Calibri"/>
-          <w:color w:val="8A5A00"/>
-          <w:sz w:val="20"/>
-          <w:szCs w:val="20"/>
-        </w:rPr>
-        <w:t xml:space="preserve"> that reaches SharePoint becomes</w:t>
-      </w:r>
-    </w:p>
-    <w:p>
-      <w:pPr>
-        <w:shd w:fill="FDF6E3" w:val="clear"/>
-        <w:spacing w:after="60" w:before="0"/>
-        <w:ind w:left="280" w:right="280"/>
-      </w:pPr>
-      <w:r>
-        <w:rPr>
-          <w:rFonts w:ascii="Calibri" w:cs="Calibri" w:eastAsia="Calibri" w:hAnsi="Calibri"/>
-          <w:color w:val="8A5A00"/>
-          <w:sz w:val="20"/>
-          <w:szCs w:val="20"/>
-        </w:rPr>
-        <w:t xml:space="preserve">a record that belongs to no cell. Nothing will tell you. It just quietly makes a</w:t>
+        <w:t xml:space="preserve">cmd</w:t>
       </w:r>
     </w:p>
     <w:p>
@@ -1837,77 +1550,7 @@
           <w:sz w:val="20"/>
           <w:szCs w:val="20"/>
         </w:rPr>
-        <w:t xml:space="preserve">number wrong forever.</w:t>
-      </w:r>
-    </w:p>
-    <w:p>
-      <w:pPr>
-        <w:pStyle w:val="Heading3"/>
-        <w:spacing w:after="100" w:before="240"/>
-      </w:pPr>
-      <w:r>
-        <w:rPr>
-          <w:rFonts w:ascii="Calibri" w:cs="Calibri" w:eastAsia="Calibri" w:hAnsi="Calibri"/>
-          <w:b/>
-          <w:bCs/>
-          <w:color w:val="2E86AB"/>
-          <w:sz w:val="22"/>
-          <w:szCs w:val="22"/>
-        </w:rPr>
-        <w:t xml:space="preserve">Before you move on</w:t>
-      </w:r>
-    </w:p>
-    <w:p>
-      <w:pPr>
-        <w:spacing w:after="120" w:before="60"/>
-      </w:pPr>
-      <w:r>
-        <w:rPr>
-          <w:rFonts w:ascii="Calibri" w:cs="Calibri" w:eastAsia="Calibri" w:hAnsi="Calibri"/>
-          <w:color w:val="1F2933"/>
-          <w:sz w:val="21"/>
-          <w:szCs w:val="21"/>
-        </w:rPr>
-        <w:t xml:space="preserve">Open </w:t>
-      </w:r>
-      <w:r>
-        <w:rPr>
-          <w:rFonts w:ascii="Consolas" w:cs="Consolas" w:eastAsia="Consolas" w:hAnsi="Consolas"/>
-          <w:color w:val="0C3549"/>
-          <w:sz w:val="19"/>
-          <w:szCs w:val="19"/>
-          <w:shd w:fill="F4F6F7" w:val="clear"/>
-        </w:rPr>
-        <w:t xml:space="preserve">sharepoint\data\_ROW_COUNTS.csv</w:t>
-      </w:r>
-      <w:r>
-        <w:rPr>
-          <w:rFonts w:ascii="Calibri" w:cs="Calibri" w:eastAsia="Calibri" w:hAnsi="Calibri"/>
-          <w:color w:val="1F2933"/>
-          <w:sz w:val="21"/>
-          <w:szCs w:val="21"/>
-        </w:rPr>
-        <w:t xml:space="preserve"> and note the total: </w:t>
-      </w:r>
-      <w:r>
-        <w:rPr>
-          <w:rFonts w:ascii="Calibri" w:cs="Calibri" w:eastAsia="Calibri" w:hAnsi="Calibri"/>
-          <w:b/>
-          <w:bCs/>
-          <w:color w:val="1F2933"/>
-          <w:sz w:val="21"/>
-          <w:szCs w:val="21"/>
-        </w:rPr>
-        <w:t xml:space="preserve">2,422</w:t>
-      </w:r>
-      <w:r>
-        <w:rPr>
-          <w:rFonts w:ascii="Calibri" w:cs="Calibri" w:eastAsia="Calibri" w:hAnsi="Calibri"/>
-          <w:color w:val="1F2933"/>
-          <w:sz w:val="21"/>
-          <w:szCs w:val="21"/>
-        </w:rPr>
-        <w:t xml:space="preserve">. You will check against this in Stage 3.</w:t>
+        <w:t xml:space="preserve">and press Enter. That opens a Command Prompt already in the right place.</w:t>
       </w:r>
     </w:p>
     <w:p>
@@ -1919,11 +1562,6 @@
       </w:pPr>
       <w:r>
         <w:t xml:space="preserve"/>
-      </w:r>
-    </w:p>
-    <w:p>
-      <w:r>
-        <w:br w:type="page"/>
       </w:r>
     </w:p>
     <w:p>
@@ -1943,7 +1581,7 @@
           <w:sz w:val="34"/>
           <w:szCs w:val="34"/>
         </w:rPr>
-        <w:t xml:space="preserve">Stage 2 — Build the SharePoint site  ·  45 minutes</w:t>
+        <w:t xml:space="preserve">Stage 1 — Check the files arrived  ·  10 minutes</w:t>
       </w:r>
     </w:p>
     <w:p>
@@ -1968,7 +1606,7 @@
           <w:sz w:val="21"/>
           <w:szCs w:val="21"/>
         </w:rPr>
-        <w:t xml:space="preserve"> creating the 14 lists, all 138 columns, and the views the technicians will actually use. The script does it; you just run it.</w:t>
+        <w:t xml:space="preserve"> confirming the prepared data is all there before you start installing anything.</w:t>
       </w:r>
     </w:p>
     <w:p>
@@ -1995,62 +1633,163 @@
       <w:r>
         <w:rPr>
           <w:rFonts w:ascii="Calibri" w:cs="Calibri" w:eastAsia="Calibri" w:hAnsi="Calibri"/>
-          <w:b/>
-          <w:bCs/>
-          <w:color w:val="1F2933"/>
-          <w:sz w:val="21"/>
-          <w:szCs w:val="21"/>
-        </w:rPr>
-        <w:t xml:space="preserve">1. Create an empty site.</w:t>
-      </w:r>
-      <w:r>
-        <w:rPr>
-          <w:rFonts w:ascii="Calibri" w:cs="Calibri" w:eastAsia="Calibri" w:hAnsi="Calibri"/>
-          <w:color w:val="1F2933"/>
-          <w:sz w:val="21"/>
-          <w:szCs w:val="21"/>
-        </w:rPr>
-        <w:t xml:space="preserve"> SharePoint → </w:t>
-      </w:r>
-      <w:r>
-        <w:rPr>
-          <w:rFonts w:ascii="Calibri" w:cs="Calibri" w:eastAsia="Calibri" w:hAnsi="Calibri"/>
-          <w:b/>
-          <w:bCs/>
-          <w:color w:val="1F2933"/>
-          <w:sz w:val="21"/>
-          <w:szCs w:val="21"/>
-        </w:rPr>
-        <w:t xml:space="preserve">Create site</w:t>
-      </w:r>
-      <w:r>
-        <w:rPr>
-          <w:rFonts w:ascii="Calibri" w:cs="Calibri" w:eastAsia="Calibri" w:hAnsi="Calibri"/>
-          <w:color w:val="1F2933"/>
-          <w:sz w:val="21"/>
-          <w:szCs w:val="21"/>
-        </w:rPr>
-        <w:t xml:space="preserve"> → </w:t>
-      </w:r>
-      <w:r>
-        <w:rPr>
-          <w:rFonts w:ascii="Calibri" w:cs="Calibri" w:eastAsia="Calibri" w:hAnsi="Calibri"/>
-          <w:b/>
-          <w:bCs/>
-          <w:color w:val="1F2933"/>
-          <w:sz w:val="21"/>
-          <w:szCs w:val="21"/>
-        </w:rPr>
-        <w:t xml:space="preserve">Team site</w:t>
-      </w:r>
-      <w:r>
-        <w:rPr>
-          <w:rFonts w:ascii="Calibri" w:cs="Calibri" w:eastAsia="Calibri" w:hAnsi="Calibri"/>
-          <w:color w:val="1F2933"/>
-          <w:sz w:val="21"/>
-          <w:szCs w:val="21"/>
-        </w:rPr>
-        <w:t xml:space="preserve"> → name it </w:t>
+          <w:color w:val="1F2933"/>
+          <w:sz w:val="21"/>
+          <w:szCs w:val="21"/>
+        </w:rPr>
+        <w:t xml:space="preserve">Open PowerShell in the project folder and run:</w:t>
+      </w:r>
+    </w:p>
+    <w:p>
+      <w:pPr>
+        <w:shd w:fill="F4F6F7" w:val="clear"/>
+        <w:spacing w:after="0" w:before="100"/>
+        <w:ind w:left="170" w:right="170"/>
+      </w:pPr>
+      <w:r>
+        <w:rPr>
+          <w:rFonts w:ascii="Consolas" w:cs="Consolas" w:eastAsia="Consolas" w:hAnsi="Consolas"/>
+          <w:color w:val="0C3549"/>
+          <w:sz w:val="17"/>
+          <w:szCs w:val="17"/>
+        </w:rPr>
+        <w:t xml:space="preserve">Get-ChildItem sharepoint\data\*.csv  | Measure-Object      # expect  Count : 14</w:t>
+      </w:r>
+    </w:p>
+    <w:p>
+      <w:pPr>
+        <w:shd w:fill="F4F6F7" w:val="clear"/>
+        <w:spacing w:after="0" w:before="0"/>
+        <w:ind w:left="170" w:right="170"/>
+      </w:pPr>
+      <w:r>
+        <w:rPr>
+          <w:rFonts w:ascii="Consolas" w:cs="Consolas" w:eastAsia="Consolas" w:hAnsi="Consolas"/>
+          <w:color w:val="0C3549"/>
+          <w:sz w:val="17"/>
+          <w:szCs w:val="17"/>
+        </w:rPr>
+        <w:t xml:space="preserve">Get-ChildItem sharepoint\schema\*.json | Measure-Object    # expect  Count : 15</w:t>
+      </w:r>
+    </w:p>
+    <w:p>
+      <w:pPr>
+        <w:shd w:fill="F4F6F7" w:val="clear"/>
+        <w:spacing w:after="140" w:before="0"/>
+        <w:ind w:left="170" w:right="170"/>
+      </w:pPr>
+      <w:r>
+        <w:rPr>
+          <w:rFonts w:ascii="Consolas" w:cs="Consolas" w:eastAsia="Consolas" w:hAnsi="Consolas"/>
+          <w:color w:val="0C3549"/>
+          <w:sz w:val="17"/>
+          <w:szCs w:val="17"/>
+        </w:rPr>
+        <w:t xml:space="preserve">Test-Path qr\browser\qr_labels.html                        # expect  True</w:t>
+      </w:r>
+    </w:p>
+    <w:p>
+      <w:pPr>
+        <w:pBdr>
+          <w:top w:val="single" w:color="FDF6E3" w:sz="6"/>
+        </w:pBdr>
+        <w:shd w:fill="FDF6E3" w:val="clear"/>
+        <w:spacing w:after="60" w:before="140"/>
+        <w:ind w:left="280" w:right="280"/>
+      </w:pPr>
+      <w:r>
+        <w:rPr>
+          <w:rFonts w:ascii="Calibri" w:cs="Calibri" w:eastAsia="Calibri" w:hAnsi="Calibri"/>
+          <w:b/>
+          <w:bCs/>
+          <w:color w:val="8A5A00"/>
+          <w:sz w:val="20"/>
+          <w:szCs w:val="20"/>
+        </w:rPr>
+        <w:t xml:space="preserve">Tip:</w:t>
+      </w:r>
+      <w:r>
+        <w:rPr>
+          <w:rFonts w:ascii="Calibri" w:cs="Calibri" w:eastAsia="Calibri" w:hAnsi="Calibri"/>
+          <w:color w:val="8A5A00"/>
+          <w:sz w:val="20"/>
+          <w:szCs w:val="20"/>
+        </w:rPr>
+        <w:t xml:space="preserve"> open the folder in File Explorer, click in the address bar, type</w:t>
+      </w:r>
+    </w:p>
+    <w:p>
+      <w:pPr>
+        <w:pBdr>
+          <w:bottom w:val="single" w:color="FDF6E3" w:sz="6"/>
+        </w:pBdr>
+        <w:shd w:fill="FDF6E3" w:val="clear"/>
+        <w:spacing w:after="180" w:before="0"/>
+        <w:ind w:left="280" w:right="280"/>
+      </w:pPr>
+      <w:r>
+        <w:rPr>
+          <w:rFonts w:ascii="Consolas" w:cs="Consolas" w:eastAsia="Consolas" w:hAnsi="Consolas"/>
+          <w:color w:val="0C3549"/>
+          <w:sz w:val="18"/>
+          <w:szCs w:val="18"/>
+          <w:shd w:fill="F4F6F7" w:val="clear"/>
+        </w:rPr>
+        <w:t xml:space="preserve">powershell</w:t>
+      </w:r>
+      <w:r>
+        <w:rPr>
+          <w:rFonts w:ascii="Calibri" w:cs="Calibri" w:eastAsia="Calibri" w:hAnsi="Calibri"/>
+          <w:color w:val="8A5A00"/>
+          <w:sz w:val="20"/>
+          <w:szCs w:val="20"/>
+        </w:rPr>
+        <w:t xml:space="preserve"> and press Enter. That opens a window already in the right place.</w:t>
+      </w:r>
+    </w:p>
+    <w:p>
+      <w:pPr>
+        <w:spacing w:after="120" w:before="60"/>
+      </w:pPr>
+      <w:r>
+        <w:rPr>
+          <w:rFonts w:ascii="Calibri" w:cs="Calibri" w:eastAsia="Calibri" w:hAnsi="Calibri"/>
+          <w:color w:val="1F2933"/>
+          <w:sz w:val="21"/>
+          <w:szCs w:val="21"/>
+        </w:rPr>
+        <w:t xml:space="preserve">If those three are right, you have everything you need.</w:t>
+      </w:r>
+    </w:p>
+    <w:p>
+      <w:pPr>
+        <w:pStyle w:val="Heading3"/>
+        <w:spacing w:after="100" w:before="240"/>
+      </w:pPr>
+      <w:r>
+        <w:rPr>
+          <w:rFonts w:ascii="Calibri" w:cs="Calibri" w:eastAsia="Calibri" w:hAnsi="Calibri"/>
+          <w:b/>
+          <w:bCs/>
+          <w:color w:val="2E86AB"/>
+          <w:sz w:val="22"/>
+          <w:szCs w:val="22"/>
+        </w:rPr>
+        <w:t xml:space="preserve">Where this data came from</w:t>
+      </w:r>
+    </w:p>
+    <w:p>
+      <w:pPr>
+        <w:spacing w:after="120" w:before="60"/>
+      </w:pPr>
+      <w:r>
+        <w:rPr>
+          <w:rFonts w:ascii="Calibri" w:cs="Calibri" w:eastAsia="Calibri" w:hAnsi="Calibri"/>
+          <w:color w:val="1F2933"/>
+          <w:sz w:val="21"/>
+          <w:szCs w:val="21"/>
+        </w:rPr>
+        <w:t xml:space="preserve">The three Excel workbooks in </w:t>
       </w:r>
       <w:r>
         <w:rPr>
@@ -2060,16 +1799,16 @@
           <w:szCs w:val="19"/>
           <w:shd w:fill="F4F6F7" w:val="clear"/>
         </w:rPr>
-        <w:t xml:space="preserve">Maintenance</w:t>
-      </w:r>
-      <w:r>
-        <w:rPr>
-          <w:rFonts w:ascii="Calibri" w:cs="Calibri" w:eastAsia="Calibri" w:hAnsi="Calibri"/>
-          <w:color w:val="1F2933"/>
-          <w:sz w:val="21"/>
-          <w:szCs w:val="21"/>
-        </w:rPr>
-        <w:t xml:space="preserve">. Copy the address — it looks like </w:t>
+        <w:t xml:space="preserve">input\</w:t>
+      </w:r>
+      <w:r>
+        <w:rPr>
+          <w:rFonts w:ascii="Calibri" w:cs="Calibri" w:eastAsia="Calibri" w:hAnsi="Calibri"/>
+          <w:color w:val="1F2933"/>
+          <w:sz w:val="21"/>
+          <w:szCs w:val="21"/>
+        </w:rPr>
+        <w:t xml:space="preserve"> were converted into the 14 </w:t>
       </w:r>
       <w:r>
         <w:rPr>
@@ -2079,79 +1818,17 @@
           <w:szCs w:val="19"/>
           <w:shd w:fill="F4F6F7" w:val="clear"/>
         </w:rPr>
-        <w:t xml:space="preserve">https://yourcompany.sharepoint.com/sites/Maintenance</w:t>
-      </w:r>
-      <w:r>
-        <w:rPr>
-          <w:rFonts w:ascii="Calibri" w:cs="Calibri" w:eastAsia="Calibri" w:hAnsi="Calibri"/>
-          <w:color w:val="1F2933"/>
-          <w:sz w:val="21"/>
-          <w:szCs w:val="21"/>
-        </w:rPr>
-        <w:t xml:space="preserve">.</w:t>
-      </w:r>
-    </w:p>
-    <w:p>
-      <w:pPr>
-        <w:spacing w:after="120" w:before="60"/>
-      </w:pPr>
-      <w:r>
-        <w:rPr>
-          <w:rFonts w:ascii="Calibri" w:cs="Calibri" w:eastAsia="Calibri" w:hAnsi="Calibri"/>
-          <w:b/>
-          <w:bCs/>
-          <w:color w:val="1F2933"/>
-          <w:sz w:val="21"/>
-          <w:szCs w:val="21"/>
-        </w:rPr>
-        <w:t xml:space="preserve">2. Practice run first.</w:t>
-      </w:r>
-      <w:r>
-        <w:rPr>
-          <w:rFonts w:ascii="Calibri" w:cs="Calibri" w:eastAsia="Calibri" w:hAnsi="Calibri"/>
-          <w:color w:val="1F2933"/>
-          <w:sz w:val="21"/>
-          <w:szCs w:val="21"/>
-        </w:rPr>
-        <w:t xml:space="preserve"> In PowerShell 7, in the project folder:</w:t>
-      </w:r>
-    </w:p>
-    <w:p>
-      <w:pPr>
-        <w:shd w:fill="F4F6F7" w:val="clear"/>
-        <w:spacing w:after="0" w:before="100"/>
-        <w:ind w:left="170" w:right="170"/>
-      </w:pPr>
-      <w:r>
-        <w:rPr>
-          <w:rFonts w:ascii="Consolas" w:cs="Consolas" w:eastAsia="Consolas" w:hAnsi="Consolas"/>
-          <w:color w:val="0C3549"/>
-          <w:sz w:val="17"/>
-          <w:szCs w:val="17"/>
-        </w:rPr>
-        <w:t xml:space="preserve">cd sharepoint</w:t>
-      </w:r>
-    </w:p>
-    <w:p>
-      <w:pPr>
-        <w:shd w:fill="F4F6F7" w:val="clear"/>
-        <w:spacing w:after="140" w:before="0"/>
-        <w:ind w:left="170" w:right="170"/>
-      </w:pPr>
-      <w:r>
-        <w:rPr>
-          <w:rFonts w:ascii="Consolas" w:cs="Consolas" w:eastAsia="Consolas" w:hAnsi="Consolas"/>
-          <w:color w:val="0C3549"/>
-          <w:sz w:val="17"/>
-          <w:szCs w:val="17"/>
-        </w:rPr>
-        <w:t xml:space="preserve">.\provision_lists.ps1 -SiteUrl "https://yourcompany.sharepoint.com/sites/Maintenance" -WhatIf</w:t>
-      </w:r>
-    </w:p>
-    <w:p>
-      <w:pPr>
-        <w:spacing w:after="120" w:before="60"/>
-      </w:pPr>
+        <w:t xml:space="preserve">.csv</w:t>
+      </w:r>
+      <w:r>
+        <w:rPr>
+          <w:rFonts w:ascii="Calibri" w:cs="Calibri" w:eastAsia="Calibri" w:hAnsi="Calibri"/>
+          <w:color w:val="1F2933"/>
+          <w:sz w:val="21"/>
+          <w:szCs w:val="21"/>
+        </w:rPr>
+        <w:t xml:space="preserve"> files in </w:t>
+      </w:r>
       <w:r>
         <w:rPr>
           <w:rFonts w:ascii="Consolas" w:cs="Consolas" w:eastAsia="Consolas" w:hAnsi="Consolas"/>
@@ -2160,36 +1837,16 @@
           <w:szCs w:val="19"/>
           <w:shd w:fill="F4F6F7" w:val="clear"/>
         </w:rPr>
-        <w:t xml:space="preserve">-WhatIf</w:t>
-      </w:r>
-      <w:r>
-        <w:rPr>
-          <w:rFonts w:ascii="Calibri" w:cs="Calibri" w:eastAsia="Calibri" w:hAnsi="Calibri"/>
-          <w:color w:val="1F2933"/>
-          <w:sz w:val="21"/>
-          <w:szCs w:val="21"/>
-        </w:rPr>
-        <w:t xml:space="preserve"> means </w:t>
-      </w:r>
-      <w:r>
-        <w:rPr>
-          <w:rFonts w:ascii="Calibri" w:cs="Calibri" w:eastAsia="Calibri" w:hAnsi="Calibri"/>
-          <w:b/>
-          <w:bCs/>
-          <w:color w:val="1F2933"/>
-          <w:sz w:val="21"/>
-          <w:szCs w:val="21"/>
-        </w:rPr>
-        <w:t xml:space="preserve">"show me what you would do, but do not actually do it."</w:t>
-      </w:r>
-      <w:r>
-        <w:rPr>
-          <w:rFonts w:ascii="Calibri" w:cs="Calibri" w:eastAsia="Calibri" w:hAnsi="Calibri"/>
-          <w:color w:val="1F2933"/>
-          <w:sz w:val="21"/>
-          <w:szCs w:val="21"/>
-        </w:rPr>
-        <w:t xml:space="preserve"> Nothing is created. It prints every list and column it *would* make.</w:t>
+        <w:t xml:space="preserve">sharepoint\data\</w:t>
+      </w:r>
+      <w:r>
+        <w:rPr>
+          <w:rFonts w:ascii="Calibri" w:cs="Calibri" w:eastAsia="Calibri" w:hAnsi="Calibri"/>
+          <w:color w:val="1F2933"/>
+          <w:sz w:val="21"/>
+          <w:szCs w:val="21"/>
+        </w:rPr>
+        <w:t xml:space="preserve"> and checked against six rules — every ID unique, every work order's task count matching its machine count, no work order marked finished with tasks still open, the counter reset moving all its fields together, every checklist answer belonging to a real task, and every finished work order having a scan to date it by.</w:t>
       </w:r>
     </w:p>
     <w:p>
@@ -2199,31 +1856,22 @@
       <w:r>
         <w:rPr>
           <w:rFonts w:ascii="Calibri" w:cs="Calibri" w:eastAsia="Calibri" w:hAnsi="Calibri"/>
-          <w:color w:val="1F2933"/>
-          <w:sz w:val="21"/>
-          <w:szCs w:val="21"/>
-        </w:rPr>
-        <w:t xml:space="preserve">Read it. You should see </w:t>
-      </w:r>
-      <w:r>
-        <w:rPr>
-          <w:rFonts w:ascii="Calibri" w:cs="Calibri" w:eastAsia="Calibri" w:hAnsi="Calibri"/>
-          <w:b/>
-          <w:bCs/>
-          <w:color w:val="1F2933"/>
-          <w:sz w:val="21"/>
-          <w:szCs w:val="21"/>
-        </w:rPr>
-        <w:t xml:space="preserve">14 lists, 138 columns, 5 libraries</w:t>
-      </w:r>
-      <w:r>
-        <w:rPr>
-          <w:rFonts w:ascii="Calibri" w:cs="Calibri" w:eastAsia="Calibri" w:hAnsi="Calibri"/>
-          <w:color w:val="1F2933"/>
-          <w:sz w:val="21"/>
-          <w:szCs w:val="21"/>
-        </w:rPr>
-        <w:t xml:space="preserve"> and </w:t>
+          <w:b/>
+          <w:bCs/>
+          <w:color w:val="1F2933"/>
+          <w:sz w:val="21"/>
+          <w:szCs w:val="21"/>
+        </w:rPr>
+        <w:t xml:space="preserve">They passed with 0 errors and 0 warnings.</w:t>
+      </w:r>
+      <w:r>
+        <w:rPr>
+          <w:rFonts w:ascii="Calibri" w:cs="Calibri" w:eastAsia="Calibri" w:hAnsi="Calibri"/>
+          <w:color w:val="1F2933"/>
+          <w:sz w:val="21"/>
+          <w:szCs w:val="21"/>
+        </w:rPr>
+        <w:t xml:space="preserve"> </w:t>
       </w:r>
       <w:r>
         <w:rPr>
@@ -2233,16 +1881,100 @@
           <w:szCs w:val="19"/>
           <w:shd w:fill="F4F6F7" w:val="clear"/>
         </w:rPr>
-        <w:t xml:space="preserve">Failed : 0</w:t>
-      </w:r>
-      <w:r>
-        <w:rPr>
-          <w:rFonts w:ascii="Calibri" w:cs="Calibri" w:eastAsia="Calibri" w:hAnsi="Calibri"/>
-          <w:color w:val="1F2933"/>
-          <w:sz w:val="21"/>
-          <w:szCs w:val="21"/>
-        </w:rPr>
-        <w:t xml:space="preserve">.</w:t>
+        <w:t xml:space="preserve">sharepoint\data\_VALIDATION_REPORT.md</w:t>
+      </w:r>
+      <w:r>
+        <w:rPr>
+          <w:rFonts w:ascii="Calibri" w:cs="Calibri" w:eastAsia="Calibri" w:hAnsi="Calibri"/>
+          <w:color w:val="1F2933"/>
+          <w:sz w:val="21"/>
+          <w:szCs w:val="21"/>
+        </w:rPr>
+        <w:t xml:space="preserve"> is that report — worth two minutes of reading, because it tells you what the data actually contains.</w:t>
+      </w:r>
+    </w:p>
+    <w:p>
+      <w:pPr>
+        <w:pBdr>
+          <w:top w:val="single" w:color="FDF6E3" w:sz="6"/>
+        </w:pBdr>
+        <w:shd w:fill="FDF6E3" w:val="clear"/>
+        <w:spacing w:after="60" w:before="140"/>
+        <w:ind w:left="280" w:right="280"/>
+      </w:pPr>
+      <w:r>
+        <w:rPr>
+          <w:rFonts w:ascii="Calibri" w:cs="Calibri" w:eastAsia="Calibri" w:hAnsi="Calibri"/>
+          <w:b/>
+          <w:bCs/>
+          <w:color w:val="8A5A00"/>
+          <w:sz w:val="20"/>
+          <w:szCs w:val="20"/>
+        </w:rPr>
+        <w:t xml:space="preserve">Why the checking mattered.</w:t>
+      </w:r>
+      <w:r>
+        <w:rPr>
+          <w:rFonts w:ascii="Calibri" w:cs="Calibri" w:eastAsia="Calibri" w:hAnsi="Calibri"/>
+          <w:color w:val="8A5A00"/>
+          <w:sz w:val="20"/>
+          <w:szCs w:val="20"/>
+        </w:rPr>
+        <w:t xml:space="preserve"> A bad </w:t>
+      </w:r>
+      <w:r>
+        <w:rPr>
+          <w:rFonts w:ascii="Consolas" w:cs="Consolas" w:eastAsia="Consolas" w:hAnsi="Consolas"/>
+          <w:color w:val="0C3549"/>
+          <w:sz w:val="18"/>
+          <w:szCs w:val="18"/>
+          <w:shd w:fill="F4F6F7" w:val="clear"/>
+        </w:rPr>
+        <w:t xml:space="preserve">Cell_ID</w:t>
+      </w:r>
+      <w:r>
+        <w:rPr>
+          <w:rFonts w:ascii="Calibri" w:cs="Calibri" w:eastAsia="Calibri" w:hAnsi="Calibri"/>
+          <w:color w:val="8A5A00"/>
+          <w:sz w:val="20"/>
+          <w:szCs w:val="20"/>
+        </w:rPr>
+        <w:t xml:space="preserve"> that reaches SharePoint becomes a</w:t>
+      </w:r>
+    </w:p>
+    <w:p>
+      <w:pPr>
+        <w:shd w:fill="FDF6E3" w:val="clear"/>
+        <w:spacing w:after="60" w:before="0"/>
+        <w:ind w:left="280" w:right="280"/>
+      </w:pPr>
+      <w:r>
+        <w:rPr>
+          <w:rFonts w:ascii="Calibri" w:cs="Calibri" w:eastAsia="Calibri" w:hAnsi="Calibri"/>
+          <w:color w:val="8A5A00"/>
+          <w:sz w:val="20"/>
+          <w:szCs w:val="20"/>
+        </w:rPr>
+        <w:t xml:space="preserve">record that belongs to no cell. Nothing tells you. It just quietly makes a number</w:t>
+      </w:r>
+    </w:p>
+    <w:p>
+      <w:pPr>
+        <w:pBdr>
+          <w:bottom w:val="single" w:color="FDF6E3" w:sz="6"/>
+        </w:pBdr>
+        <w:shd w:fill="FDF6E3" w:val="clear"/>
+        <w:spacing w:after="180" w:before="0"/>
+        <w:ind w:left="280" w:right="280"/>
+      </w:pPr>
+      <w:r>
+        <w:rPr>
+          <w:rFonts w:ascii="Calibri" w:cs="Calibri" w:eastAsia="Calibri" w:hAnsi="Calibri"/>
+          <w:color w:val="8A5A00"/>
+          <w:sz w:val="20"/>
+          <w:szCs w:val="20"/>
+        </w:rPr>
+        <w:t xml:space="preserve">wrong forever.</w:t>
       </w:r>
     </w:p>
     <w:p>
@@ -2259,7 +1991,7 @@
           <w:sz w:val="22"/>
           <w:szCs w:val="22"/>
         </w:rPr>
-        <w:t xml:space="preserve">⚠ If it says you need admin approval</w:t>
+        <w:t xml:space="preserve">Before you move on</w:t>
       </w:r>
     </w:p>
     <w:p>
@@ -2273,7 +2005,7 @@
           <w:sz w:val="21"/>
           <w:szCs w:val="21"/>
         </w:rPr>
-        <w:t xml:space="preserve">Many corporate tenants block unapproved applications, and </w:t>
+        <w:t xml:space="preserve">Open </w:t>
       </w:r>
       <w:r>
         <w:rPr>
@@ -2283,640 +2015,36 @@
           <w:szCs w:val="19"/>
           <w:shd w:fill="F4F6F7" w:val="clear"/>
         </w:rPr>
-        <w:t xml:space="preserve">Connect-PnPOnline</w:t>
-      </w:r>
-      <w:r>
-        <w:rPr>
-          <w:rFonts w:ascii="Calibri" w:cs="Calibri" w:eastAsia="Calibri" w:hAnsi="Calibri"/>
-          <w:color w:val="1F2933"/>
-          <w:sz w:val="21"/>
-          <w:szCs w:val="21"/>
-        </w:rPr>
-        <w:t xml:space="preserve"> then fails with a consent error that does not tell you what to do. It is not a problem with these scripts and it is not something you can click past.</w:t>
-      </w:r>
-    </w:p>
-    <w:p>
-      <w:pPr>
-        <w:spacing w:after="120" w:before="60"/>
-      </w:pPr>
-      <w:r>
-        <w:rPr>
-          <w:rFonts w:ascii="Calibri" w:cs="Calibri" w:eastAsia="Calibri" w:hAnsi="Calibri"/>
-          <w:color w:val="1F2933"/>
-          <w:sz w:val="21"/>
-          <w:szCs w:val="21"/>
-        </w:rPr>
-        <w:t xml:space="preserve">Someone with Entra (Azure AD) rights registers an application </w:t>
-      </w:r>
-      <w:r>
-        <w:rPr>
-          <w:rFonts w:ascii="Calibri" w:cs="Calibri" w:eastAsia="Calibri" w:hAnsi="Calibri"/>
-          <w:b/>
-          <w:bCs/>
-          <w:color w:val="1F2933"/>
-          <w:sz w:val="21"/>
-          <w:szCs w:val="21"/>
-        </w:rPr>
-        <w:t xml:space="preserve">once</w:t>
-      </w:r>
-      <w:r>
-        <w:rPr>
-          <w:rFonts w:ascii="Calibri" w:cs="Calibri" w:eastAsia="Calibri" w:hAnsi="Calibri"/>
-          <w:color w:val="1F2933"/>
-          <w:sz w:val="21"/>
-          <w:szCs w:val="21"/>
-        </w:rPr>
-        <w:t xml:space="preserve">:</w:t>
-      </w:r>
-    </w:p>
-    <w:p>
-      <w:pPr>
-        <w:shd w:fill="F4F6F7" w:val="clear"/>
-        <w:spacing w:after="0" w:before="100"/>
-        <w:ind w:left="170" w:right="170"/>
-      </w:pPr>
-      <w:r>
-        <w:rPr>
-          <w:rFonts w:ascii="Consolas" w:cs="Consolas" w:eastAsia="Consolas" w:hAnsi="Consolas"/>
-          <w:color w:val="0C3549"/>
-          <w:sz w:val="17"/>
-          <w:szCs w:val="17"/>
-        </w:rPr>
-        <w:t xml:space="preserve">Register-PnPEntraIDAppForInteractiveLogin `</w:t>
-      </w:r>
-    </w:p>
-    <w:p>
-      <w:pPr>
-        <w:shd w:fill="F4F6F7" w:val="clear"/>
-        <w:spacing w:after="0" w:before="0"/>
-        <w:ind w:left="170" w:right="170"/>
-      </w:pPr>
-      <w:r>
-        <w:rPr>
-          <w:rFonts w:ascii="Consolas" w:cs="Consolas" w:eastAsia="Consolas" w:hAnsi="Consolas"/>
-          <w:color w:val="0C3549"/>
-          <w:sz w:val="17"/>
-          <w:szCs w:val="17"/>
-        </w:rPr>
-        <w:t xml:space="preserve">    -ApplicationName "EPQPL PM Provisioning" `</w:t>
-      </w:r>
-    </w:p>
-    <w:p>
-      <w:pPr>
-        <w:shd w:fill="F4F6F7" w:val="clear"/>
-        <w:spacing w:after="0" w:before="0"/>
-        <w:ind w:left="170" w:right="170"/>
-      </w:pPr>
-      <w:r>
-        <w:rPr>
-          <w:rFonts w:ascii="Consolas" w:cs="Consolas" w:eastAsia="Consolas" w:hAnsi="Consolas"/>
-          <w:color w:val="0C3549"/>
-          <w:sz w:val="17"/>
-          <w:szCs w:val="17"/>
-        </w:rPr>
-        <w:t xml:space="preserve">    -Tenant yourcompany.onmicrosoft.com `</w:t>
-      </w:r>
-    </w:p>
-    <w:p>
-      <w:pPr>
-        <w:shd w:fill="F4F6F7" w:val="clear"/>
-        <w:spacing w:after="140" w:before="0"/>
-        <w:ind w:left="170" w:right="170"/>
-      </w:pPr>
-      <w:r>
-        <w:rPr>
-          <w:rFonts w:ascii="Consolas" w:cs="Consolas" w:eastAsia="Consolas" w:hAnsi="Consolas"/>
-          <w:color w:val="0C3549"/>
-          <w:sz w:val="17"/>
-          <w:szCs w:val="17"/>
-        </w:rPr>
-        <w:t xml:space="preserve">    -Interactive</w:t>
-      </w:r>
-    </w:p>
-    <w:p>
-      <w:pPr>
-        <w:spacing w:after="120" w:before="60"/>
-      </w:pPr>
-      <w:r>
-        <w:rPr>
-          <w:rFonts w:ascii="Calibri" w:cs="Calibri" w:eastAsia="Calibri" w:hAnsi="Calibri"/>
-          <w:color w:val="1F2933"/>
-          <w:sz w:val="21"/>
-          <w:szCs w:val="21"/>
-        </w:rPr>
-        <w:t xml:space="preserve">It prints a </w:t>
-      </w:r>
-      <w:r>
-        <w:rPr>
-          <w:rFonts w:ascii="Calibri" w:cs="Calibri" w:eastAsia="Calibri" w:hAnsi="Calibri"/>
-          <w:b/>
-          <w:bCs/>
-          <w:color w:val="1F2933"/>
-          <w:sz w:val="21"/>
-          <w:szCs w:val="21"/>
-        </w:rPr>
-        <w:t xml:space="preserve">client id</w:t>
-      </w:r>
-      <w:r>
-        <w:rPr>
-          <w:rFonts w:ascii="Calibri" w:cs="Calibri" w:eastAsia="Calibri" w:hAnsi="Calibri"/>
-          <w:color w:val="1F2933"/>
-          <w:sz w:val="21"/>
-          <w:szCs w:val="21"/>
-        </w:rPr>
-        <w:t xml:space="preserve">. Add </w:t>
-      </w:r>
-      <w:r>
-        <w:rPr>
-          <w:rFonts w:ascii="Consolas" w:cs="Consolas" w:eastAsia="Consolas" w:hAnsi="Consolas"/>
-          <w:color w:val="0C3549"/>
-          <w:sz w:val="19"/>
-          <w:szCs w:val="19"/>
-          <w:shd w:fill="F4F6F7" w:val="clear"/>
-        </w:rPr>
-        <w:t xml:space="preserve">-ClientId "&lt;that id&gt;"</w:t>
-      </w:r>
-      <w:r>
-        <w:rPr>
-          <w:rFonts w:ascii="Calibri" w:cs="Calibri" w:eastAsia="Calibri" w:hAnsi="Calibri"/>
-          <w:color w:val="1F2933"/>
-          <w:sz w:val="21"/>
-          <w:szCs w:val="21"/>
-        </w:rPr>
-        <w:t xml:space="preserve"> to all three scripts from then on:</w:t>
-      </w:r>
-    </w:p>
-    <w:p>
-      <w:pPr>
-        <w:shd w:fill="F4F6F7" w:val="clear"/>
-        <w:spacing w:after="140" w:before="100"/>
-        <w:ind w:left="170" w:right="170"/>
-      </w:pPr>
-      <w:r>
-        <w:rPr>
-          <w:rFonts w:ascii="Consolas" w:cs="Consolas" w:eastAsia="Consolas" w:hAnsi="Consolas"/>
-          <w:color w:val="0C3549"/>
-          <w:sz w:val="17"/>
-          <w:szCs w:val="17"/>
-        </w:rPr>
-        <w:t xml:space="preserve">.\provision_lists.ps1 -SiteUrl "&lt;your site&gt;" -ClientId "&lt;that id&gt;" -WhatIf</w:t>
-      </w:r>
-    </w:p>
-    <w:p>
-      <w:pPr>
-        <w:spacing w:after="120" w:before="60"/>
-      </w:pPr>
-      <w:r>
-        <w:rPr>
-          <w:rFonts w:ascii="Calibri" w:cs="Calibri" w:eastAsia="Calibri" w:hAnsi="Calibri"/>
-          <w:color w:val="1F2933"/>
-          <w:sz w:val="21"/>
-          <w:szCs w:val="21"/>
-        </w:rPr>
-        <w:t xml:space="preserve">Ask for this </w:t>
-      </w:r>
-      <w:r>
-        <w:rPr>
-          <w:rFonts w:ascii="Calibri" w:cs="Calibri" w:eastAsia="Calibri" w:hAnsi="Calibri"/>
-          <w:b/>
-          <w:bCs/>
-          <w:color w:val="1F2933"/>
-          <w:sz w:val="21"/>
-          <w:szCs w:val="21"/>
-        </w:rPr>
-        <w:t xml:space="preserve">before</w:t>
-      </w:r>
-      <w:r>
-        <w:rPr>
-          <w:rFonts w:ascii="Calibri" w:cs="Calibri" w:eastAsia="Calibri" w:hAnsi="Calibri"/>
-          <w:color w:val="1F2933"/>
-          <w:sz w:val="21"/>
-          <w:szCs w:val="21"/>
-        </w:rPr>
-        <w:t xml:space="preserve"> your provisioning day if you are not sure. It is a ten-minute job for whoever holds the rights, and a half-day delay if you discover it at 9 a.m. on the day.</w:t>
-      </w:r>
-    </w:p>
-    <w:p>
-      <w:pPr>
-        <w:spacing w:after="120" w:before="60"/>
-      </w:pPr>
-      <w:r>
-        <w:rPr>
-          <w:rFonts w:ascii="Calibri" w:cs="Calibri" w:eastAsia="Calibri" w:hAnsi="Calibri"/>
-          <w:b/>
-          <w:bCs/>
-          <w:color w:val="1F2933"/>
-          <w:sz w:val="21"/>
-          <w:szCs w:val="21"/>
-        </w:rPr>
-        <w:t xml:space="preserve">3. Now do it for real.</w:t>
-      </w:r>
-      <w:r>
-        <w:rPr>
-          <w:rFonts w:ascii="Calibri" w:cs="Calibri" w:eastAsia="Calibri" w:hAnsi="Calibri"/>
-          <w:color w:val="1F2933"/>
-          <w:sz w:val="21"/>
-          <w:szCs w:val="21"/>
-        </w:rPr>
-        <w:t xml:space="preserve"> Same command, without </w:t>
-      </w:r>
-      <w:r>
-        <w:rPr>
-          <w:rFonts w:ascii="Consolas" w:cs="Consolas" w:eastAsia="Consolas" w:hAnsi="Consolas"/>
-          <w:color w:val="0C3549"/>
-          <w:sz w:val="19"/>
-          <w:szCs w:val="19"/>
-          <w:shd w:fill="F4F6F7" w:val="clear"/>
-        </w:rPr>
-        <w:t xml:space="preserve">-WhatIf</w:t>
-      </w:r>
-      <w:r>
-        <w:rPr>
-          <w:rFonts w:ascii="Calibri" w:cs="Calibri" w:eastAsia="Calibri" w:hAnsi="Calibri"/>
-          <w:color w:val="1F2933"/>
-          <w:sz w:val="21"/>
-          <w:szCs w:val="21"/>
-        </w:rPr>
-        <w:t xml:space="preserve">:</w:t>
-      </w:r>
-    </w:p>
-    <w:p>
-      <w:pPr>
-        <w:shd w:fill="F4F6F7" w:val="clear"/>
-        <w:spacing w:after="140" w:before="100"/>
-        <w:ind w:left="170" w:right="170"/>
-      </w:pPr>
-      <w:r>
-        <w:rPr>
-          <w:rFonts w:ascii="Consolas" w:cs="Consolas" w:eastAsia="Consolas" w:hAnsi="Consolas"/>
-          <w:color w:val="0C3549"/>
-          <w:sz w:val="17"/>
-          <w:szCs w:val="17"/>
-        </w:rPr>
-        <w:t xml:space="preserve">.\provision_lists.ps1 -SiteUrl "https://yourcompany.sharepoint.com/sites/Maintenance"</w:t>
-      </w:r>
-    </w:p>
-    <w:p>
-      <w:pPr>
-        <w:spacing w:after="120" w:before="60"/>
-      </w:pPr>
-      <w:r>
-        <w:rPr>
-          <w:rFonts w:ascii="Calibri" w:cs="Calibri" w:eastAsia="Calibri" w:hAnsi="Calibri"/>
-          <w:color w:val="1F2933"/>
-          <w:sz w:val="21"/>
-          <w:szCs w:val="21"/>
-        </w:rPr>
-        <w:t xml:space="preserve">It will ask you to sign in. Takes a few minutes.</w:t>
-      </w:r>
-    </w:p>
-    <w:p>
-      <w:pPr>
-        <w:spacing w:after="120" w:before="60"/>
-      </w:pPr>
-      <w:r>
-        <w:rPr>
-          <w:rFonts w:ascii="Calibri" w:cs="Calibri" w:eastAsia="Calibri" w:hAnsi="Calibri"/>
-          <w:b/>
-          <w:bCs/>
-          <w:color w:val="1F2933"/>
-          <w:sz w:val="21"/>
-          <w:szCs w:val="21"/>
-        </w:rPr>
-        <w:t xml:space="preserve">4. Add the views and the shop-floor buttons:</w:t>
-      </w:r>
-    </w:p>
-    <w:p>
-      <w:pPr>
-        <w:shd w:fill="F4F6F7" w:val="clear"/>
-        <w:spacing w:after="0" w:before="100"/>
-        <w:ind w:left="170" w:right="170"/>
-      </w:pPr>
-      <w:r>
-        <w:rPr>
-          <w:rFonts w:ascii="Consolas" w:cs="Consolas" w:eastAsia="Consolas" w:hAnsi="Consolas"/>
-          <w:color w:val="0C3549"/>
-          <w:sz w:val="17"/>
-          <w:szCs w:val="17"/>
-        </w:rPr>
-        <w:t xml:space="preserve">.\apply_views.ps1 -SiteUrl "https://yourcompany.sharepoint.com/sites/Maintenance" -WhatIf</w:t>
-      </w:r>
-    </w:p>
-    <w:p>
-      <w:pPr>
-        <w:shd w:fill="F4F6F7" w:val="clear"/>
-        <w:spacing w:after="140" w:before="0"/>
-        <w:ind w:left="170" w:right="170"/>
-      </w:pPr>
-      <w:r>
-        <w:rPr>
-          <w:rFonts w:ascii="Consolas" w:cs="Consolas" w:eastAsia="Consolas" w:hAnsi="Consolas"/>
-          <w:color w:val="0C3549"/>
-          <w:sz w:val="17"/>
-          <w:szCs w:val="17"/>
-        </w:rPr>
-        <w:t xml:space="preserve">.\apply_views.ps1 -SiteUrl "https://yourcompany.sharepoint.com/sites/Maintenance"</w:t>
-      </w:r>
-    </w:p>
-    <w:p>
-      <w:pPr>
-        <w:pStyle w:val="Heading3"/>
-        <w:spacing w:after="100" w:before="240"/>
-      </w:pPr>
-      <w:r>
-        <w:rPr>
-          <w:rFonts w:ascii="Calibri" w:cs="Calibri" w:eastAsia="Calibri" w:hAnsi="Calibri"/>
-          <w:b/>
-          <w:bCs/>
-          <w:color w:val="2E86AB"/>
-          <w:sz w:val="22"/>
-          <w:szCs w:val="22"/>
-        </w:rPr>
-        <w:t xml:space="preserve">How you know it worked</w:t>
-      </w:r>
-    </w:p>
-    <w:p>
-      <w:pPr>
-        <w:spacing w:after="120" w:before="60"/>
-      </w:pPr>
-      <w:r>
-        <w:rPr>
-          <w:rFonts w:ascii="Consolas" w:cs="Consolas" w:eastAsia="Consolas" w:hAnsi="Consolas"/>
-          <w:color w:val="0C3549"/>
-          <w:sz w:val="19"/>
-          <w:szCs w:val="19"/>
-          <w:shd w:fill="F4F6F7" w:val="clear"/>
-        </w:rPr>
-        <w:t xml:space="preserve">Failed : 0</w:t>
-      </w:r>
-      <w:r>
-        <w:rPr>
-          <w:rFonts w:ascii="Calibri" w:cs="Calibri" w:eastAsia="Calibri" w:hAnsi="Calibri"/>
-          <w:color w:val="1F2933"/>
-          <w:sz w:val="21"/>
-          <w:szCs w:val="21"/>
-        </w:rPr>
-        <w:t xml:space="preserve"> at the end, and you can see 14 lists on the site.</w:t>
-      </w:r>
-    </w:p>
-    <w:p>
-      <w:pPr>
-        <w:pStyle w:val="Heading3"/>
-        <w:spacing w:after="100" w:before="240"/>
-      </w:pPr>
-      <w:r>
-        <w:rPr>
-          <w:rFonts w:ascii="Calibri" w:cs="Calibri" w:eastAsia="Calibri" w:hAnsi="Calibri"/>
-          <w:b/>
-          <w:bCs/>
-          <w:color w:val="2E86AB"/>
-          <w:sz w:val="22"/>
-          <w:szCs w:val="22"/>
-        </w:rPr>
-        <w:t xml:space="preserve">⚠ One check you must not skip</w:t>
-      </w:r>
-    </w:p>
-    <w:p>
-      <w:pPr>
-        <w:spacing w:after="120" w:before="60"/>
-      </w:pPr>
-      <w:r>
-        <w:rPr>
-          <w:rFonts w:ascii="Calibri" w:cs="Calibri" w:eastAsia="Calibri" w:hAnsi="Calibri"/>
-          <w:color w:val="1F2933"/>
-          <w:sz w:val="21"/>
-          <w:szCs w:val="21"/>
-        </w:rPr>
-        <w:t xml:space="preserve">Open the </w:t>
-      </w:r>
-      <w:r>
-        <w:rPr>
-          <w:rFonts w:ascii="Consolas" w:cs="Consolas" w:eastAsia="Consolas" w:hAnsi="Consolas"/>
-          <w:color w:val="0C3549"/>
-          <w:sz w:val="19"/>
-          <w:szCs w:val="19"/>
-          <w:shd w:fill="F4F6F7" w:val="clear"/>
-        </w:rPr>
-        <w:t xml:space="preserve">Cell_Master</w:t>
-      </w:r>
-      <w:r>
-        <w:rPr>
-          <w:rFonts w:ascii="Calibri" w:cs="Calibri" w:eastAsia="Calibri" w:hAnsi="Calibri"/>
-          <w:color w:val="1F2933"/>
-          <w:sz w:val="21"/>
-          <w:szCs w:val="21"/>
-        </w:rPr>
-        <w:t xml:space="preserve"> list → </w:t>
-      </w:r>
-      <w:r>
-        <w:rPr>
-          <w:rFonts w:ascii="Calibri" w:cs="Calibri" w:eastAsia="Calibri" w:hAnsi="Calibri"/>
-          <w:b/>
-          <w:bCs/>
-          <w:color w:val="1F2933"/>
-          <w:sz w:val="21"/>
-          <w:szCs w:val="21"/>
-        </w:rPr>
-        <w:t xml:space="preserve">Settings</w:t>
-      </w:r>
-      <w:r>
-        <w:rPr>
-          <w:rFonts w:ascii="Calibri" w:cs="Calibri" w:eastAsia="Calibri" w:hAnsi="Calibri"/>
-          <w:color w:val="1F2933"/>
-          <w:sz w:val="21"/>
-          <w:szCs w:val="21"/>
-        </w:rPr>
-        <w:t xml:space="preserve"> (gear icon) → </w:t>
-      </w:r>
-      <w:r>
-        <w:rPr>
-          <w:rFonts w:ascii="Calibri" w:cs="Calibri" w:eastAsia="Calibri" w:hAnsi="Calibri"/>
-          <w:b/>
-          <w:bCs/>
-          <w:color w:val="1F2933"/>
-          <w:sz w:val="21"/>
-          <w:szCs w:val="21"/>
-        </w:rPr>
-        <w:t xml:space="preserve">List settings</w:t>
-      </w:r>
-      <w:r>
-        <w:rPr>
-          <w:rFonts w:ascii="Calibri" w:cs="Calibri" w:eastAsia="Calibri" w:hAnsi="Calibri"/>
-          <w:color w:val="1F2933"/>
-          <w:sz w:val="21"/>
-          <w:szCs w:val="21"/>
-        </w:rPr>
-        <w:t xml:space="preserve"> → click the column </w:t>
-      </w:r>
-      <w:r>
-        <w:rPr>
-          <w:rFonts w:ascii="Calibri" w:cs="Calibri" w:eastAsia="Calibri" w:hAnsi="Calibri"/>
-          <w:b/>
-          <w:bCs/>
-          <w:color w:val="1F2933"/>
-          <w:sz w:val="21"/>
-          <w:szCs w:val="21"/>
-        </w:rPr>
-        <w:t xml:space="preserve">`Cell_ID`</w:t>
-      </w:r>
-      <w:r>
-        <w:rPr>
-          <w:rFonts w:ascii="Calibri" w:cs="Calibri" w:eastAsia="Calibri" w:hAnsi="Calibri"/>
-          <w:color w:val="1F2933"/>
-          <w:sz w:val="21"/>
-          <w:szCs w:val="21"/>
-        </w:rPr>
-        <w:t xml:space="preserve">. Look at the web address in your browser.</w:t>
-      </w:r>
-    </w:p>
-    <w:p>
-      <w:pPr>
-        <w:pStyle w:val="ListParagraph"/>
-        <w:numPr>
-          <w:ilvl w:val="0"/>
-          <w:numId w:val="3"/>
-        </w:numPr>
-        <w:spacing w:after="40" w:before="40"/>
-      </w:pPr>
-      <w:r>
-        <w:rPr>
-          <w:rFonts w:ascii="Calibri" w:cs="Calibri" w:eastAsia="Calibri" w:hAnsi="Calibri"/>
-          <w:color w:val="1F2933"/>
-          <w:sz w:val="21"/>
-          <w:szCs w:val="21"/>
-        </w:rPr>
-        <w:t xml:space="preserve">✅ It ends </w:t>
-      </w:r>
-      <w:r>
-        <w:rPr>
-          <w:rFonts w:ascii="Consolas" w:cs="Consolas" w:eastAsia="Consolas" w:hAnsi="Consolas"/>
-          <w:color w:val="0C3549"/>
-          <w:sz w:val="19"/>
-          <w:szCs w:val="19"/>
-          <w:shd w:fill="F4F6F7" w:val="clear"/>
-        </w:rPr>
-        <w:t xml:space="preserve">Field=Cell_ID</w:t>
-      </w:r>
-      <w:r>
-        <w:rPr>
-          <w:rFonts w:ascii="Calibri" w:cs="Calibri" w:eastAsia="Calibri" w:hAnsi="Calibri"/>
-          <w:color w:val="1F2933"/>
-          <w:sz w:val="21"/>
-          <w:szCs w:val="21"/>
-        </w:rPr>
-        <w:t xml:space="preserve"> — </w:t>
-      </w:r>
-      <w:r>
-        <w:rPr>
-          <w:rFonts w:ascii="Calibri" w:cs="Calibri" w:eastAsia="Calibri" w:hAnsi="Calibri"/>
-          <w:b/>
-          <w:bCs/>
-          <w:color w:val="1F2933"/>
-          <w:sz w:val="21"/>
-          <w:szCs w:val="21"/>
-        </w:rPr>
-        <w:t xml:space="preserve">correct, carry on</w:t>
-      </w:r>
-    </w:p>
-    <w:p>
-      <w:pPr>
-        <w:pStyle w:val="ListParagraph"/>
-        <w:numPr>
-          <w:ilvl w:val="0"/>
-          <w:numId w:val="3"/>
-        </w:numPr>
-        <w:spacing w:after="40" w:before="40"/>
-      </w:pPr>
-      <w:r>
-        <w:rPr>
-          <w:rFonts w:ascii="Calibri" w:cs="Calibri" w:eastAsia="Calibri" w:hAnsi="Calibri"/>
-          <w:color w:val="1F2933"/>
-          <w:sz w:val="21"/>
-          <w:szCs w:val="21"/>
-        </w:rPr>
-        <w:t xml:space="preserve">❌ It ends </w:t>
-      </w:r>
-      <w:r>
-        <w:rPr>
-          <w:rFonts w:ascii="Consolas" w:cs="Consolas" w:eastAsia="Consolas" w:hAnsi="Consolas"/>
-          <w:color w:val="0C3549"/>
-          <w:sz w:val="19"/>
-          <w:szCs w:val="19"/>
-          <w:shd w:fill="F4F6F7" w:val="clear"/>
-        </w:rPr>
-        <w:t xml:space="preserve">Field=Cell%5Fx005f%5FID</w:t>
-      </w:r>
-      <w:r>
-        <w:rPr>
-          <w:rFonts w:ascii="Calibri" w:cs="Calibri" w:eastAsia="Calibri" w:hAnsi="Calibri"/>
-          <w:color w:val="1F2933"/>
-          <w:sz w:val="21"/>
-          <w:szCs w:val="21"/>
-        </w:rPr>
-        <w:t xml:space="preserve"> — </w:t>
-      </w:r>
-      <w:r>
-        <w:rPr>
-          <w:rFonts w:ascii="Calibri" w:cs="Calibri" w:eastAsia="Calibri" w:hAnsi="Calibri"/>
-          <w:b/>
-          <w:bCs/>
-          <w:color w:val="1F2933"/>
-          <w:sz w:val="21"/>
-          <w:szCs w:val="21"/>
-        </w:rPr>
-        <w:t xml:space="preserve">stop</w:t>
-      </w:r>
-    </w:p>
-    <w:p>
-      <w:pPr>
-        <w:spacing w:after="120" w:before="60"/>
-      </w:pPr>
-      <w:r>
-        <w:rPr>
-          <w:rFonts w:ascii="Calibri" w:cs="Calibri" w:eastAsia="Calibri" w:hAnsi="Calibri"/>
-          <w:color w:val="1F2933"/>
-          <w:sz w:val="21"/>
-          <w:szCs w:val="21"/>
-        </w:rPr>
-        <w:t xml:space="preserve">The second one means the column was created by hand rather than by the script. SharePoint mangles names containing underscores. Everything downstream — the dashboard, the flows, the app — refers to </w:t>
-      </w:r>
-      <w:r>
-        <w:rPr>
-          <w:rFonts w:ascii="Consolas" w:cs="Consolas" w:eastAsia="Consolas" w:hAnsi="Consolas"/>
-          <w:color w:val="0C3549"/>
-          <w:sz w:val="19"/>
-          <w:szCs w:val="19"/>
-          <w:shd w:fill="F4F6F7" w:val="clear"/>
-        </w:rPr>
-        <w:t xml:space="preserve">Cell_ID</w:t>
-      </w:r>
-      <w:r>
-        <w:rPr>
-          <w:rFonts w:ascii="Calibri" w:cs="Calibri" w:eastAsia="Calibri" w:hAnsi="Calibri"/>
-          <w:color w:val="1F2933"/>
-          <w:sz w:val="21"/>
-          <w:szCs w:val="21"/>
-        </w:rPr>
-        <w:t xml:space="preserve">, and none of it would find </w:t>
-      </w:r>
-      <w:r>
-        <w:rPr>
-          <w:rFonts w:ascii="Consolas" w:cs="Consolas" w:eastAsia="Consolas" w:hAnsi="Consolas"/>
-          <w:color w:val="0C3549"/>
-          <w:sz w:val="19"/>
-          <w:szCs w:val="19"/>
-          <w:shd w:fill="F4F6F7" w:val="clear"/>
-        </w:rPr>
-        <w:t xml:space="preserve">Cell_x005f_ID</w:t>
-      </w:r>
-      <w:r>
-        <w:rPr>
-          <w:rFonts w:ascii="Calibri" w:cs="Calibri" w:eastAsia="Calibri" w:hAnsi="Calibri"/>
-          <w:color w:val="1F2933"/>
-          <w:sz w:val="21"/>
-          <w:szCs w:val="21"/>
-        </w:rPr>
-        <w:t xml:space="preserve">. Delete that column and re-run the script.</w:t>
+        <w:t xml:space="preserve">sharepoint\data\_ROW_COUNTS.csv</w:t>
+      </w:r>
+      <w:r>
+        <w:rPr>
+          <w:rFonts w:ascii="Calibri" w:cs="Calibri" w:eastAsia="Calibri" w:hAnsi="Calibri"/>
+          <w:color w:val="1F2933"/>
+          <w:sz w:val="21"/>
+          <w:szCs w:val="21"/>
+        </w:rPr>
+        <w:t xml:space="preserve"> and note the total: </w:t>
+      </w:r>
+      <w:r>
+        <w:rPr>
+          <w:rFonts w:ascii="Calibri" w:cs="Calibri" w:eastAsia="Calibri" w:hAnsi="Calibri"/>
+          <w:b/>
+          <w:bCs/>
+          <w:color w:val="1F2933"/>
+          <w:sz w:val="21"/>
+          <w:szCs w:val="21"/>
+        </w:rPr>
+        <w:t xml:space="preserve">2,422</w:t>
+      </w:r>
+      <w:r>
+        <w:rPr>
+          <w:rFonts w:ascii="Calibri" w:cs="Calibri" w:eastAsia="Calibri" w:hAnsi="Calibri"/>
+          <w:color w:val="1F2933"/>
+          <w:sz w:val="21"/>
+          <w:szCs w:val="21"/>
+        </w:rPr>
+        <w:t xml:space="preserve">. You will check against this in Stage 3.</w:t>
       </w:r>
     </w:p>
     <w:p>
@@ -2952,7 +2080,7 @@
           <w:sz w:val="34"/>
           <w:szCs w:val="34"/>
         </w:rPr>
-        <w:t xml:space="preserve">Stage 3 — Load the data  ·  20 minutes</w:t>
+        <w:t xml:space="preserve">Stage 2 — Build the SharePoint site  ·  45 minutes</w:t>
       </w:r>
     </w:p>
     <w:p>
@@ -2977,7 +2105,7 @@
           <w:sz w:val="21"/>
           <w:szCs w:val="21"/>
         </w:rPr>
-        <w:t xml:space="preserve"> putting the 2,422 rows into the lists you just made.</w:t>
+        <w:t xml:space="preserve"> creating the 14 lists, all 138 columns, and the views the technicians will actually use. The script does it; you just run it.</w:t>
       </w:r>
     </w:p>
     <w:p>
@@ -2999,6 +2127,134 @@
     </w:p>
     <w:p>
       <w:pPr>
+        <w:spacing w:after="120" w:before="60"/>
+      </w:pPr>
+      <w:r>
+        <w:rPr>
+          <w:rFonts w:ascii="Calibri" w:cs="Calibri" w:eastAsia="Calibri" w:hAnsi="Calibri"/>
+          <w:b/>
+          <w:bCs/>
+          <w:color w:val="1F2933"/>
+          <w:sz w:val="21"/>
+          <w:szCs w:val="21"/>
+        </w:rPr>
+        <w:t xml:space="preserve">1. Create an empty site.</w:t>
+      </w:r>
+      <w:r>
+        <w:rPr>
+          <w:rFonts w:ascii="Calibri" w:cs="Calibri" w:eastAsia="Calibri" w:hAnsi="Calibri"/>
+          <w:color w:val="1F2933"/>
+          <w:sz w:val="21"/>
+          <w:szCs w:val="21"/>
+        </w:rPr>
+        <w:t xml:space="preserve"> SharePoint → </w:t>
+      </w:r>
+      <w:r>
+        <w:rPr>
+          <w:rFonts w:ascii="Calibri" w:cs="Calibri" w:eastAsia="Calibri" w:hAnsi="Calibri"/>
+          <w:b/>
+          <w:bCs/>
+          <w:color w:val="1F2933"/>
+          <w:sz w:val="21"/>
+          <w:szCs w:val="21"/>
+        </w:rPr>
+        <w:t xml:space="preserve">Create site</w:t>
+      </w:r>
+      <w:r>
+        <w:rPr>
+          <w:rFonts w:ascii="Calibri" w:cs="Calibri" w:eastAsia="Calibri" w:hAnsi="Calibri"/>
+          <w:color w:val="1F2933"/>
+          <w:sz w:val="21"/>
+          <w:szCs w:val="21"/>
+        </w:rPr>
+        <w:t xml:space="preserve"> → </w:t>
+      </w:r>
+      <w:r>
+        <w:rPr>
+          <w:rFonts w:ascii="Calibri" w:cs="Calibri" w:eastAsia="Calibri" w:hAnsi="Calibri"/>
+          <w:b/>
+          <w:bCs/>
+          <w:color w:val="1F2933"/>
+          <w:sz w:val="21"/>
+          <w:szCs w:val="21"/>
+        </w:rPr>
+        <w:t xml:space="preserve">Team site</w:t>
+      </w:r>
+      <w:r>
+        <w:rPr>
+          <w:rFonts w:ascii="Calibri" w:cs="Calibri" w:eastAsia="Calibri" w:hAnsi="Calibri"/>
+          <w:color w:val="1F2933"/>
+          <w:sz w:val="21"/>
+          <w:szCs w:val="21"/>
+        </w:rPr>
+        <w:t xml:space="preserve"> → name it </w:t>
+      </w:r>
+      <w:r>
+        <w:rPr>
+          <w:rFonts w:ascii="Consolas" w:cs="Consolas" w:eastAsia="Consolas" w:hAnsi="Consolas"/>
+          <w:color w:val="0C3549"/>
+          <w:sz w:val="19"/>
+          <w:szCs w:val="19"/>
+          <w:shd w:fill="F4F6F7" w:val="clear"/>
+        </w:rPr>
+        <w:t xml:space="preserve">Maintenance</w:t>
+      </w:r>
+      <w:r>
+        <w:rPr>
+          <w:rFonts w:ascii="Calibri" w:cs="Calibri" w:eastAsia="Calibri" w:hAnsi="Calibri"/>
+          <w:color w:val="1F2933"/>
+          <w:sz w:val="21"/>
+          <w:szCs w:val="21"/>
+        </w:rPr>
+        <w:t xml:space="preserve">. Copy the address — it looks like </w:t>
+      </w:r>
+      <w:r>
+        <w:rPr>
+          <w:rFonts w:ascii="Consolas" w:cs="Consolas" w:eastAsia="Consolas" w:hAnsi="Consolas"/>
+          <w:color w:val="0C3549"/>
+          <w:sz w:val="19"/>
+          <w:szCs w:val="19"/>
+          <w:shd w:fill="F4F6F7" w:val="clear"/>
+        </w:rPr>
+        <w:t xml:space="preserve">https://yourcompany.sharepoint.com/sites/Maintenance</w:t>
+      </w:r>
+      <w:r>
+        <w:rPr>
+          <w:rFonts w:ascii="Calibri" w:cs="Calibri" w:eastAsia="Calibri" w:hAnsi="Calibri"/>
+          <w:color w:val="1F2933"/>
+          <w:sz w:val="21"/>
+          <w:szCs w:val="21"/>
+        </w:rPr>
+        <w:t xml:space="preserve">.</w:t>
+      </w:r>
+    </w:p>
+    <w:p>
+      <w:pPr>
+        <w:spacing w:after="120" w:before="60"/>
+      </w:pPr>
+      <w:r>
+        <w:rPr>
+          <w:rFonts w:ascii="Calibri" w:cs="Calibri" w:eastAsia="Calibri" w:hAnsi="Calibri"/>
+          <w:b/>
+          <w:bCs/>
+          <w:color w:val="1F2933"/>
+          <w:sz w:val="21"/>
+          <w:szCs w:val="21"/>
+        </w:rPr>
+        <w:t xml:space="preserve">2. Practice run first.</w:t>
+      </w:r>
+      <w:r>
+        <w:rPr>
+          <w:rFonts w:ascii="Calibri" w:cs="Calibri" w:eastAsia="Calibri" w:hAnsi="Calibri"/>
+          <w:color w:val="1F2933"/>
+          <w:sz w:val="21"/>
+          <w:szCs w:val="21"/>
+        </w:rPr>
+        <w:t xml:space="preserve"> In PowerShell 7, in the project folder:</w:t>
+      </w:r>
+    </w:p>
+    <w:p>
+      <w:pPr>
         <w:shd w:fill="F4F6F7" w:val="clear"/>
         <w:spacing w:after="0" w:before="100"/>
         <w:ind w:left="170" w:right="170"/>
@@ -3010,7 +2266,7 @@
           <w:sz w:val="17"/>
           <w:szCs w:val="17"/>
         </w:rPr>
-        <w:t xml:space="preserve">.\load_data.ps1 -SiteUrl "https://yourcompany.sharepoint.com/sites/Maintenance" -WhatIf</w:t>
+        <w:t xml:space="preserve">cd sharepoint</w:t>
       </w:r>
     </w:p>
     <w:p>
@@ -3026,7 +2282,7 @@
           <w:sz w:val="17"/>
           <w:szCs w:val="17"/>
         </w:rPr>
-        <w:t xml:space="preserve">.\load_data.ps1 -SiteUrl "https://yourcompany.sharepoint.com/sites/Maintenance"</w:t>
+        <w:t xml:space="preserve">.\provision_lists.ps1 -SiteUrl "https://yourcompany.sharepoint.com/sites/Maintenance" -WhatIf</w:t>
       </w:r>
     </w:p>
     <w:p>
@@ -3035,12 +2291,95 @@
       </w:pPr>
       <w:r>
         <w:rPr>
-          <w:rFonts w:ascii="Calibri" w:cs="Calibri" w:eastAsia="Calibri" w:hAnsi="Calibri"/>
-          <w:color w:val="1F2933"/>
-          <w:sz w:val="21"/>
-          <w:szCs w:val="21"/>
-        </w:rPr>
-        <w:t xml:space="preserve">Practice run first, as before. The real run takes a few minutes.</w:t>
+          <w:rFonts w:ascii="Consolas" w:cs="Consolas" w:eastAsia="Consolas" w:hAnsi="Consolas"/>
+          <w:color w:val="0C3549"/>
+          <w:sz w:val="19"/>
+          <w:szCs w:val="19"/>
+          <w:shd w:fill="F4F6F7" w:val="clear"/>
+        </w:rPr>
+        <w:t xml:space="preserve">-WhatIf</w:t>
+      </w:r>
+      <w:r>
+        <w:rPr>
+          <w:rFonts w:ascii="Calibri" w:cs="Calibri" w:eastAsia="Calibri" w:hAnsi="Calibri"/>
+          <w:color w:val="1F2933"/>
+          <w:sz w:val="21"/>
+          <w:szCs w:val="21"/>
+        </w:rPr>
+        <w:t xml:space="preserve"> means </w:t>
+      </w:r>
+      <w:r>
+        <w:rPr>
+          <w:rFonts w:ascii="Calibri" w:cs="Calibri" w:eastAsia="Calibri" w:hAnsi="Calibri"/>
+          <w:b/>
+          <w:bCs/>
+          <w:color w:val="1F2933"/>
+          <w:sz w:val="21"/>
+          <w:szCs w:val="21"/>
+        </w:rPr>
+        <w:t xml:space="preserve">"show me what you would do, but do not actually do it."</w:t>
+      </w:r>
+      <w:r>
+        <w:rPr>
+          <w:rFonts w:ascii="Calibri" w:cs="Calibri" w:eastAsia="Calibri" w:hAnsi="Calibri"/>
+          <w:color w:val="1F2933"/>
+          <w:sz w:val="21"/>
+          <w:szCs w:val="21"/>
+        </w:rPr>
+        <w:t xml:space="preserve"> Nothing is created. It prints every list and column it *would* make.</w:t>
+      </w:r>
+    </w:p>
+    <w:p>
+      <w:pPr>
+        <w:spacing w:after="120" w:before="60"/>
+      </w:pPr>
+      <w:r>
+        <w:rPr>
+          <w:rFonts w:ascii="Calibri" w:cs="Calibri" w:eastAsia="Calibri" w:hAnsi="Calibri"/>
+          <w:color w:val="1F2933"/>
+          <w:sz w:val="21"/>
+          <w:szCs w:val="21"/>
+        </w:rPr>
+        <w:t xml:space="preserve">Read it. You should see </w:t>
+      </w:r>
+      <w:r>
+        <w:rPr>
+          <w:rFonts w:ascii="Calibri" w:cs="Calibri" w:eastAsia="Calibri" w:hAnsi="Calibri"/>
+          <w:b/>
+          <w:bCs/>
+          <w:color w:val="1F2933"/>
+          <w:sz w:val="21"/>
+          <w:szCs w:val="21"/>
+        </w:rPr>
+        <w:t xml:space="preserve">14 lists, 138 columns, 5 libraries</w:t>
+      </w:r>
+      <w:r>
+        <w:rPr>
+          <w:rFonts w:ascii="Calibri" w:cs="Calibri" w:eastAsia="Calibri" w:hAnsi="Calibri"/>
+          <w:color w:val="1F2933"/>
+          <w:sz w:val="21"/>
+          <w:szCs w:val="21"/>
+        </w:rPr>
+        <w:t xml:space="preserve"> and </w:t>
+      </w:r>
+      <w:r>
+        <w:rPr>
+          <w:rFonts w:ascii="Consolas" w:cs="Consolas" w:eastAsia="Consolas" w:hAnsi="Consolas"/>
+          <w:color w:val="0C3549"/>
+          <w:sz w:val="19"/>
+          <w:szCs w:val="19"/>
+          <w:shd w:fill="F4F6F7" w:val="clear"/>
+        </w:rPr>
+        <w:t xml:space="preserve">Failed : 0</w:t>
+      </w:r>
+      <w:r>
+        <w:rPr>
+          <w:rFonts w:ascii="Calibri" w:cs="Calibri" w:eastAsia="Calibri" w:hAnsi="Calibri"/>
+          <w:color w:val="1F2933"/>
+          <w:sz w:val="21"/>
+          <w:szCs w:val="21"/>
+        </w:rPr>
+        <w:t xml:space="preserve">.</w:t>
       </w:r>
     </w:p>
     <w:p>
@@ -3057,13 +2396,22 @@
           <w:sz w:val="22"/>
           <w:szCs w:val="22"/>
         </w:rPr>
-        <w:t xml:space="preserve">How you know it worked</w:t>
+        <w:t xml:space="preserve">⚠ If it says you need admin approval</w:t>
       </w:r>
     </w:p>
     <w:p>
       <w:pPr>
         <w:spacing w:after="120" w:before="60"/>
       </w:pPr>
+      <w:r>
+        <w:rPr>
+          <w:rFonts w:ascii="Calibri" w:cs="Calibri" w:eastAsia="Calibri" w:hAnsi="Calibri"/>
+          <w:color w:val="1F2933"/>
+          <w:sz w:val="21"/>
+          <w:szCs w:val="21"/>
+        </w:rPr>
+        <w:t xml:space="preserve">Many corporate tenants block unapproved applications, and </w:t>
+      </w:r>
       <w:r>
         <w:rPr>
           <w:rFonts w:ascii="Consolas" w:cs="Consolas" w:eastAsia="Consolas" w:hAnsi="Consolas"/>
@@ -3072,16 +2420,148 @@
           <w:szCs w:val="19"/>
           <w:shd w:fill="F4F6F7" w:val="clear"/>
         </w:rPr>
-        <w:t xml:space="preserve">Rows loaded : 2422</w:t>
-      </w:r>
-      <w:r>
-        <w:rPr>
-          <w:rFonts w:ascii="Calibri" w:cs="Calibri" w:eastAsia="Calibri" w:hAnsi="Calibri"/>
-          <w:color w:val="1F2933"/>
-          <w:sz w:val="21"/>
-          <w:szCs w:val="21"/>
-        </w:rPr>
-        <w:t xml:space="preserve"> and </w:t>
+        <w:t xml:space="preserve">Connect-PnPOnline</w:t>
+      </w:r>
+      <w:r>
+        <w:rPr>
+          <w:rFonts w:ascii="Calibri" w:cs="Calibri" w:eastAsia="Calibri" w:hAnsi="Calibri"/>
+          <w:color w:val="1F2933"/>
+          <w:sz w:val="21"/>
+          <w:szCs w:val="21"/>
+        </w:rPr>
+        <w:t xml:space="preserve"> then fails with a consent error that does not tell you what to do. It is not a problem with these scripts and it is not something you can click past.</w:t>
+      </w:r>
+    </w:p>
+    <w:p>
+      <w:pPr>
+        <w:spacing w:after="120" w:before="60"/>
+      </w:pPr>
+      <w:r>
+        <w:rPr>
+          <w:rFonts w:ascii="Calibri" w:cs="Calibri" w:eastAsia="Calibri" w:hAnsi="Calibri"/>
+          <w:color w:val="1F2933"/>
+          <w:sz w:val="21"/>
+          <w:szCs w:val="21"/>
+        </w:rPr>
+        <w:t xml:space="preserve">Someone with Entra (Azure AD) rights registers an application </w:t>
+      </w:r>
+      <w:r>
+        <w:rPr>
+          <w:rFonts w:ascii="Calibri" w:cs="Calibri" w:eastAsia="Calibri" w:hAnsi="Calibri"/>
+          <w:b/>
+          <w:bCs/>
+          <w:color w:val="1F2933"/>
+          <w:sz w:val="21"/>
+          <w:szCs w:val="21"/>
+        </w:rPr>
+        <w:t xml:space="preserve">once</w:t>
+      </w:r>
+      <w:r>
+        <w:rPr>
+          <w:rFonts w:ascii="Calibri" w:cs="Calibri" w:eastAsia="Calibri" w:hAnsi="Calibri"/>
+          <w:color w:val="1F2933"/>
+          <w:sz w:val="21"/>
+          <w:szCs w:val="21"/>
+        </w:rPr>
+        <w:t xml:space="preserve">:</w:t>
+      </w:r>
+    </w:p>
+    <w:p>
+      <w:pPr>
+        <w:shd w:fill="F4F6F7" w:val="clear"/>
+        <w:spacing w:after="0" w:before="100"/>
+        <w:ind w:left="170" w:right="170"/>
+      </w:pPr>
+      <w:r>
+        <w:rPr>
+          <w:rFonts w:ascii="Consolas" w:cs="Consolas" w:eastAsia="Consolas" w:hAnsi="Consolas"/>
+          <w:color w:val="0C3549"/>
+          <w:sz w:val="17"/>
+          <w:szCs w:val="17"/>
+        </w:rPr>
+        <w:t xml:space="preserve">Register-PnPEntraIDAppForInteractiveLogin `</w:t>
+      </w:r>
+    </w:p>
+    <w:p>
+      <w:pPr>
+        <w:shd w:fill="F4F6F7" w:val="clear"/>
+        <w:spacing w:after="0" w:before="0"/>
+        <w:ind w:left="170" w:right="170"/>
+      </w:pPr>
+      <w:r>
+        <w:rPr>
+          <w:rFonts w:ascii="Consolas" w:cs="Consolas" w:eastAsia="Consolas" w:hAnsi="Consolas"/>
+          <w:color w:val="0C3549"/>
+          <w:sz w:val="17"/>
+          <w:szCs w:val="17"/>
+        </w:rPr>
+        <w:t xml:space="preserve">    -ApplicationName "EPQPL PM Provisioning" `</w:t>
+      </w:r>
+    </w:p>
+    <w:p>
+      <w:pPr>
+        <w:shd w:fill="F4F6F7" w:val="clear"/>
+        <w:spacing w:after="0" w:before="0"/>
+        <w:ind w:left="170" w:right="170"/>
+      </w:pPr>
+      <w:r>
+        <w:rPr>
+          <w:rFonts w:ascii="Consolas" w:cs="Consolas" w:eastAsia="Consolas" w:hAnsi="Consolas"/>
+          <w:color w:val="0C3549"/>
+          <w:sz w:val="17"/>
+          <w:szCs w:val="17"/>
+        </w:rPr>
+        <w:t xml:space="preserve">    -Tenant yourcompany.onmicrosoft.com `</w:t>
+      </w:r>
+    </w:p>
+    <w:p>
+      <w:pPr>
+        <w:shd w:fill="F4F6F7" w:val="clear"/>
+        <w:spacing w:after="140" w:before="0"/>
+        <w:ind w:left="170" w:right="170"/>
+      </w:pPr>
+      <w:r>
+        <w:rPr>
+          <w:rFonts w:ascii="Consolas" w:cs="Consolas" w:eastAsia="Consolas" w:hAnsi="Consolas"/>
+          <w:color w:val="0C3549"/>
+          <w:sz w:val="17"/>
+          <w:szCs w:val="17"/>
+        </w:rPr>
+        <w:t xml:space="preserve">    -Interactive</w:t>
+      </w:r>
+    </w:p>
+    <w:p>
+      <w:pPr>
+        <w:spacing w:after="120" w:before="60"/>
+      </w:pPr>
+      <w:r>
+        <w:rPr>
+          <w:rFonts w:ascii="Calibri" w:cs="Calibri" w:eastAsia="Calibri" w:hAnsi="Calibri"/>
+          <w:color w:val="1F2933"/>
+          <w:sz w:val="21"/>
+          <w:szCs w:val="21"/>
+        </w:rPr>
+        <w:t xml:space="preserve">It prints a </w:t>
+      </w:r>
+      <w:r>
+        <w:rPr>
+          <w:rFonts w:ascii="Calibri" w:cs="Calibri" w:eastAsia="Calibri" w:hAnsi="Calibri"/>
+          <w:b/>
+          <w:bCs/>
+          <w:color w:val="1F2933"/>
+          <w:sz w:val="21"/>
+          <w:szCs w:val="21"/>
+        </w:rPr>
+        <w:t xml:space="preserve">client id</w:t>
+      </w:r>
+      <w:r>
+        <w:rPr>
+          <w:rFonts w:ascii="Calibri" w:cs="Calibri" w:eastAsia="Calibri" w:hAnsi="Calibri"/>
+          <w:color w:val="1F2933"/>
+          <w:sz w:val="21"/>
+          <w:szCs w:val="21"/>
+        </w:rPr>
+        <w:t xml:space="preserve">. Add </w:t>
       </w:r>
       <w:r>
         <w:rPr>
@@ -3091,16 +2571,188 @@
           <w:szCs w:val="19"/>
           <w:shd w:fill="F4F6F7" w:val="clear"/>
         </w:rPr>
-        <w:t xml:space="preserve">Conversion problems : 0</w:t>
-      </w:r>
-      <w:r>
-        <w:rPr>
-          <w:rFonts w:ascii="Calibri" w:cs="Calibri" w:eastAsia="Calibri" w:hAnsi="Calibri"/>
-          <w:color w:val="1F2933"/>
-          <w:sz w:val="21"/>
-          <w:szCs w:val="21"/>
-        </w:rPr>
-        <w:t xml:space="preserve">.</w:t>
+        <w:t xml:space="preserve">-ClientId "&lt;that id&gt;"</w:t>
+      </w:r>
+      <w:r>
+        <w:rPr>
+          <w:rFonts w:ascii="Calibri" w:cs="Calibri" w:eastAsia="Calibri" w:hAnsi="Calibri"/>
+          <w:color w:val="1F2933"/>
+          <w:sz w:val="21"/>
+          <w:szCs w:val="21"/>
+        </w:rPr>
+        <w:t xml:space="preserve"> to all three scripts from then on:</w:t>
+      </w:r>
+    </w:p>
+    <w:p>
+      <w:pPr>
+        <w:shd w:fill="F4F6F7" w:val="clear"/>
+        <w:spacing w:after="140" w:before="100"/>
+        <w:ind w:left="170" w:right="170"/>
+      </w:pPr>
+      <w:r>
+        <w:rPr>
+          <w:rFonts w:ascii="Consolas" w:cs="Consolas" w:eastAsia="Consolas" w:hAnsi="Consolas"/>
+          <w:color w:val="0C3549"/>
+          <w:sz w:val="17"/>
+          <w:szCs w:val="17"/>
+        </w:rPr>
+        <w:t xml:space="preserve">.\provision_lists.ps1 -SiteUrl "&lt;your site&gt;" -ClientId "&lt;that id&gt;" -WhatIf</w:t>
+      </w:r>
+    </w:p>
+    <w:p>
+      <w:pPr>
+        <w:spacing w:after="120" w:before="60"/>
+      </w:pPr>
+      <w:r>
+        <w:rPr>
+          <w:rFonts w:ascii="Calibri" w:cs="Calibri" w:eastAsia="Calibri" w:hAnsi="Calibri"/>
+          <w:color w:val="1F2933"/>
+          <w:sz w:val="21"/>
+          <w:szCs w:val="21"/>
+        </w:rPr>
+        <w:t xml:space="preserve">Ask for this </w:t>
+      </w:r>
+      <w:r>
+        <w:rPr>
+          <w:rFonts w:ascii="Calibri" w:cs="Calibri" w:eastAsia="Calibri" w:hAnsi="Calibri"/>
+          <w:b/>
+          <w:bCs/>
+          <w:color w:val="1F2933"/>
+          <w:sz w:val="21"/>
+          <w:szCs w:val="21"/>
+        </w:rPr>
+        <w:t xml:space="preserve">before</w:t>
+      </w:r>
+      <w:r>
+        <w:rPr>
+          <w:rFonts w:ascii="Calibri" w:cs="Calibri" w:eastAsia="Calibri" w:hAnsi="Calibri"/>
+          <w:color w:val="1F2933"/>
+          <w:sz w:val="21"/>
+          <w:szCs w:val="21"/>
+        </w:rPr>
+        <w:t xml:space="preserve"> your provisioning day if you are not sure. It is a ten-minute job for whoever holds the rights, and a half-day delay if you discover it at 9 a.m. on the day.</w:t>
+      </w:r>
+    </w:p>
+    <w:p>
+      <w:pPr>
+        <w:spacing w:after="120" w:before="60"/>
+      </w:pPr>
+      <w:r>
+        <w:rPr>
+          <w:rFonts w:ascii="Calibri" w:cs="Calibri" w:eastAsia="Calibri" w:hAnsi="Calibri"/>
+          <w:b/>
+          <w:bCs/>
+          <w:color w:val="1F2933"/>
+          <w:sz w:val="21"/>
+          <w:szCs w:val="21"/>
+        </w:rPr>
+        <w:t xml:space="preserve">3. Now do it for real.</w:t>
+      </w:r>
+      <w:r>
+        <w:rPr>
+          <w:rFonts w:ascii="Calibri" w:cs="Calibri" w:eastAsia="Calibri" w:hAnsi="Calibri"/>
+          <w:color w:val="1F2933"/>
+          <w:sz w:val="21"/>
+          <w:szCs w:val="21"/>
+        </w:rPr>
+        <w:t xml:space="preserve"> Same command, without </w:t>
+      </w:r>
+      <w:r>
+        <w:rPr>
+          <w:rFonts w:ascii="Consolas" w:cs="Consolas" w:eastAsia="Consolas" w:hAnsi="Consolas"/>
+          <w:color w:val="0C3549"/>
+          <w:sz w:val="19"/>
+          <w:szCs w:val="19"/>
+          <w:shd w:fill="F4F6F7" w:val="clear"/>
+        </w:rPr>
+        <w:t xml:space="preserve">-WhatIf</w:t>
+      </w:r>
+      <w:r>
+        <w:rPr>
+          <w:rFonts w:ascii="Calibri" w:cs="Calibri" w:eastAsia="Calibri" w:hAnsi="Calibri"/>
+          <w:color w:val="1F2933"/>
+          <w:sz w:val="21"/>
+          <w:szCs w:val="21"/>
+        </w:rPr>
+        <w:t xml:space="preserve">:</w:t>
+      </w:r>
+    </w:p>
+    <w:p>
+      <w:pPr>
+        <w:shd w:fill="F4F6F7" w:val="clear"/>
+        <w:spacing w:after="140" w:before="100"/>
+        <w:ind w:left="170" w:right="170"/>
+      </w:pPr>
+      <w:r>
+        <w:rPr>
+          <w:rFonts w:ascii="Consolas" w:cs="Consolas" w:eastAsia="Consolas" w:hAnsi="Consolas"/>
+          <w:color w:val="0C3549"/>
+          <w:sz w:val="17"/>
+          <w:szCs w:val="17"/>
+        </w:rPr>
+        <w:t xml:space="preserve">.\provision_lists.ps1 -SiteUrl "https://yourcompany.sharepoint.com/sites/Maintenance"</w:t>
+      </w:r>
+    </w:p>
+    <w:p>
+      <w:pPr>
+        <w:spacing w:after="120" w:before="60"/>
+      </w:pPr>
+      <w:r>
+        <w:rPr>
+          <w:rFonts w:ascii="Calibri" w:cs="Calibri" w:eastAsia="Calibri" w:hAnsi="Calibri"/>
+          <w:color w:val="1F2933"/>
+          <w:sz w:val="21"/>
+          <w:szCs w:val="21"/>
+        </w:rPr>
+        <w:t xml:space="preserve">It will ask you to sign in. Takes a few minutes.</w:t>
+      </w:r>
+    </w:p>
+    <w:p>
+      <w:pPr>
+        <w:spacing w:after="120" w:before="60"/>
+      </w:pPr>
+      <w:r>
+        <w:rPr>
+          <w:rFonts w:ascii="Calibri" w:cs="Calibri" w:eastAsia="Calibri" w:hAnsi="Calibri"/>
+          <w:b/>
+          <w:bCs/>
+          <w:color w:val="1F2933"/>
+          <w:sz w:val="21"/>
+          <w:szCs w:val="21"/>
+        </w:rPr>
+        <w:t xml:space="preserve">4. Add the views and the shop-floor buttons:</w:t>
+      </w:r>
+    </w:p>
+    <w:p>
+      <w:pPr>
+        <w:shd w:fill="F4F6F7" w:val="clear"/>
+        <w:spacing w:after="0" w:before="100"/>
+        <w:ind w:left="170" w:right="170"/>
+      </w:pPr>
+      <w:r>
+        <w:rPr>
+          <w:rFonts w:ascii="Consolas" w:cs="Consolas" w:eastAsia="Consolas" w:hAnsi="Consolas"/>
+          <w:color w:val="0C3549"/>
+          <w:sz w:val="17"/>
+          <w:szCs w:val="17"/>
+        </w:rPr>
+        <w:t xml:space="preserve">.\apply_views.ps1 -SiteUrl "https://yourcompany.sharepoint.com/sites/Maintenance" -WhatIf</w:t>
+      </w:r>
+    </w:p>
+    <w:p>
+      <w:pPr>
+        <w:shd w:fill="F4F6F7" w:val="clear"/>
+        <w:spacing w:after="140" w:before="0"/>
+        <w:ind w:left="170" w:right="170"/>
+      </w:pPr>
+      <w:r>
+        <w:rPr>
+          <w:rFonts w:ascii="Consolas" w:cs="Consolas" w:eastAsia="Consolas" w:hAnsi="Consolas"/>
+          <w:color w:val="0C3549"/>
+          <w:sz w:val="17"/>
+          <w:szCs w:val="17"/>
+        </w:rPr>
+        <w:t xml:space="preserve">.\apply_views.ps1 -SiteUrl "https://yourcompany.sharepoint.com/sites/Maintenance"</w:t>
       </w:r>
     </w:p>
     <w:p>
@@ -3117,22 +2769,13 @@
           <w:sz w:val="22"/>
           <w:szCs w:val="22"/>
         </w:rPr>
-        <w:t xml:space="preserve">⚠ Then count them yourself</w:t>
+        <w:t xml:space="preserve">How you know it worked</w:t>
       </w:r>
     </w:p>
     <w:p>
       <w:pPr>
         <w:spacing w:after="120" w:before="60"/>
       </w:pPr>
-      <w:r>
-        <w:rPr>
-          <w:rFonts w:ascii="Calibri" w:cs="Calibri" w:eastAsia="Calibri" w:hAnsi="Calibri"/>
-          <w:color w:val="1F2933"/>
-          <w:sz w:val="21"/>
-          <w:szCs w:val="21"/>
-        </w:rPr>
-        <w:t xml:space="preserve">Open each list and compare its item count against </w:t>
-      </w:r>
       <w:r>
         <w:rPr>
           <w:rFonts w:ascii="Consolas" w:cs="Consolas" w:eastAsia="Consolas" w:hAnsi="Consolas"/>
@@ -3141,16 +2784,354 @@
           <w:szCs w:val="19"/>
           <w:shd w:fill="F4F6F7" w:val="clear"/>
         </w:rPr>
-        <w:t xml:space="preserve">sharepoint\data\_ROW_COUNTS.csv</w:t>
-      </w:r>
-      <w:r>
-        <w:rPr>
-          <w:rFonts w:ascii="Calibri" w:cs="Calibri" w:eastAsia="Calibri" w:hAnsi="Calibri"/>
-          <w:color w:val="1F2933"/>
-          <w:sz w:val="21"/>
-          <w:szCs w:val="21"/>
-        </w:rPr>
-        <w:t xml:space="preserve">.</w:t>
+        <w:t xml:space="preserve">Failed : 0</w:t>
+      </w:r>
+      <w:r>
+        <w:rPr>
+          <w:rFonts w:ascii="Calibri" w:cs="Calibri" w:eastAsia="Calibri" w:hAnsi="Calibri"/>
+          <w:color w:val="1F2933"/>
+          <w:sz w:val="21"/>
+          <w:szCs w:val="21"/>
+        </w:rPr>
+        <w:t xml:space="preserve"> at the end, and you can see 14 lists on the site.</w:t>
+      </w:r>
+    </w:p>
+    <w:p>
+      <w:pPr>
+        <w:pStyle w:val="Heading3"/>
+        <w:spacing w:after="100" w:before="240"/>
+      </w:pPr>
+      <w:r>
+        <w:rPr>
+          <w:rFonts w:ascii="Calibri" w:cs="Calibri" w:eastAsia="Calibri" w:hAnsi="Calibri"/>
+          <w:b/>
+          <w:bCs/>
+          <w:color w:val="2E86AB"/>
+          <w:sz w:val="22"/>
+          <w:szCs w:val="22"/>
+        </w:rPr>
+        <w:t xml:space="preserve">⚠ One check you must not skip</w:t>
+      </w:r>
+    </w:p>
+    <w:p>
+      <w:pPr>
+        <w:spacing w:after="120" w:before="60"/>
+      </w:pPr>
+      <w:r>
+        <w:rPr>
+          <w:rFonts w:ascii="Calibri" w:cs="Calibri" w:eastAsia="Calibri" w:hAnsi="Calibri"/>
+          <w:color w:val="1F2933"/>
+          <w:sz w:val="21"/>
+          <w:szCs w:val="21"/>
+        </w:rPr>
+        <w:t xml:space="preserve">Open the </w:t>
+      </w:r>
+      <w:r>
+        <w:rPr>
+          <w:rFonts w:ascii="Consolas" w:cs="Consolas" w:eastAsia="Consolas" w:hAnsi="Consolas"/>
+          <w:color w:val="0C3549"/>
+          <w:sz w:val="19"/>
+          <w:szCs w:val="19"/>
+          <w:shd w:fill="F4F6F7" w:val="clear"/>
+        </w:rPr>
+        <w:t xml:space="preserve">Cell_Master</w:t>
+      </w:r>
+      <w:r>
+        <w:rPr>
+          <w:rFonts w:ascii="Calibri" w:cs="Calibri" w:eastAsia="Calibri" w:hAnsi="Calibri"/>
+          <w:color w:val="1F2933"/>
+          <w:sz w:val="21"/>
+          <w:szCs w:val="21"/>
+        </w:rPr>
+        <w:t xml:space="preserve"> list → </w:t>
+      </w:r>
+      <w:r>
+        <w:rPr>
+          <w:rFonts w:ascii="Calibri" w:cs="Calibri" w:eastAsia="Calibri" w:hAnsi="Calibri"/>
+          <w:b/>
+          <w:bCs/>
+          <w:color w:val="1F2933"/>
+          <w:sz w:val="21"/>
+          <w:szCs w:val="21"/>
+        </w:rPr>
+        <w:t xml:space="preserve">Settings</w:t>
+      </w:r>
+      <w:r>
+        <w:rPr>
+          <w:rFonts w:ascii="Calibri" w:cs="Calibri" w:eastAsia="Calibri" w:hAnsi="Calibri"/>
+          <w:color w:val="1F2933"/>
+          <w:sz w:val="21"/>
+          <w:szCs w:val="21"/>
+        </w:rPr>
+        <w:t xml:space="preserve"> (gear icon) → </w:t>
+      </w:r>
+      <w:r>
+        <w:rPr>
+          <w:rFonts w:ascii="Calibri" w:cs="Calibri" w:eastAsia="Calibri" w:hAnsi="Calibri"/>
+          <w:b/>
+          <w:bCs/>
+          <w:color w:val="1F2933"/>
+          <w:sz w:val="21"/>
+          <w:szCs w:val="21"/>
+        </w:rPr>
+        <w:t xml:space="preserve">List settings</w:t>
+      </w:r>
+      <w:r>
+        <w:rPr>
+          <w:rFonts w:ascii="Calibri" w:cs="Calibri" w:eastAsia="Calibri" w:hAnsi="Calibri"/>
+          <w:color w:val="1F2933"/>
+          <w:sz w:val="21"/>
+          <w:szCs w:val="21"/>
+        </w:rPr>
+        <w:t xml:space="preserve"> → click the column </w:t>
+      </w:r>
+      <w:r>
+        <w:rPr>
+          <w:rFonts w:ascii="Calibri" w:cs="Calibri" w:eastAsia="Calibri" w:hAnsi="Calibri"/>
+          <w:b/>
+          <w:bCs/>
+          <w:color w:val="1F2933"/>
+          <w:sz w:val="21"/>
+          <w:szCs w:val="21"/>
+        </w:rPr>
+        <w:t xml:space="preserve">`Cell_ID`</w:t>
+      </w:r>
+      <w:r>
+        <w:rPr>
+          <w:rFonts w:ascii="Calibri" w:cs="Calibri" w:eastAsia="Calibri" w:hAnsi="Calibri"/>
+          <w:color w:val="1F2933"/>
+          <w:sz w:val="21"/>
+          <w:szCs w:val="21"/>
+        </w:rPr>
+        <w:t xml:space="preserve">. Look at the web address in your browser.</w:t>
+      </w:r>
+    </w:p>
+    <w:p>
+      <w:pPr>
+        <w:pStyle w:val="ListParagraph"/>
+        <w:numPr>
+          <w:ilvl w:val="0"/>
+          <w:numId w:val="2"/>
+        </w:numPr>
+        <w:spacing w:after="40" w:before="40"/>
+      </w:pPr>
+      <w:r>
+        <w:rPr>
+          <w:rFonts w:ascii="Calibri" w:cs="Calibri" w:eastAsia="Calibri" w:hAnsi="Calibri"/>
+          <w:color w:val="1F2933"/>
+          <w:sz w:val="21"/>
+          <w:szCs w:val="21"/>
+        </w:rPr>
+        <w:t xml:space="preserve">✅ It ends </w:t>
+      </w:r>
+      <w:r>
+        <w:rPr>
+          <w:rFonts w:ascii="Consolas" w:cs="Consolas" w:eastAsia="Consolas" w:hAnsi="Consolas"/>
+          <w:color w:val="0C3549"/>
+          <w:sz w:val="19"/>
+          <w:szCs w:val="19"/>
+          <w:shd w:fill="F4F6F7" w:val="clear"/>
+        </w:rPr>
+        <w:t xml:space="preserve">Field=Cell_ID</w:t>
+      </w:r>
+      <w:r>
+        <w:rPr>
+          <w:rFonts w:ascii="Calibri" w:cs="Calibri" w:eastAsia="Calibri" w:hAnsi="Calibri"/>
+          <w:color w:val="1F2933"/>
+          <w:sz w:val="21"/>
+          <w:szCs w:val="21"/>
+        </w:rPr>
+        <w:t xml:space="preserve"> — </w:t>
+      </w:r>
+      <w:r>
+        <w:rPr>
+          <w:rFonts w:ascii="Calibri" w:cs="Calibri" w:eastAsia="Calibri" w:hAnsi="Calibri"/>
+          <w:b/>
+          <w:bCs/>
+          <w:color w:val="1F2933"/>
+          <w:sz w:val="21"/>
+          <w:szCs w:val="21"/>
+        </w:rPr>
+        <w:t xml:space="preserve">correct, carry on</w:t>
+      </w:r>
+    </w:p>
+    <w:p>
+      <w:pPr>
+        <w:pStyle w:val="ListParagraph"/>
+        <w:numPr>
+          <w:ilvl w:val="0"/>
+          <w:numId w:val="2"/>
+        </w:numPr>
+        <w:spacing w:after="40" w:before="40"/>
+      </w:pPr>
+      <w:r>
+        <w:rPr>
+          <w:rFonts w:ascii="Calibri" w:cs="Calibri" w:eastAsia="Calibri" w:hAnsi="Calibri"/>
+          <w:color w:val="1F2933"/>
+          <w:sz w:val="21"/>
+          <w:szCs w:val="21"/>
+        </w:rPr>
+        <w:t xml:space="preserve">❌ It ends </w:t>
+      </w:r>
+      <w:r>
+        <w:rPr>
+          <w:rFonts w:ascii="Consolas" w:cs="Consolas" w:eastAsia="Consolas" w:hAnsi="Consolas"/>
+          <w:color w:val="0C3549"/>
+          <w:sz w:val="19"/>
+          <w:szCs w:val="19"/>
+          <w:shd w:fill="F4F6F7" w:val="clear"/>
+        </w:rPr>
+        <w:t xml:space="preserve">Field=Cell%5Fx005f%5FID</w:t>
+      </w:r>
+      <w:r>
+        <w:rPr>
+          <w:rFonts w:ascii="Calibri" w:cs="Calibri" w:eastAsia="Calibri" w:hAnsi="Calibri"/>
+          <w:color w:val="1F2933"/>
+          <w:sz w:val="21"/>
+          <w:szCs w:val="21"/>
+        </w:rPr>
+        <w:t xml:space="preserve"> — </w:t>
+      </w:r>
+      <w:r>
+        <w:rPr>
+          <w:rFonts w:ascii="Calibri" w:cs="Calibri" w:eastAsia="Calibri" w:hAnsi="Calibri"/>
+          <w:b/>
+          <w:bCs/>
+          <w:color w:val="1F2933"/>
+          <w:sz w:val="21"/>
+          <w:szCs w:val="21"/>
+        </w:rPr>
+        <w:t xml:space="preserve">stop</w:t>
+      </w:r>
+    </w:p>
+    <w:p>
+      <w:pPr>
+        <w:spacing w:after="120" w:before="60"/>
+      </w:pPr>
+      <w:r>
+        <w:rPr>
+          <w:rFonts w:ascii="Calibri" w:cs="Calibri" w:eastAsia="Calibri" w:hAnsi="Calibri"/>
+          <w:color w:val="1F2933"/>
+          <w:sz w:val="21"/>
+          <w:szCs w:val="21"/>
+        </w:rPr>
+        <w:t xml:space="preserve">The second one means the column was created by hand rather than by the script. SharePoint mangles names containing underscores. Everything downstream — the dashboard, the flows, the app — refers to </w:t>
+      </w:r>
+      <w:r>
+        <w:rPr>
+          <w:rFonts w:ascii="Consolas" w:cs="Consolas" w:eastAsia="Consolas" w:hAnsi="Consolas"/>
+          <w:color w:val="0C3549"/>
+          <w:sz w:val="19"/>
+          <w:szCs w:val="19"/>
+          <w:shd w:fill="F4F6F7" w:val="clear"/>
+        </w:rPr>
+        <w:t xml:space="preserve">Cell_ID</w:t>
+      </w:r>
+      <w:r>
+        <w:rPr>
+          <w:rFonts w:ascii="Calibri" w:cs="Calibri" w:eastAsia="Calibri" w:hAnsi="Calibri"/>
+          <w:color w:val="1F2933"/>
+          <w:sz w:val="21"/>
+          <w:szCs w:val="21"/>
+        </w:rPr>
+        <w:t xml:space="preserve">, and none of it would find </w:t>
+      </w:r>
+      <w:r>
+        <w:rPr>
+          <w:rFonts w:ascii="Consolas" w:cs="Consolas" w:eastAsia="Consolas" w:hAnsi="Consolas"/>
+          <w:color w:val="0C3549"/>
+          <w:sz w:val="19"/>
+          <w:szCs w:val="19"/>
+          <w:shd w:fill="F4F6F7" w:val="clear"/>
+        </w:rPr>
+        <w:t xml:space="preserve">Cell_x005f_ID</w:t>
+      </w:r>
+      <w:r>
+        <w:rPr>
+          <w:rFonts w:ascii="Calibri" w:cs="Calibri" w:eastAsia="Calibri" w:hAnsi="Calibri"/>
+          <w:color w:val="1F2933"/>
+          <w:sz w:val="21"/>
+          <w:szCs w:val="21"/>
+        </w:rPr>
+        <w:t xml:space="preserve">. Delete that column and re-run the script.</w:t>
+      </w:r>
+    </w:p>
+    <w:p>
+      <w:pPr>
+        <w:pBdr>
+          <w:bottom w:val="single" w:color="D9E2E6" w:sz="6"/>
+        </w:pBdr>
+        <w:spacing w:after="200" w:before="120"/>
+      </w:pPr>
+      <w:r>
+        <w:t xml:space="preserve"/>
+      </w:r>
+    </w:p>
+    <w:p>
+      <w:r>
+        <w:br w:type="page"/>
+      </w:r>
+    </w:p>
+    <w:p>
+      <w:pPr>
+        <w:pStyle w:val="Heading1"/>
+        <w:pBdr>
+          <w:bottom w:val="single" w:color="0C3549" w:sz="8"/>
+        </w:pBdr>
+        <w:spacing w:after="200" w:before="0"/>
+      </w:pPr>
+      <w:r>
+        <w:rPr>
+          <w:rFonts w:ascii="Calibri" w:cs="Calibri" w:eastAsia="Calibri" w:hAnsi="Calibri"/>
+          <w:b/>
+          <w:bCs/>
+          <w:color w:val="0C3549"/>
+          <w:sz w:val="34"/>
+          <w:szCs w:val="34"/>
+        </w:rPr>
+        <w:t xml:space="preserve">Stage 3 — Load the data  ·  20 minutes</w:t>
+      </w:r>
+    </w:p>
+    <w:p>
+      <w:pPr>
+        <w:spacing w:after="120" w:before="60"/>
+      </w:pPr>
+      <w:r>
+        <w:rPr>
+          <w:rFonts w:ascii="Calibri" w:cs="Calibri" w:eastAsia="Calibri" w:hAnsi="Calibri"/>
+          <w:b/>
+          <w:bCs/>
+          <w:color w:val="1F2933"/>
+          <w:sz w:val="21"/>
+          <w:szCs w:val="21"/>
+        </w:rPr>
+        <w:t xml:space="preserve">What you are doing:</w:t>
+      </w:r>
+      <w:r>
+        <w:rPr>
+          <w:rFonts w:ascii="Calibri" w:cs="Calibri" w:eastAsia="Calibri" w:hAnsi="Calibri"/>
+          <w:color w:val="1F2933"/>
+          <w:sz w:val="21"/>
+          <w:szCs w:val="21"/>
+        </w:rPr>
+        <w:t xml:space="preserve"> putting the 2,422 rows into the lists you just made.</w:t>
+      </w:r>
+    </w:p>
+    <w:p>
+      <w:pPr>
+        <w:pStyle w:val="Heading3"/>
+        <w:spacing w:after="100" w:before="240"/>
+      </w:pPr>
+      <w:r>
+        <w:rPr>
+          <w:rFonts w:ascii="Calibri" w:cs="Calibri" w:eastAsia="Calibri" w:hAnsi="Calibri"/>
+          <w:b/>
+          <w:bCs/>
+          <w:color w:val="2E86AB"/>
+          <w:sz w:val="22"/>
+          <w:szCs w:val="22"/>
+        </w:rPr>
+        <w:t xml:space="preserve">Do this</w:t>
       </w:r>
     </w:p>
     <w:p>
@@ -3166,6 +3147,162 @@
           <w:sz w:val="17"/>
           <w:szCs w:val="17"/>
         </w:rPr>
+        <w:t xml:space="preserve">.\load_data.ps1 -SiteUrl "https://yourcompany.sharepoint.com/sites/Maintenance" -WhatIf</w:t>
+      </w:r>
+    </w:p>
+    <w:p>
+      <w:pPr>
+        <w:shd w:fill="F4F6F7" w:val="clear"/>
+        <w:spacing w:after="140" w:before="0"/>
+        <w:ind w:left="170" w:right="170"/>
+      </w:pPr>
+      <w:r>
+        <w:rPr>
+          <w:rFonts w:ascii="Consolas" w:cs="Consolas" w:eastAsia="Consolas" w:hAnsi="Consolas"/>
+          <w:color w:val="0C3549"/>
+          <w:sz w:val="17"/>
+          <w:szCs w:val="17"/>
+        </w:rPr>
+        <w:t xml:space="preserve">.\load_data.ps1 -SiteUrl "https://yourcompany.sharepoint.com/sites/Maintenance"</w:t>
+      </w:r>
+    </w:p>
+    <w:p>
+      <w:pPr>
+        <w:spacing w:after="120" w:before="60"/>
+      </w:pPr>
+      <w:r>
+        <w:rPr>
+          <w:rFonts w:ascii="Calibri" w:cs="Calibri" w:eastAsia="Calibri" w:hAnsi="Calibri"/>
+          <w:color w:val="1F2933"/>
+          <w:sz w:val="21"/>
+          <w:szCs w:val="21"/>
+        </w:rPr>
+        <w:t xml:space="preserve">Practice run first, as before. The real run takes a few minutes.</w:t>
+      </w:r>
+    </w:p>
+    <w:p>
+      <w:pPr>
+        <w:pStyle w:val="Heading3"/>
+        <w:spacing w:after="100" w:before="240"/>
+      </w:pPr>
+      <w:r>
+        <w:rPr>
+          <w:rFonts w:ascii="Calibri" w:cs="Calibri" w:eastAsia="Calibri" w:hAnsi="Calibri"/>
+          <w:b/>
+          <w:bCs/>
+          <w:color w:val="2E86AB"/>
+          <w:sz w:val="22"/>
+          <w:szCs w:val="22"/>
+        </w:rPr>
+        <w:t xml:space="preserve">How you know it worked</w:t>
+      </w:r>
+    </w:p>
+    <w:p>
+      <w:pPr>
+        <w:spacing w:after="120" w:before="60"/>
+      </w:pPr>
+      <w:r>
+        <w:rPr>
+          <w:rFonts w:ascii="Consolas" w:cs="Consolas" w:eastAsia="Consolas" w:hAnsi="Consolas"/>
+          <w:color w:val="0C3549"/>
+          <w:sz w:val="19"/>
+          <w:szCs w:val="19"/>
+          <w:shd w:fill="F4F6F7" w:val="clear"/>
+        </w:rPr>
+        <w:t xml:space="preserve">Rows loaded : 2422</w:t>
+      </w:r>
+      <w:r>
+        <w:rPr>
+          <w:rFonts w:ascii="Calibri" w:cs="Calibri" w:eastAsia="Calibri" w:hAnsi="Calibri"/>
+          <w:color w:val="1F2933"/>
+          <w:sz w:val="21"/>
+          <w:szCs w:val="21"/>
+        </w:rPr>
+        <w:t xml:space="preserve"> and </w:t>
+      </w:r>
+      <w:r>
+        <w:rPr>
+          <w:rFonts w:ascii="Consolas" w:cs="Consolas" w:eastAsia="Consolas" w:hAnsi="Consolas"/>
+          <w:color w:val="0C3549"/>
+          <w:sz w:val="19"/>
+          <w:szCs w:val="19"/>
+          <w:shd w:fill="F4F6F7" w:val="clear"/>
+        </w:rPr>
+        <w:t xml:space="preserve">Conversion problems : 0</w:t>
+      </w:r>
+      <w:r>
+        <w:rPr>
+          <w:rFonts w:ascii="Calibri" w:cs="Calibri" w:eastAsia="Calibri" w:hAnsi="Calibri"/>
+          <w:color w:val="1F2933"/>
+          <w:sz w:val="21"/>
+          <w:szCs w:val="21"/>
+        </w:rPr>
+        <w:t xml:space="preserve">.</w:t>
+      </w:r>
+    </w:p>
+    <w:p>
+      <w:pPr>
+        <w:pStyle w:val="Heading3"/>
+        <w:spacing w:after="100" w:before="240"/>
+      </w:pPr>
+      <w:r>
+        <w:rPr>
+          <w:rFonts w:ascii="Calibri" w:cs="Calibri" w:eastAsia="Calibri" w:hAnsi="Calibri"/>
+          <w:b/>
+          <w:bCs/>
+          <w:color w:val="2E86AB"/>
+          <w:sz w:val="22"/>
+          <w:szCs w:val="22"/>
+        </w:rPr>
+        <w:t xml:space="preserve">⚠ Then count them yourself</w:t>
+      </w:r>
+    </w:p>
+    <w:p>
+      <w:pPr>
+        <w:spacing w:after="120" w:before="60"/>
+      </w:pPr>
+      <w:r>
+        <w:rPr>
+          <w:rFonts w:ascii="Calibri" w:cs="Calibri" w:eastAsia="Calibri" w:hAnsi="Calibri"/>
+          <w:color w:val="1F2933"/>
+          <w:sz w:val="21"/>
+          <w:szCs w:val="21"/>
+        </w:rPr>
+        <w:t xml:space="preserve">Open each list and compare its item count against </w:t>
+      </w:r>
+      <w:r>
+        <w:rPr>
+          <w:rFonts w:ascii="Consolas" w:cs="Consolas" w:eastAsia="Consolas" w:hAnsi="Consolas"/>
+          <w:color w:val="0C3549"/>
+          <w:sz w:val="19"/>
+          <w:szCs w:val="19"/>
+          <w:shd w:fill="F4F6F7" w:val="clear"/>
+        </w:rPr>
+        <w:t xml:space="preserve">sharepoint\data\_ROW_COUNTS.csv</w:t>
+      </w:r>
+      <w:r>
+        <w:rPr>
+          <w:rFonts w:ascii="Calibri" w:cs="Calibri" w:eastAsia="Calibri" w:hAnsi="Calibri"/>
+          <w:color w:val="1F2933"/>
+          <w:sz w:val="21"/>
+          <w:szCs w:val="21"/>
+        </w:rPr>
+        <w:t xml:space="preserve">.</w:t>
+      </w:r>
+    </w:p>
+    <w:p>
+      <w:pPr>
+        <w:shd w:fill="F4F6F7" w:val="clear"/>
+        <w:spacing w:after="0" w:before="100"/>
+        <w:ind w:left="170" w:right="170"/>
+      </w:pPr>
+      <w:r>
+        <w:rPr>
+          <w:rFonts w:ascii="Consolas" w:cs="Consolas" w:eastAsia="Consolas" w:hAnsi="Consolas"/>
+          <w:color w:val="0C3549"/>
+          <w:sz w:val="17"/>
+          <w:szCs w:val="17"/>
+        </w:rPr>
         <w:t xml:space="preserve">Cell_Master              8      PM_WorkOrder            51</w:t>
       </w:r>
     </w:p>
@@ -3406,7 +3543,7 @@
         <w:pStyle w:val="ListParagraph"/>
         <w:numPr>
           <w:ilvl w:val="0"/>
-          <w:numId w:val="3"/>
+          <w:numId w:val="2"/>
         </w:numPr>
         <w:spacing w:after="40" w:before="40"/>
       </w:pPr>
@@ -3473,7 +3610,7 @@
         <w:pStyle w:val="ListParagraph"/>
         <w:numPr>
           <w:ilvl w:val="0"/>
-          <w:numId w:val="3"/>
+          <w:numId w:val="2"/>
         </w:numPr>
         <w:spacing w:after="40" w:before="40"/>
       </w:pPr>
@@ -4401,7 +4538,7 @@
         <w:pStyle w:val="ListParagraph"/>
         <w:numPr>
           <w:ilvl w:val="0"/>
-          <w:numId w:val="2"/>
+          <w:numId w:val="3"/>
         </w:numPr>
         <w:spacing w:after="60" w:before="60"/>
       </w:pPr>
@@ -4471,7 +4608,7 @@
         <w:pStyle w:val="ListParagraph"/>
         <w:numPr>
           <w:ilvl w:val="0"/>
-          <w:numId w:val="2"/>
+          <w:numId w:val="3"/>
         </w:numPr>
         <w:spacing w:after="60" w:before="60"/>
       </w:pPr>
@@ -4551,7 +4688,7 @@
         <w:pStyle w:val="ListParagraph"/>
         <w:numPr>
           <w:ilvl w:val="0"/>
-          <w:numId w:val="2"/>
+          <w:numId w:val="3"/>
         </w:numPr>
         <w:spacing w:after="60" w:before="60"/>
       </w:pPr>
@@ -4631,7 +4768,7 @@
         <w:pStyle w:val="ListParagraph"/>
         <w:numPr>
           <w:ilvl w:val="0"/>
-          <w:numId w:val="2"/>
+          <w:numId w:val="3"/>
         </w:numPr>
         <w:spacing w:after="60" w:before="60"/>
       </w:pPr>
@@ -4795,7 +4932,7 @@
         <w:pStyle w:val="ListParagraph"/>
         <w:numPr>
           <w:ilvl w:val="0"/>
-          <w:numId w:val="2"/>
+          <w:numId w:val="3"/>
         </w:numPr>
         <w:spacing w:after="60" w:before="60"/>
       </w:pPr>
@@ -4824,7 +4961,7 @@
         <w:pStyle w:val="ListParagraph"/>
         <w:numPr>
           <w:ilvl w:val="0"/>
-          <w:numId w:val="2"/>
+          <w:numId w:val="3"/>
         </w:numPr>
         <w:spacing w:after="60" w:before="60"/>
       </w:pPr>
@@ -5200,7 +5337,7 @@
         <w:pStyle w:val="ListParagraph"/>
         <w:numPr>
           <w:ilvl w:val="0"/>
-          <w:numId w:val="2"/>
+          <w:numId w:val="3"/>
         </w:numPr>
         <w:spacing w:after="60" w:before="60"/>
       </w:pPr>
@@ -5250,7 +5387,7 @@
         <w:pStyle w:val="ListParagraph"/>
         <w:numPr>
           <w:ilvl w:val="0"/>
-          <w:numId w:val="2"/>
+          <w:numId w:val="3"/>
         </w:numPr>
         <w:spacing w:after="60" w:before="60"/>
       </w:pPr>
@@ -5307,7 +5444,7 @@
         <w:pStyle w:val="ListParagraph"/>
         <w:numPr>
           <w:ilvl w:val="0"/>
-          <w:numId w:val="2"/>
+          <w:numId w:val="3"/>
         </w:numPr>
         <w:spacing w:after="60" w:before="60"/>
       </w:pPr>
@@ -5395,7 +5532,7 @@
         <w:pStyle w:val="ListParagraph"/>
         <w:numPr>
           <w:ilvl w:val="0"/>
-          <w:numId w:val="2"/>
+          <w:numId w:val="3"/>
         </w:numPr>
         <w:spacing w:after="60" w:before="60"/>
       </w:pPr>
@@ -5625,7 +5762,7 @@
           <w:sz w:val="22"/>
           <w:szCs w:val="22"/>
         </w:rPr>
-        <w:t xml:space="preserve">Do this</w:t>
+        <w:t xml:space="preserve">Do this — it is a web page, nothing to install</w:t>
       </w:r>
     </w:p>
     <w:p>
@@ -5633,7 +5770,7 @@
         <w:pStyle w:val="ListParagraph"/>
         <w:numPr>
           <w:ilvl w:val="0"/>
-          <w:numId w:val="2"/>
+          <w:numId w:val="3"/>
         </w:numPr>
         <w:spacing w:after="60" w:before="60"/>
       </w:pPr>
@@ -5644,23 +5781,46 @@
           <w:sz w:val="21"/>
           <w:szCs w:val="21"/>
         </w:rPr>
-        <w:t xml:space="preserve">Generate them against your real site address:</w:t>
-      </w:r>
-    </w:p>
-    <w:p>
-      <w:pPr>
-        <w:shd w:fill="F4F6F7" w:val="clear"/>
-        <w:spacing w:after="140" w:before="100"/>
-        <w:ind w:left="170" w:right="170"/>
-      </w:pPr>
+        <w:t xml:space="preserve">Open the </w:t>
+      </w:r>
       <w:r>
         <w:rPr>
           <w:rFonts w:ascii="Consolas" w:cs="Consolas" w:eastAsia="Consolas" w:hAnsi="Consolas"/>
           <w:color w:val="0C3549"/>
-          <w:sz w:val="17"/>
-          <w:szCs w:val="17"/>
-        </w:rPr>
-        <w:t xml:space="preserve">python qr/generate_qr_labels.py --base-url https://yourcompany.sharepoint.com/sites/Maintenance --test</w:t>
+          <w:sz w:val="19"/>
+          <w:szCs w:val="19"/>
+          <w:shd w:fill="F4F6F7" w:val="clear"/>
+        </w:rPr>
+        <w:t xml:space="preserve">qr\browser</w:t>
+      </w:r>
+      <w:r>
+        <w:rPr>
+          <w:rFonts w:ascii="Calibri" w:cs="Calibri" w:eastAsia="Calibri" w:hAnsi="Calibri"/>
+          <w:color w:val="1F2933"/>
+          <w:sz w:val="21"/>
+          <w:szCs w:val="21"/>
+        </w:rPr>
+        <w:t xml:space="preserve"> folder and </w:t>
+      </w:r>
+      <w:r>
+        <w:rPr>
+          <w:rFonts w:ascii="Calibri" w:cs="Calibri" w:eastAsia="Calibri" w:hAnsi="Calibri"/>
+          <w:b/>
+          <w:bCs/>
+          <w:color w:val="1F2933"/>
+          <w:sz w:val="21"/>
+          <w:szCs w:val="21"/>
+        </w:rPr>
+        <w:t xml:space="preserve">double-click `qr_labels.html`</w:t>
+      </w:r>
+      <w:r>
+        <w:rPr>
+          <w:rFonts w:ascii="Calibri" w:cs="Calibri" w:eastAsia="Calibri" w:hAnsi="Calibri"/>
+          <w:color w:val="1F2933"/>
+          <w:sz w:val="21"/>
+          <w:szCs w:val="21"/>
+        </w:rPr>
+        <w:t xml:space="preserve">. It opens in your browser and runs entirely on your own machine — nothing is sent anywhere.</w:t>
       </w:r>
     </w:p>
     <w:p>
@@ -5668,109 +5828,18 @@
         <w:pStyle w:val="ListParagraph"/>
         <w:numPr>
           <w:ilvl w:val="0"/>
-          <w:numId w:val="2"/>
+          <w:numId w:val="3"/>
         </w:numPr>
         <w:spacing w:after="60" w:before="60"/>
       </w:pPr>
       <w:r>
         <w:rPr>
           <w:rFonts w:ascii="Calibri" w:cs="Calibri" w:eastAsia="Calibri" w:hAnsi="Calibri"/>
-          <w:b/>
-          <w:bCs/>
-          <w:color w:val="1F2933"/>
-          <w:sz w:val="21"/>
-          <w:szCs w:val="21"/>
-        </w:rPr>
-        <w:t xml:space="preserve">It must say `passed: 30    failed: 0`.</w:t>
-      </w:r>
-      <w:r>
-        <w:rPr>
-          <w:rFonts w:ascii="Calibri" w:cs="Calibri" w:eastAsia="Calibri" w:hAnsi="Calibri"/>
-          <w:color w:val="1F2933"/>
-          <w:sz w:val="21"/>
-          <w:szCs w:val="21"/>
-        </w:rPr>
-        <w:t xml:space="preserve"> If it does not, do not print.</w:t>
-      </w:r>
-    </w:p>
-    <w:p>
-      <w:pPr>
-        <w:pBdr>
-          <w:top w:val="single" w:color="FDF6E3" w:sz="6"/>
-        </w:pBdr>
-        <w:shd w:fill="FDF6E3" w:val="clear"/>
-        <w:spacing w:after="60" w:before="140"/>
-        <w:ind w:left="280" w:right="280"/>
-      </w:pPr>
-      <w:r>
-        <w:rPr>
-          <w:rFonts w:ascii="Consolas" w:cs="Consolas" w:eastAsia="Consolas" w:hAnsi="Consolas"/>
-          <w:color w:val="0C3549"/>
-          <w:sz w:val="18"/>
-          <w:szCs w:val="18"/>
-          <w:shd w:fill="F4F6F7" w:val="clear"/>
-        </w:rPr>
-        <w:t xml:space="preserve">--test</w:t>
-      </w:r>
-      <w:r>
-        <w:rPr>
-          <w:rFonts w:ascii="Calibri" w:cs="Calibri" w:eastAsia="Calibri" w:hAnsi="Calibri"/>
-          <w:color w:val="8A5A00"/>
-          <w:sz w:val="20"/>
-          <w:szCs w:val="20"/>
-        </w:rPr>
-        <w:t xml:space="preserve"> reads every sticker back with a scanner and checks it points at its own</w:t>
-      </w:r>
-    </w:p>
-    <w:p>
-      <w:pPr>
-        <w:shd w:fill="FDF6E3" w:val="clear"/>
-        <w:spacing w:after="60" w:before="0"/>
-        <w:ind w:left="280" w:right="280"/>
-      </w:pPr>
-      <w:r>
-        <w:rPr>
-          <w:rFonts w:ascii="Calibri" w:cs="Calibri" w:eastAsia="Calibri" w:hAnsi="Calibri"/>
-          <w:color w:val="8A5A00"/>
-          <w:sz w:val="20"/>
-          <w:szCs w:val="20"/>
-        </w:rPr>
-        <w:t xml:space="preserve">machine. A wrong sticker takes about a month to notice, and by then it has been</w:t>
-      </w:r>
-    </w:p>
-    <w:p>
-      <w:pPr>
-        <w:shd w:fill="FDF6E3" w:val="clear"/>
-        <w:spacing w:after="60" w:before="0"/>
-        <w:ind w:left="280" w:right="280"/>
-      </w:pPr>
-      <w:r>
-        <w:rPr>
-          <w:rFonts w:ascii="Calibri" w:cs="Calibri" w:eastAsia="Calibri" w:hAnsi="Calibri"/>
-          <w:color w:val="8A5A00"/>
-          <w:sz w:val="20"/>
-          <w:szCs w:val="20"/>
-        </w:rPr>
-        <w:t xml:space="preserve">scanned two hundred times against the wrong machine — every one of those a record</w:t>
-      </w:r>
-    </w:p>
-    <w:p>
-      <w:pPr>
-        <w:pBdr>
-          <w:bottom w:val="single" w:color="FDF6E3" w:sz="6"/>
-        </w:pBdr>
-        <w:shd w:fill="FDF6E3" w:val="clear"/>
-        <w:spacing w:after="180" w:before="0"/>
-        <w:ind w:left="280" w:right="280"/>
-      </w:pPr>
-      <w:r>
-        <w:rPr>
-          <w:rFonts w:ascii="Calibri" w:cs="Calibri" w:eastAsia="Calibri" w:hAnsi="Calibri"/>
-          <w:color w:val="8A5A00"/>
-          <w:sz w:val="20"/>
-          <w:szCs w:val="20"/>
-        </w:rPr>
-        <w:t xml:space="preserve">you cannot easily unpick.</w:t>
+          <w:color w:val="1F2933"/>
+          <w:sz w:val="21"/>
+          <w:szCs w:val="21"/>
+        </w:rPr>
+        <w:t xml:space="preserve">Paste your SharePoint site address into the box — the same one you used in Stage 2, ending at the site name with nothing after it.</w:t>
       </w:r>
     </w:p>
     <w:p>
@@ -5778,7 +5847,254 @@
         <w:pStyle w:val="ListParagraph"/>
         <w:numPr>
           <w:ilvl w:val="0"/>
-          <w:numId w:val="2"/>
+          <w:numId w:val="3"/>
+        </w:numPr>
+        <w:spacing w:after="60" w:before="60"/>
+      </w:pPr>
+      <w:r>
+        <w:rPr>
+          <w:rFonts w:ascii="Calibri" w:cs="Calibri" w:eastAsia="Calibri" w:hAnsi="Calibri"/>
+          <w:color w:val="1F2933"/>
+          <w:sz w:val="21"/>
+          <w:szCs w:val="21"/>
+        </w:rPr>
+        <w:t xml:space="preserve">Click </w:t>
+      </w:r>
+      <w:r>
+        <w:rPr>
+          <w:rFonts w:ascii="Calibri" w:cs="Calibri" w:eastAsia="Calibri" w:hAnsi="Calibri"/>
+          <w:b/>
+          <w:bCs/>
+          <w:color w:val="1F2933"/>
+          <w:sz w:val="21"/>
+          <w:szCs w:val="21"/>
+        </w:rPr>
+        <w:t xml:space="preserve">Generate 30 stickers</w:t>
+      </w:r>
+      <w:r>
+        <w:rPr>
+          <w:rFonts w:ascii="Calibri" w:cs="Calibri" w:eastAsia="Calibri" w:hAnsi="Calibri"/>
+          <w:color w:val="1F2933"/>
+          <w:sz w:val="21"/>
+          <w:szCs w:val="21"/>
+        </w:rPr>
+        <w:t xml:space="preserve">.</w:t>
+      </w:r>
+    </w:p>
+    <w:p>
+      <w:pPr>
+        <w:pStyle w:val="ListParagraph"/>
+        <w:numPr>
+          <w:ilvl w:val="0"/>
+          <w:numId w:val="3"/>
+        </w:numPr>
+        <w:spacing w:after="60" w:before="60"/>
+      </w:pPr>
+      <w:r>
+        <w:rPr>
+          <w:rFonts w:ascii="Calibri" w:cs="Calibri" w:eastAsia="Calibri" w:hAnsi="Calibri"/>
+          <w:b/>
+          <w:bCs/>
+          <w:color w:val="1F2933"/>
+          <w:sz w:val="21"/>
+          <w:szCs w:val="21"/>
+        </w:rPr>
+        <w:t xml:space="preserve">It must say `30 stickers generated`.</w:t>
+      </w:r>
+      <w:r>
+        <w:rPr>
+          <w:rFonts w:ascii="Calibri" w:cs="Calibri" w:eastAsia="Calibri" w:hAnsi="Calibri"/>
+          <w:color w:val="1F2933"/>
+          <w:sz w:val="21"/>
+          <w:szCs w:val="21"/>
+        </w:rPr>
+        <w:t xml:space="preserve"> If it says </w:t>
+      </w:r>
+      <w:r>
+        <w:rPr>
+          <w:rFonts w:ascii="Calibri" w:cs="Calibri" w:eastAsia="Calibri" w:hAnsi="Calibri"/>
+          <w:b/>
+          <w:bCs/>
+          <w:color w:val="1F2933"/>
+          <w:sz w:val="21"/>
+          <w:szCs w:val="21"/>
+        </w:rPr>
+        <w:t xml:space="preserve">STOP</w:t>
+      </w:r>
+      <w:r>
+        <w:rPr>
+          <w:rFonts w:ascii="Calibri" w:cs="Calibri" w:eastAsia="Calibri" w:hAnsi="Calibri"/>
+          <w:color w:val="1F2933"/>
+          <w:sz w:val="21"/>
+          <w:szCs w:val="21"/>
+        </w:rPr>
+        <w:t xml:space="preserve">, it names the machine that is wrong. Do not print until it is green.</w:t>
+      </w:r>
+    </w:p>
+    <w:p>
+      <w:pPr>
+        <w:spacing w:after="120" w:before="60"/>
+      </w:pPr>
+      <w:r>
+        <w:rPr>
+          <w:rFonts w:ascii="Calibri" w:cs="Calibri" w:eastAsia="Calibri" w:hAnsi="Calibri"/>
+          <w:color w:val="1F2933"/>
+          <w:sz w:val="21"/>
+          <w:szCs w:val="21"/>
+        </w:rPr>
+        <w:t xml:space="preserve">   &gt; Before showing you anything, the page checks that each code really does encode the</w:t>
+      </w:r>
+    </w:p>
+    <w:p>
+      <w:pPr>
+        <w:spacing w:after="120" w:before="60"/>
+      </w:pPr>
+      <w:r>
+        <w:rPr>
+          <w:rFonts w:ascii="Calibri" w:cs="Calibri" w:eastAsia="Calibri" w:hAnsi="Calibri"/>
+          <w:color w:val="1F2933"/>
+          <w:sz w:val="21"/>
+          <w:szCs w:val="21"/>
+        </w:rPr>
+        <w:t xml:space="preserve">   &gt; machine printed next to it — it rebuilds what the label *should* say and compares</w:t>
+      </w:r>
+    </w:p>
+    <w:p>
+      <w:pPr>
+        <w:spacing w:after="120" w:before="60"/>
+      </w:pPr>
+      <w:r>
+        <w:rPr>
+          <w:rFonts w:ascii="Calibri" w:cs="Calibri" w:eastAsia="Calibri" w:hAnsi="Calibri"/>
+          <w:color w:val="1F2933"/>
+          <w:sz w:val="21"/>
+          <w:szCs w:val="21"/>
+        </w:rPr>
+        <w:t xml:space="preserve">   &gt; the two codes square by square. A wrong sticker takes about a month to notice, and</w:t>
+      </w:r>
+    </w:p>
+    <w:p>
+      <w:pPr>
+        <w:spacing w:after="120" w:before="60"/>
+      </w:pPr>
+      <w:r>
+        <w:rPr>
+          <w:rFonts w:ascii="Calibri" w:cs="Calibri" w:eastAsia="Calibri" w:hAnsi="Calibri"/>
+          <w:color w:val="1F2933"/>
+          <w:sz w:val="21"/>
+          <w:szCs w:val="21"/>
+        </w:rPr>
+        <w:t xml:space="preserve">   &gt; by then it has been scanned two hundred times against the wrong machine — every</w:t>
+      </w:r>
+    </w:p>
+    <w:p>
+      <w:pPr>
+        <w:spacing w:after="120" w:before="60"/>
+      </w:pPr>
+      <w:r>
+        <w:rPr>
+          <w:rFonts w:ascii="Calibri" w:cs="Calibri" w:eastAsia="Calibri" w:hAnsi="Calibri"/>
+          <w:color w:val="1F2933"/>
+          <w:sz w:val="21"/>
+          <w:szCs w:val="21"/>
+        </w:rPr>
+        <w:t xml:space="preserve">   &gt; one of those a record you cannot easily unpick.</w:t>
+      </w:r>
+    </w:p>
+    <w:p>
+      <w:pPr>
+        <w:pStyle w:val="ListParagraph"/>
+        <w:numPr>
+          <w:ilvl w:val="0"/>
+          <w:numId w:val="3"/>
+        </w:numPr>
+        <w:spacing w:after="60" w:before="60"/>
+      </w:pPr>
+      <w:r>
+        <w:rPr>
+          <w:rFonts w:ascii="Calibri" w:cs="Calibri" w:eastAsia="Calibri" w:hAnsi="Calibri"/>
+          <w:b/>
+          <w:bCs/>
+          <w:color w:val="1F2933"/>
+          <w:sz w:val="21"/>
+          <w:szCs w:val="21"/>
+        </w:rPr>
+        <w:t xml:space="preserve">Scan the first label off your screen with your phone</w:t>
+      </w:r>
+      <w:r>
+        <w:rPr>
+          <w:rFonts w:ascii="Calibri" w:cs="Calibri" w:eastAsia="Calibri" w:hAnsi="Calibri"/>
+          <w:color w:val="1F2933"/>
+          <w:sz w:val="21"/>
+          <w:szCs w:val="21"/>
+        </w:rPr>
+        <w:t xml:space="preserve">, before printing anything. It must open the Machine Hub page for </w:t>
+      </w:r>
+      <w:r>
+        <w:rPr>
+          <w:rFonts w:ascii="Consolas" w:cs="Consolas" w:eastAsia="Consolas" w:hAnsi="Consolas"/>
+          <w:color w:val="0C3549"/>
+          <w:sz w:val="19"/>
+          <w:szCs w:val="19"/>
+          <w:shd w:fill="F4F6F7" w:val="clear"/>
+        </w:rPr>
+        <w:t xml:space="preserve">MC-01-001</w:t>
+      </w:r>
+      <w:r>
+        <w:rPr>
+          <w:rFonts w:ascii="Calibri" w:cs="Calibri" w:eastAsia="Calibri" w:hAnsi="Calibri"/>
+          <w:color w:val="1F2933"/>
+          <w:sz w:val="21"/>
+          <w:szCs w:val="21"/>
+        </w:rPr>
+        <w:t xml:space="preserve">. This is the only check that tests the whole chain including the camera, and it takes ten seconds.</w:t>
+      </w:r>
+    </w:p>
+    <w:p>
+      <w:pPr>
+        <w:pStyle w:val="ListParagraph"/>
+        <w:numPr>
+          <w:ilvl w:val="0"/>
+          <w:numId w:val="3"/>
+        </w:numPr>
+        <w:spacing w:after="60" w:before="60"/>
+      </w:pPr>
+      <w:r>
+        <w:rPr>
+          <w:rFonts w:ascii="Calibri" w:cs="Calibri" w:eastAsia="Calibri" w:hAnsi="Calibri"/>
+          <w:color w:val="1F2933"/>
+          <w:sz w:val="21"/>
+          <w:szCs w:val="21"/>
+        </w:rPr>
+        <w:t xml:space="preserve">Click </w:t>
+      </w:r>
+      <w:r>
+        <w:rPr>
+          <w:rFonts w:ascii="Calibri" w:cs="Calibri" w:eastAsia="Calibri" w:hAnsi="Calibri"/>
+          <w:b/>
+          <w:bCs/>
+          <w:color w:val="1F2933"/>
+          <w:sz w:val="21"/>
+          <w:szCs w:val="21"/>
+        </w:rPr>
+        <w:t xml:space="preserve">Print</w:t>
+      </w:r>
+      <w:r>
+        <w:rPr>
+          <w:rFonts w:ascii="Calibri" w:cs="Calibri" w:eastAsia="Calibri" w:hAnsi="Calibri"/>
+          <w:color w:val="1F2933"/>
+          <w:sz w:val="21"/>
+          <w:szCs w:val="21"/>
+        </w:rPr>
+        <w:t xml:space="preserve">.</w:t>
+      </w:r>
+    </w:p>
+    <w:p>
+      <w:pPr>
+        <w:pStyle w:val="ListParagraph"/>
+        <w:numPr>
+          <w:ilvl w:val="0"/>
+          <w:numId w:val="3"/>
         </w:numPr>
         <w:spacing w:after="60" w:before="60"/>
       </w:pPr>
@@ -6169,7 +6485,7 @@
         <w:pStyle w:val="ListParagraph"/>
         <w:numPr>
           <w:ilvl w:val="0"/>
-          <w:numId w:val="2"/>
+          <w:numId w:val="3"/>
         </w:numPr>
         <w:spacing w:after="60" w:before="60"/>
       </w:pPr>
@@ -6208,7 +6524,7 @@
         <w:pStyle w:val="ListParagraph"/>
         <w:numPr>
           <w:ilvl w:val="0"/>
-          <w:numId w:val="2"/>
+          <w:numId w:val="3"/>
         </w:numPr>
         <w:spacing w:after="60" w:before="60"/>
       </w:pPr>
@@ -7535,7 +7851,7 @@
         <w:pStyle w:val="ListParagraph"/>
         <w:numPr>
           <w:ilvl w:val="0"/>
-          <w:numId w:val="2"/>
+          <w:numId w:val="3"/>
         </w:numPr>
         <w:spacing w:after="60" w:before="60"/>
       </w:pPr>
@@ -7573,7 +7889,7 @@
         <w:pStyle w:val="ListParagraph"/>
         <w:numPr>
           <w:ilvl w:val="0"/>
-          <w:numId w:val="2"/>
+          <w:numId w:val="3"/>
         </w:numPr>
         <w:spacing w:after="60" w:before="60"/>
       </w:pPr>
@@ -7650,7 +7966,7 @@
         <w:pStyle w:val="ListParagraph"/>
         <w:numPr>
           <w:ilvl w:val="0"/>
-          <w:numId w:val="2"/>
+          <w:numId w:val="3"/>
         </w:numPr>
         <w:spacing w:after="60" w:before="60"/>
       </w:pPr>
@@ -8143,7 +8459,7 @@
         <w:pStyle w:val="ListParagraph"/>
         <w:numPr>
           <w:ilvl w:val="0"/>
-          <w:numId w:val="2"/>
+          <w:numId w:val="3"/>
         </w:numPr>
         <w:spacing w:after="60" w:before="60"/>
       </w:pPr>
@@ -8946,7 +9262,7 @@
         <w:pStyle w:val="ListParagraph"/>
         <w:numPr>
           <w:ilvl w:val="0"/>
-          <w:numId w:val="2"/>
+          <w:numId w:val="3"/>
         </w:numPr>
         <w:spacing w:after="60" w:before="60"/>
       </w:pPr>
@@ -8958,6 +9274,91 @@
           <w:szCs w:val="21"/>
         </w:rPr>
         <w:t xml:space="preserve">Scan a sticker. Look at the screen. Read the hours counter.</w:t>
+      </w:r>
+    </w:p>
+    <w:p>
+      <w:pPr>
+        <w:pStyle w:val="ListParagraph"/>
+        <w:numPr>
+          <w:ilvl w:val="0"/>
+          <w:numId w:val="3"/>
+        </w:numPr>
+        <w:spacing w:after="60" w:before="60"/>
+      </w:pPr>
+      <w:r>
+        <w:rPr>
+          <w:rFonts w:ascii="Calibri" w:cs="Calibri" w:eastAsia="Calibri" w:hAnsi="Calibri"/>
+          <w:color w:val="1F2933"/>
+          <w:sz w:val="21"/>
+          <w:szCs w:val="21"/>
+        </w:rPr>
+        <w:t xml:space="preserve">Start a PM. Work through the checklist. Submit it.</w:t>
+      </w:r>
+    </w:p>
+    <w:p>
+      <w:pPr>
+        <w:pStyle w:val="ListParagraph"/>
+        <w:numPr>
+          <w:ilvl w:val="0"/>
+          <w:numId w:val="3"/>
+        </w:numPr>
+        <w:spacing w:after="60" w:before="60"/>
+      </w:pPr>
+      <w:r>
+        <w:rPr>
+          <w:rFonts w:ascii="Calibri" w:cs="Calibri" w:eastAsia="Calibri" w:hAnsi="Calibri"/>
+          <w:color w:val="1F2933"/>
+          <w:sz w:val="21"/>
+          <w:szCs w:val="21"/>
+        </w:rPr>
+        <w:t xml:space="preserve">Report a breakdown.</w:t>
+      </w:r>
+    </w:p>
+    <w:p>
+      <w:pPr>
+        <w:pStyle w:val="ListParagraph"/>
+        <w:numPr>
+          <w:ilvl w:val="0"/>
+          <w:numId w:val="3"/>
+        </w:numPr>
+        <w:spacing w:after="60" w:before="60"/>
+      </w:pPr>
+      <w:r>
+        <w:rPr>
+          <w:rFonts w:ascii="Calibri" w:cs="Calibri" w:eastAsia="Calibri" w:hAnsi="Calibri"/>
+          <w:b/>
+          <w:bCs/>
+          <w:color w:val="1F2933"/>
+          <w:sz w:val="21"/>
+          <w:szCs w:val="21"/>
+        </w:rPr>
+        <w:t xml:space="preserve">Explain the name dropdown.</w:t>
+      </w:r>
+      <w:r>
+        <w:rPr>
+          <w:rFonts w:ascii="Calibri" w:cs="Calibri" w:eastAsia="Calibri" w:hAnsi="Calibri"/>
+          <w:color w:val="1F2933"/>
+          <w:sz w:val="21"/>
+          <w:szCs w:val="21"/>
+        </w:rPr>
+        <w:t xml:space="preserve"> Say it plainly: *this is the only record of who did the work. Pick the wrong name and someone else gets asked about your job.*</w:t>
+      </w:r>
+    </w:p>
+    <w:p>
+      <w:pPr>
+        <w:pStyle w:val="Heading3"/>
+        <w:spacing w:after="100" w:before="240"/>
+      </w:pPr>
+      <w:r>
+        <w:rPr>
+          <w:rFonts w:ascii="Calibri" w:cs="Calibri" w:eastAsia="Calibri" w:hAnsi="Calibri"/>
+          <w:b/>
+          <w:bCs/>
+          <w:color w:val="2E86AB"/>
+          <w:sz w:val="22"/>
+          <w:szCs w:val="22"/>
+        </w:rPr>
+        <w:t xml:space="preserve">Train the supervisors — 1 hour</w:t>
       </w:r>
     </w:p>
     <w:p>
@@ -8967,16 +9368,35 @@
           <w:ilvl w:val="0"/>
           <w:numId w:val="2"/>
         </w:numPr>
-        <w:spacing w:after="60" w:before="60"/>
-      </w:pPr>
-      <w:r>
-        <w:rPr>
-          <w:rFonts w:ascii="Calibri" w:cs="Calibri" w:eastAsia="Calibri" w:hAnsi="Calibri"/>
-          <w:color w:val="1F2933"/>
-          <w:sz w:val="21"/>
-          <w:szCs w:val="21"/>
-        </w:rPr>
-        <w:t xml:space="preserve">Start a PM. Work through the checklist. Submit it.</w:t>
+        <w:spacing w:after="40" w:before="40"/>
+      </w:pPr>
+      <w:r>
+        <w:rPr>
+          <w:rFonts w:ascii="Calibri" w:cs="Calibri" w:eastAsia="Calibri" w:hAnsi="Calibri"/>
+          <w:color w:val="1F2933"/>
+          <w:sz w:val="21"/>
+          <w:szCs w:val="21"/>
+        </w:rPr>
+        <w:t xml:space="preserve">The </w:t>
+      </w:r>
+      <w:r>
+        <w:rPr>
+          <w:rFonts w:ascii="Consolas" w:cs="Consolas" w:eastAsia="Consolas" w:hAnsi="Consolas"/>
+          <w:color w:val="0C3549"/>
+          <w:sz w:val="19"/>
+          <w:szCs w:val="19"/>
+          <w:shd w:fill="F4F6F7" w:val="clear"/>
+        </w:rPr>
+        <w:t xml:space="preserve">My Allotted PM List</w:t>
+      </w:r>
+      <w:r>
+        <w:rPr>
+          <w:rFonts w:ascii="Calibri" w:cs="Calibri" w:eastAsia="Calibri" w:hAnsi="Calibri"/>
+          <w:color w:val="1F2933"/>
+          <w:sz w:val="21"/>
+          <w:szCs w:val="21"/>
+        </w:rPr>
+        <w:t xml:space="preserve"> view, and how rows disappear as work gets done</w:t>
       </w:r>
     </w:p>
     <w:p>
@@ -8986,16 +9406,16 @@
           <w:ilvl w:val="0"/>
           <w:numId w:val="2"/>
         </w:numPr>
-        <w:spacing w:after="60" w:before="60"/>
-      </w:pPr>
-      <w:r>
-        <w:rPr>
-          <w:rFonts w:ascii="Calibri" w:cs="Calibri" w:eastAsia="Calibri" w:hAnsi="Calibri"/>
-          <w:color w:val="1F2933"/>
-          <w:sz w:val="21"/>
-          <w:szCs w:val="21"/>
-        </w:rPr>
-        <w:t xml:space="preserve">Report a breakdown.</w:t>
+        <w:spacing w:after="40" w:before="40"/>
+      </w:pPr>
+      <w:r>
+        <w:rPr>
+          <w:rFonts w:ascii="Calibri" w:cs="Calibri" w:eastAsia="Calibri" w:hAnsi="Calibri"/>
+          <w:color w:val="1F2933"/>
+          <w:sz w:val="21"/>
+          <w:szCs w:val="21"/>
+        </w:rPr>
+        <w:t xml:space="preserve">The daily digest, and what to act on first</w:t>
       </w:r>
     </w:p>
     <w:p>
@@ -9005,44 +9425,16 @@
           <w:ilvl w:val="0"/>
           <w:numId w:val="2"/>
         </w:numPr>
-        <w:spacing w:after="60" w:before="60"/>
-      </w:pPr>
-      <w:r>
-        <w:rPr>
-          <w:rFonts w:ascii="Calibri" w:cs="Calibri" w:eastAsia="Calibri" w:hAnsi="Calibri"/>
-          <w:b/>
-          <w:bCs/>
-          <w:color w:val="1F2933"/>
-          <w:sz w:val="21"/>
-          <w:szCs w:val="21"/>
-        </w:rPr>
-        <w:t xml:space="preserve">Explain the name dropdown.</w:t>
-      </w:r>
-      <w:r>
-        <w:rPr>
-          <w:rFonts w:ascii="Calibri" w:cs="Calibri" w:eastAsia="Calibri" w:hAnsi="Calibri"/>
-          <w:color w:val="1F2933"/>
-          <w:sz w:val="21"/>
-          <w:szCs w:val="21"/>
-        </w:rPr>
-        <w:t xml:space="preserve"> Say it plainly: *this is the only record of who did the work. Pick the wrong name and someone else gets asked about your job.*</w:t>
-      </w:r>
-    </w:p>
-    <w:p>
-      <w:pPr>
-        <w:pStyle w:val="Heading3"/>
-        <w:spacing w:after="100" w:before="240"/>
-      </w:pPr>
-      <w:r>
-        <w:rPr>
-          <w:rFonts w:ascii="Calibri" w:cs="Calibri" w:eastAsia="Calibri" w:hAnsi="Calibri"/>
-          <w:b/>
-          <w:bCs/>
-          <w:color w:val="2E86AB"/>
-          <w:sz w:val="22"/>
-          <w:szCs w:val="22"/>
-        </w:rPr>
-        <w:t xml:space="preserve">Train the supervisors — 1 hour</w:t>
+        <w:spacing w:after="40" w:before="40"/>
+      </w:pPr>
+      <w:r>
+        <w:rPr>
+          <w:rFonts w:ascii="Calibri" w:cs="Calibri" w:eastAsia="Calibri" w:hAnsi="Calibri"/>
+          <w:color w:val="1F2933"/>
+          <w:sz w:val="21"/>
+          <w:szCs w:val="21"/>
+        </w:rPr>
+        <w:t xml:space="preserve">The planning page in Power BI, and the monthly plan</w:t>
       </w:r>
     </w:p>
     <w:p>
@@ -9050,83 +9442,7 @@
         <w:pStyle w:val="ListParagraph"/>
         <w:numPr>
           <w:ilvl w:val="0"/>
-          <w:numId w:val="3"/>
-        </w:numPr>
-        <w:spacing w:after="40" w:before="40"/>
-      </w:pPr>
-      <w:r>
-        <w:rPr>
-          <w:rFonts w:ascii="Calibri" w:cs="Calibri" w:eastAsia="Calibri" w:hAnsi="Calibri"/>
-          <w:color w:val="1F2933"/>
-          <w:sz w:val="21"/>
-          <w:szCs w:val="21"/>
-        </w:rPr>
-        <w:t xml:space="preserve">The </w:t>
-      </w:r>
-      <w:r>
-        <w:rPr>
-          <w:rFonts w:ascii="Consolas" w:cs="Consolas" w:eastAsia="Consolas" w:hAnsi="Consolas"/>
-          <w:color w:val="0C3549"/>
-          <w:sz w:val="19"/>
-          <w:szCs w:val="19"/>
-          <w:shd w:fill="F4F6F7" w:val="clear"/>
-        </w:rPr>
-        <w:t xml:space="preserve">My Allotted PM List</w:t>
-      </w:r>
-      <w:r>
-        <w:rPr>
-          <w:rFonts w:ascii="Calibri" w:cs="Calibri" w:eastAsia="Calibri" w:hAnsi="Calibri"/>
-          <w:color w:val="1F2933"/>
-          <w:sz w:val="21"/>
-          <w:szCs w:val="21"/>
-        </w:rPr>
-        <w:t xml:space="preserve"> view, and how rows disappear as work gets done</w:t>
-      </w:r>
-    </w:p>
-    <w:p>
-      <w:pPr>
-        <w:pStyle w:val="ListParagraph"/>
-        <w:numPr>
-          <w:ilvl w:val="0"/>
-          <w:numId w:val="3"/>
-        </w:numPr>
-        <w:spacing w:after="40" w:before="40"/>
-      </w:pPr>
-      <w:r>
-        <w:rPr>
-          <w:rFonts w:ascii="Calibri" w:cs="Calibri" w:eastAsia="Calibri" w:hAnsi="Calibri"/>
-          <w:color w:val="1F2933"/>
-          <w:sz w:val="21"/>
-          <w:szCs w:val="21"/>
-        </w:rPr>
-        <w:t xml:space="preserve">The daily digest, and what to act on first</w:t>
-      </w:r>
-    </w:p>
-    <w:p>
-      <w:pPr>
-        <w:pStyle w:val="ListParagraph"/>
-        <w:numPr>
-          <w:ilvl w:val="0"/>
-          <w:numId w:val="3"/>
-        </w:numPr>
-        <w:spacing w:after="40" w:before="40"/>
-      </w:pPr>
-      <w:r>
-        <w:rPr>
-          <w:rFonts w:ascii="Calibri" w:cs="Calibri" w:eastAsia="Calibri" w:hAnsi="Calibri"/>
-          <w:color w:val="1F2933"/>
-          <w:sz w:val="21"/>
-          <w:szCs w:val="21"/>
-        </w:rPr>
-        <w:t xml:space="preserve">The planning page in Power BI, and the monthly plan</w:t>
-      </w:r>
-    </w:p>
-    <w:p>
-      <w:pPr>
-        <w:pStyle w:val="ListParagraph"/>
-        <w:numPr>
-          <w:ilvl w:val="0"/>
-          <w:numId w:val="3"/>
+          <w:numId w:val="2"/>
         </w:numPr>
         <w:spacing w:after="40" w:before="40"/>
       </w:pPr>
@@ -10425,7 +10741,7 @@
         <w:pStyle w:val="ListParagraph"/>
         <w:numPr>
           <w:ilvl w:val="0"/>
-          <w:numId w:val="2"/>
+          <w:numId w:val="3"/>
         </w:numPr>
         <w:spacing w:after="60" w:before="60"/>
       </w:pPr>
@@ -10455,7 +10771,7 @@
         <w:pStyle w:val="ListParagraph"/>
         <w:numPr>
           <w:ilvl w:val="0"/>
-          <w:numId w:val="2"/>
+          <w:numId w:val="3"/>
         </w:numPr>
         <w:spacing w:after="60" w:before="60"/>
       </w:pPr>
@@ -10485,7 +10801,7 @@
         <w:pStyle w:val="ListParagraph"/>
         <w:numPr>
           <w:ilvl w:val="0"/>
-          <w:numId w:val="2"/>
+          <w:numId w:val="3"/>
         </w:numPr>
         <w:spacing w:after="60" w:before="60"/>
       </w:pPr>
@@ -10612,7 +10928,7 @@
           <w:sz w:val="17"/>
           <w:szCs w:val="17"/>
         </w:rPr>
-        <w:t xml:space="preserve"># Stage 1 — check and prepare the data</w:t>
+        <w:t xml:space="preserve"># Stage 1 — check the files arrived</w:t>
       </w:r>
     </w:p>
     <w:p>
@@ -10628,7 +10944,7 @@
           <w:sz w:val="17"/>
           <w:szCs w:val="17"/>
         </w:rPr>
-        <w:t xml:space="preserve">python tools/prepare_sharepoint_data.py --strict</w:t>
+        <w:t xml:space="preserve">Get-ChildItem sharepoint\data\*.csv | Measure-Object      # Count : 14</w:t>
       </w:r>
     </w:p>
     <w:p>
@@ -10772,7 +11088,7 @@
           <w:sz w:val="17"/>
           <w:szCs w:val="17"/>
         </w:rPr>
-        <w:t xml:space="preserve"># Stage 3 — load the data</w:t>
+        <w:t xml:space="preserve"># Stage 3 — load the data, then prove it worked</w:t>
       </w:r>
     </w:p>
     <w:p>
@@ -10820,7 +11136,7 @@
           <w:sz w:val="17"/>
           <w:szCs w:val="17"/>
         </w:rPr>
-        <w:t xml:space="preserve"> </w:t>
+        <w:t xml:space="preserve">.\verify_load.ps1     -SiteUrl "&lt;your site&gt;"</w:t>
       </w:r>
     </w:p>
     <w:p>
@@ -10836,71 +11152,7 @@
           <w:sz w:val="17"/>
           <w:szCs w:val="17"/>
         </w:rPr>
-        <w:t xml:space="preserve"># Stage 5 — QR stickers  (must say 30 passed, 0 failed)</w:t>
-      </w:r>
-    </w:p>
-    <w:p>
-      <w:pPr>
-        <w:shd w:fill="F4F6F7" w:val="clear"/>
-        <w:spacing w:after="0" w:before="0"/>
-        <w:ind w:left="170" w:right="170"/>
-      </w:pPr>
-      <w:r>
-        <w:rPr>
-          <w:rFonts w:ascii="Consolas" w:cs="Consolas" w:eastAsia="Consolas" w:hAnsi="Consolas"/>
-          <w:color w:val="0C3549"/>
-          <w:sz w:val="17"/>
-          <w:szCs w:val="17"/>
-        </w:rPr>
-        <w:t xml:space="preserve">python qr/generate_qr_labels.py --base-url "&lt;your site&gt;" --test</w:t>
-      </w:r>
-    </w:p>
-    <w:p>
-      <w:pPr>
-        <w:shd w:fill="F4F6F7" w:val="clear"/>
-        <w:spacing w:after="0" w:before="0"/>
-        <w:ind w:left="170" w:right="170"/>
-      </w:pPr>
-      <w:r>
-        <w:rPr>
-          <w:rFonts w:ascii="Consolas" w:cs="Consolas" w:eastAsia="Consolas" w:hAnsi="Consolas"/>
-          <w:color w:val="0C3549"/>
-          <w:sz w:val="17"/>
-          <w:szCs w:val="17"/>
-        </w:rPr>
         <w:t xml:space="preserve"> </w:t>
-      </w:r>
-    </w:p>
-    <w:p>
-      <w:pPr>
-        <w:shd w:fill="F4F6F7" w:val="clear"/>
-        <w:spacing w:after="0" w:before="0"/>
-        <w:ind w:left="170" w:right="170"/>
-      </w:pPr>
-      <w:r>
-        <w:rPr>
-          <w:rFonts w:ascii="Consolas" w:cs="Consolas" w:eastAsia="Consolas" w:hAnsi="Consolas"/>
-          <w:color w:val="0C3549"/>
-          <w:sz w:val="17"/>
-          <w:szCs w:val="17"/>
-        </w:rPr>
-        <w:t xml:space="preserve"># Any time — check the whole system is still sound</w:t>
-      </w:r>
-    </w:p>
-    <w:p>
-      <w:pPr>
-        <w:shd w:fill="F4F6F7" w:val="clear"/>
-        <w:spacing w:after="0" w:before="0"/>
-        <w:ind w:left="170" w:right="170"/>
-      </w:pPr>
-      <w:r>
-        <w:rPr>
-          <w:rFonts w:ascii="Consolas" w:cs="Consolas" w:eastAsia="Consolas" w:hAnsi="Consolas"/>
-          <w:color w:val="0C3549"/>
-          <w:sz w:val="17"/>
-          <w:szCs w:val="17"/>
-        </w:rPr>
-        <w:t xml:space="preserve">python tools/validate_model.py</w:t>
       </w:r>
     </w:p>
     <w:p>
@@ -10916,7 +11168,51 @@
           <w:sz w:val="17"/>
           <w:szCs w:val="17"/>
         </w:rPr>
-        <w:t xml:space="preserve">python tools/verify_measures.py</w:t>
+        <w:t xml:space="preserve"># If your tenant blocks the default app, add -ClientId "&lt;id&gt;" to all four.</w:t>
+      </w:r>
+    </w:p>
+    <w:p>
+      <w:pPr>
+        <w:spacing w:after="120" w:before="60"/>
+      </w:pPr>
+      <w:r>
+        <w:rPr>
+          <w:rFonts w:ascii="Calibri" w:cs="Calibri" w:eastAsia="Calibri" w:hAnsi="Calibri"/>
+          <w:b/>
+          <w:bCs/>
+          <w:color w:val="1F2933"/>
+          <w:sz w:val="21"/>
+          <w:szCs w:val="21"/>
+        </w:rPr>
+        <w:t xml:space="preserve">Stage 5 — QR stickers.</w:t>
+      </w:r>
+      <w:r>
+        <w:rPr>
+          <w:rFonts w:ascii="Calibri" w:cs="Calibri" w:eastAsia="Calibri" w:hAnsi="Calibri"/>
+          <w:color w:val="1F2933"/>
+          <w:sz w:val="21"/>
+          <w:szCs w:val="21"/>
+        </w:rPr>
+        <w:t xml:space="preserve"> Not a command. Open </w:t>
+      </w:r>
+      <w:r>
+        <w:rPr>
+          <w:rFonts w:ascii="Consolas" w:cs="Consolas" w:eastAsia="Consolas" w:hAnsi="Consolas"/>
+          <w:color w:val="0C3549"/>
+          <w:sz w:val="19"/>
+          <w:szCs w:val="19"/>
+          <w:shd w:fill="F4F6F7" w:val="clear"/>
+        </w:rPr>
+        <w:t xml:space="preserve">qr\browser\qr_labels.html</w:t>
+      </w:r>
+      <w:r>
+        <w:rPr>
+          <w:rFonts w:ascii="Calibri" w:cs="Calibri" w:eastAsia="Calibri" w:hAnsi="Calibri"/>
+          <w:color w:val="1F2933"/>
+          <w:sz w:val="21"/>
+          <w:szCs w:val="21"/>
+        </w:rPr>
+        <w:t xml:space="preserve"> in a browser, paste your site address, click Generate, scan one with your phone, Print.</w:t>
       </w:r>
     </w:p>
     <w:p>
@@ -12780,13 +13076,13 @@
     </w:lvlOverride>
   </w:num>
   <w:num w:numId="2">
-    <w:abstractNumId w:val="3"/>
+    <w:abstractNumId w:val="2"/>
     <w:lvlOverride w:ilvl="0">
       <w:startOverride w:val="1"/>
     </w:lvlOverride>
   </w:num>
   <w:num w:numId="3">
-    <w:abstractNumId w:val="2"/>
+    <w:abstractNumId w:val="3"/>
     <w:lvlOverride w:ilvl="0">
       <w:startOverride w:val="1"/>
     </w:lvlOverride>

--- a/pm-system/docs/STEP_BY_STEP_GUIDE.docx
+++ b/pm-system/docs/STEP_BY_STEP_GUIDE.docx
@@ -9223,7 +9223,7 @@
           <w:sz w:val="21"/>
           <w:szCs w:val="21"/>
         </w:rPr>
-        <w:t xml:space="preserve"> — one page, English and Tamil. Print it, laminate it, put one at every cell.</w:t>
+        <w:t xml:space="preserve"> — one page. Print it, laminate it, put one at every cell.</w:t>
       </w:r>
     </w:p>
     <w:p>

--- a/pm-system/docs/STEP_BY_STEP_GUIDE.docx
+++ b/pm-system/docs/STEP_BY_STEP_GUIDE.docx
@@ -4383,6 +4383,23 @@
     </w:p>
     <w:p>
       <w:pPr>
+        <w:pStyle w:val="Heading3"/>
+        <w:spacing w:after="100" w:before="240"/>
+      </w:pPr>
+      <w:r>
+        <w:rPr>
+          <w:rFonts w:ascii="Calibri" w:cs="Calibri" w:eastAsia="Calibri" w:hAnsi="Calibri"/>
+          <w:b/>
+          <w:bCs/>
+          <w:color w:val="2E86AB"/>
+          <w:sz w:val="22"/>
+          <w:szCs w:val="22"/>
+        </w:rPr>
+        <w:t xml:space="preserve">Copy the questions — do not retype them</w:t>
+      </w:r>
+    </w:p>
+    <w:p>
+      <w:pPr>
         <w:spacing w:after="120" w:before="60"/>
       </w:pPr>
       <w:r>
@@ -4394,16 +4411,94 @@
           <w:sz w:val="21"/>
           <w:szCs w:val="21"/>
         </w:rPr>
-        <w:t xml:space="preserve">`automate\FLOW_SPECS.md` §"The five forms" lists every question on every form, with the SharePoint column each one lands in.</w:t>
-      </w:r>
-      <w:r>
-        <w:rPr>
-          <w:rFonts w:ascii="Calibri" w:cs="Calibri" w:eastAsia="Calibri" w:hAnsi="Calibri"/>
-          <w:color w:val="1F2933"/>
-          <w:sz w:val="21"/>
-          <w:szCs w:val="21"/>
-        </w:rPr>
-        <w:t xml:space="preserve"> Build from there — this stage is the one where working from memory costs you a week.</w:t>
+        <w:t xml:space="preserve">Open `automate\FORMS_BUILD_SCRIPT.md`.</w:t>
+      </w:r>
+      <w:r>
+        <w:rPr>
+          <w:rFonts w:ascii="Calibri" w:cs="Calibri" w:eastAsia="Calibri" w:hAnsi="Calibri"/>
+          <w:color w:val="1F2933"/>
+          <w:sz w:val="21"/>
+          <w:szCs w:val="21"/>
+        </w:rPr>
+        <w:t xml:space="preserve"> It has all </w:t>
+      </w:r>
+      <w:r>
+        <w:rPr>
+          <w:rFonts w:ascii="Calibri" w:cs="Calibri" w:eastAsia="Calibri" w:hAnsi="Calibri"/>
+          <w:b/>
+          <w:bCs/>
+          <w:color w:val="1F2933"/>
+          <w:sz w:val="21"/>
+          <w:szCs w:val="21"/>
+        </w:rPr>
+        <w:t xml:space="preserve">140 questions</w:t>
+      </w:r>
+      <w:r>
+        <w:rPr>
+          <w:rFonts w:ascii="Calibri" w:cs="Calibri" w:eastAsia="Calibri" w:hAnsi="Calibri"/>
+          <w:color w:val="1F2933"/>
+          <w:sz w:val="21"/>
+          <w:szCs w:val="21"/>
+        </w:rPr>
+        <w:t xml:space="preserve"> written out in the order you enter them: every title, every subtitle, every choice list, generated straight from the master data.</w:t>
+      </w:r>
+    </w:p>
+    <w:p>
+      <w:pPr>
+        <w:spacing w:after="120" w:before="60"/>
+      </w:pPr>
+      <w:r>
+        <w:rPr>
+          <w:rFonts w:ascii="Calibri" w:cs="Calibri" w:eastAsia="Calibri" w:hAnsi="Calibri"/>
+          <w:color w:val="1F2933"/>
+          <w:sz w:val="21"/>
+          <w:szCs w:val="21"/>
+        </w:rPr>
+        <w:t xml:space="preserve">The checklist alone is 102 of those, and 51 of them carry an </w:t>
+      </w:r>
+      <w:r>
+        <w:rPr>
+          <w:rFonts w:ascii="Calibri" w:cs="Calibri" w:eastAsia="Calibri" w:hAnsi="Calibri"/>
+          <w:b/>
+          <w:bCs/>
+          <w:color w:val="1F2933"/>
+          <w:sz w:val="21"/>
+          <w:szCs w:val="21"/>
+        </w:rPr>
+        <w:t xml:space="preserve">acceptance standard</w:t>
+      </w:r>
+      <w:r>
+        <w:rPr>
+          <w:rFonts w:ascii="Calibri" w:cs="Calibri" w:eastAsia="Calibri" w:hAnsi="Calibri"/>
+          <w:color w:val="1F2933"/>
+          <w:sz w:val="21"/>
+          <w:szCs w:val="21"/>
+        </w:rPr>
+        <w:t xml:space="preserve"> — the actual limit the technician judges the machine against. Retyped by hand, "≤ 0.05 mm" becomes "&lt; 0.5 mm" on one line out of fifty-one, and a machine passes against a number ten times too loose. Nothing catches that. So copy.</w:t>
+      </w:r>
+    </w:p>
+    <w:p>
+      <w:pPr>
+        <w:spacing w:after="120" w:before="60"/>
+      </w:pPr>
+      <w:r>
+        <w:rPr>
+          <w:rFonts w:ascii="Consolas" w:cs="Consolas" w:eastAsia="Consolas" w:hAnsi="Consolas"/>
+          <w:color w:val="0C3549"/>
+          <w:sz w:val="19"/>
+          <w:szCs w:val="19"/>
+          <w:shd w:fill="F4F6F7" w:val="clear"/>
+        </w:rPr>
+        <w:t xml:space="preserve">automate\FLOW_SPECS.md</w:t>
+      </w:r>
+      <w:r>
+        <w:rPr>
+          <w:rFonts w:ascii="Calibri" w:cs="Calibri" w:eastAsia="Calibri" w:hAnsi="Calibri"/>
+          <w:color w:val="1F2933"/>
+          <w:sz w:val="21"/>
+          <w:szCs w:val="21"/>
+        </w:rPr>
+        <w:t xml:space="preserve"> §"The five forms" explains *why* the forms are shaped this way and which column each answer lands in. Read it once; build from the script.</w:t>
       </w:r>
     </w:p>
     <w:p>
